--- a/01-电源电路/01-线性稳压电路/多路输出稳压电路/多路输出稳压电路.docx
+++ b/01-电源电路/01-线性稳压电路/多路输出稳压电路/多路输出稳压电路.docx
@@ -3219,6 +3219,20 @@
     </w:p>
     <w:bookmarkEnd w:id="26"/>
     <w:bookmarkEnd w:id="27"/>
+    <w:p>
+      <w:pPr>
+        <w:spacing w:before="360"/>
+        <w:jc w:val="center"/>
+      </w:pPr>
+      <w:r>
+        <w:rPr>
+          <w:rFonts w:ascii="Times New Roman" w:hAnsi="Times New Roman"/>
+          <w:color w:val="555555"/>
+          <w:sz w:val="21"/>
+        </w:rPr>
+        <w:t>材料收集者：杜文杰</w:t>
+      </w:r>
+    </w:p>
     <w:sectPr>
       <w:headerReference r:id="rId9" w:type="default"/>
       <w:footerReference r:id="rId10" w:type="default"/>

--- a/01-电源电路/01-线性稳压电路/多路输出稳压电路/多路输出稳压电路.docx
+++ b/01-电源电路/01-线性稳压电路/多路输出稳压电路/多路输出稳压电路.docx
@@ -1,6 +1,6 @@
 
 <file path=word/document.xml><?xml version="1.0" encoding="utf-8"?>
-<w:document xmlns:w="http://schemas.openxmlformats.org/wordprocessingml/2006/main" xmlns:m="http://schemas.openxmlformats.org/officeDocument/2006/math" xmlns:r="http://schemas.openxmlformats.org/officeDocument/2006/relationships" xmlns:o="urn:schemas-microsoft-com:office:office" xmlns:v="urn:schemas-microsoft-com:vml" xmlns:w10="urn:schemas-microsoft-com:office:word" xmlns:a="http://schemas.openxmlformats.org/drawingml/2006/main" xmlns:pic="http://schemas.openxmlformats.org/drawingml/2006/picture" xmlns:wp="http://schemas.openxmlformats.org/drawingml/2006/wordprocessingDrawing">
+<w:document xmlns:m="http://schemas.openxmlformats.org/officeDocument/2006/math" xmlns:r="http://schemas.openxmlformats.org/officeDocument/2006/relationships" xmlns:w="http://schemas.openxmlformats.org/wordprocessingml/2006/main" xmlns:o="urn:schemas-microsoft-com:office:office" xmlns:v="urn:schemas-microsoft-com:vml" xmlns:w10="urn:schemas-microsoft-com:office:word" xmlns:a="http://schemas.openxmlformats.org/drawingml/2006/main" xmlns:pic="http://schemas.openxmlformats.org/drawingml/2006/picture" xmlns:wp="http://schemas.openxmlformats.org/drawingml/2006/wordprocessingDrawing">
   <w:body>
     <w:bookmarkStart w:id="27" w:name="多路输出稳压电路"/>
     <w:p>
@@ -9,7 +9,7 @@
       </w:pPr>
       <w:r>
         <w:rPr>
-          <w:rFonts w:hint="eastAsia"/>
+          <w:rFonts w:hint="eastAsia" w:eastAsia="黑体"/>
         </w:rPr>
         <w:t xml:space="preserve">多路输出稳压电路</w:t>
       </w:r>
@@ -21,7 +21,7 @@
       </w:pPr>
       <w:r>
         <w:rPr>
-          <w:rFonts w:hint="eastAsia"/>
+          <w:rFonts w:hint="eastAsia" w:eastAsia="黑体"/>
         </w:rPr>
         <w:t xml:space="preserve">拓扑描述</w:t>
       </w:r>
@@ -32,16 +32,19 @@
       </w:pPr>
       <w:r>
         <w:rPr>
-          <w:rFonts w:hint="eastAsia"/>
+          <w:rFonts w:hint="eastAsia" w:eastAsia="黑体"/>
         </w:rPr>
         <w:t xml:space="preserve">由</w:t>
       </w:r>
       <w:r>
+        <w:rPr>
+          <w:rFonts w:eastAsia="黑体"/>
+        </w:rPr>
         <w:t xml:space="preserve"> </w:t>
       </w:r>
       <w:r>
         <w:rPr>
-          <w:rFonts w:hint="eastAsia"/>
+          <w:rFonts w:hint="eastAsia" w:eastAsia="黑体"/>
           <w:b/>
           <w:bCs/>
         </w:rPr>
@@ -49,11 +52,14 @@
       </w:r>
       <w:r>
         <w:rPr>
-          <w:rFonts w:hint="eastAsia"/>
+          <w:rFonts w:hint="eastAsia" w:eastAsia="黑体"/>
         </w:rPr>
         <w:t xml:space="preserve">（由输入电压</w:t>
       </w:r>
       <w:r>
+        <w:rPr>
+          <w:rFonts w:eastAsia="黑体"/>
+        </w:rPr>
         <w:t xml:space="preserve"> </w:t>
       </w:r>
       <m:oMath>
@@ -74,20 +80,26 @@
         </m:sSub>
       </m:oMath>
       <w:r>
+        <w:rPr>
+          <w:rFonts w:eastAsia="黑体"/>
+        </w:rPr>
         <w:t xml:space="preserve"> </w:t>
       </w:r>
       <w:r>
         <w:rPr>
-          <w:rFonts w:hint="eastAsia"/>
+          <w:rFonts w:hint="eastAsia" w:eastAsia="黑体"/>
         </w:rPr>
         <w:t xml:space="preserve">供给）与</w:t>
       </w:r>
       <w:r>
+        <w:rPr>
+          <w:rFonts w:eastAsia="黑体"/>
+        </w:rPr>
         <w:t xml:space="preserve"> </w:t>
       </w:r>
       <w:r>
         <w:rPr>
-          <w:rFonts w:hint="eastAsia"/>
+          <w:rFonts w:hint="eastAsia" w:eastAsia="黑体"/>
           <w:b/>
           <w:bCs/>
         </w:rPr>
@@ -95,6 +107,7 @@
       </w:r>
       <w:r>
         <w:rPr>
+          <w:rFonts w:eastAsia="黑体"/>
           <w:b/>
           <w:bCs/>
         </w:rPr>
@@ -152,25 +165,31 @@
       </m:oMath>
       <w:r>
         <w:rPr>
-          <w:rFonts w:hint="eastAsia"/>
+          <w:rFonts w:hint="eastAsia" w:eastAsia="黑体"/>
         </w:rPr>
         <w:t xml:space="preserve">（78xx</w:t>
       </w:r>
       <w:r>
+        <w:rPr>
+          <w:rFonts w:eastAsia="黑体"/>
+        </w:rPr>
         <w:t xml:space="preserve"> / LDO / </w:t>
       </w:r>
       <w:r>
         <w:rPr>
-          <w:rFonts w:hint="eastAsia"/>
+          <w:rFonts w:hint="eastAsia" w:eastAsia="黑体"/>
         </w:rPr>
         <w:t xml:space="preserve">LM317），每路各配</w:t>
       </w:r>
       <w:r>
+        <w:rPr>
+          <w:rFonts w:eastAsia="黑体"/>
+        </w:rPr>
         <w:t xml:space="preserve"> </w:t>
       </w:r>
       <w:r>
         <w:rPr>
-          <w:rFonts w:hint="eastAsia"/>
+          <w:rFonts w:hint="eastAsia" w:eastAsia="黑体"/>
           <w:b/>
           <w:bCs/>
         </w:rPr>
@@ -178,6 +197,7 @@
       </w:r>
       <w:r>
         <w:rPr>
+          <w:rFonts w:eastAsia="黑体"/>
           <w:b/>
           <w:bCs/>
         </w:rPr>
@@ -208,6 +228,7 @@
       </m:oMath>
       <w:r>
         <w:rPr>
+          <w:rFonts w:eastAsia="黑体"/>
           <w:b/>
           <w:bCs/>
         </w:rPr>
@@ -237,20 +258,26 @@
         </m:sSub>
       </m:oMath>
       <w:r>
+        <w:rPr>
+          <w:rFonts w:eastAsia="黑体"/>
+        </w:rPr>
         <w:t xml:space="preserve"> </w:t>
       </w:r>
       <w:r>
         <w:rPr>
-          <w:rFonts w:hint="eastAsia"/>
+          <w:rFonts w:hint="eastAsia" w:eastAsia="黑体"/>
         </w:rPr>
         <w:t xml:space="preserve">与</w:t>
       </w:r>
       <w:r>
+        <w:rPr>
+          <w:rFonts w:eastAsia="黑体"/>
+        </w:rPr>
         <w:t xml:space="preserve"> </w:t>
       </w:r>
       <w:r>
         <w:rPr>
-          <w:rFonts w:hint="eastAsia"/>
+          <w:rFonts w:hint="eastAsia" w:eastAsia="黑体"/>
           <w:b/>
           <w:bCs/>
         </w:rPr>
@@ -258,6 +285,7 @@
       </w:r>
       <w:r>
         <w:rPr>
+          <w:rFonts w:eastAsia="黑体"/>
           <w:b/>
           <w:bCs/>
         </w:rPr>
@@ -288,6 +316,7 @@
       </m:oMath>
       <w:r>
         <w:rPr>
+          <w:rFonts w:eastAsia="黑体"/>
           <w:b/>
           <w:bCs/>
         </w:rPr>
@@ -317,26 +346,32 @@
         </m:sSub>
       </m:oMath>
       <w:r>
+        <w:rPr>
+          <w:rFonts w:eastAsia="黑体"/>
+        </w:rPr>
         <w:t xml:space="preserve"> </w:t>
       </w:r>
       <w:r>
         <w:rPr>
-          <w:rFonts w:hint="eastAsia"/>
+          <w:rFonts w:hint="eastAsia" w:eastAsia="黑体"/>
         </w:rPr>
         <w:t xml:space="preserve">组成的多路稳压电路。电路共有</w:t>
       </w:r>
       <w:r>
+        <w:rPr>
+          <w:rFonts w:eastAsia="黑体"/>
+        </w:rPr>
         <w:t xml:space="preserve"> 4 </w:t>
       </w:r>
       <w:r>
         <w:rPr>
-          <w:rFonts w:hint="eastAsia"/>
+          <w:rFonts w:hint="eastAsia" w:eastAsia="黑体"/>
         </w:rPr>
         <w:t xml:space="preserve">类关键节点：</w:t>
       </w:r>
       <w:r>
         <w:rPr>
-          <w:rFonts w:hint="eastAsia"/>
+          <w:rFonts w:hint="eastAsia" w:eastAsia="黑体"/>
           <w:b/>
           <w:bCs/>
         </w:rPr>
@@ -344,6 +379,7 @@
       </w:r>
       <w:r>
         <w:rPr>
+          <w:rFonts w:eastAsia="黑体"/>
           <w:b/>
           <w:bCs/>
         </w:rPr>
@@ -351,7 +387,7 @@
       </w:r>
       <w:r>
         <w:rPr>
-          <w:rFonts w:hint="eastAsia"/>
+          <w:rFonts w:hint="eastAsia" w:eastAsia="黑体"/>
           <w:b/>
           <w:bCs/>
         </w:rPr>
@@ -359,7 +395,7 @@
       </w:r>
       <w:r>
         <w:rPr>
-          <w:rFonts w:hint="eastAsia"/>
+          <w:rFonts w:hint="eastAsia" w:eastAsia="黑体"/>
         </w:rPr>
         <w:t xml:space="preserve">（</w:t>
       </w:r>
@@ -381,26 +417,32 @@
         </m:sSub>
       </m:oMath>
       <w:r>
+        <w:rPr>
+          <w:rFonts w:eastAsia="黑体"/>
+        </w:rPr>
         <w:t xml:space="preserve"> </w:t>
       </w:r>
       <w:r>
         <w:rPr>
-          <w:rFonts w:hint="eastAsia"/>
+          <w:rFonts w:hint="eastAsia" w:eastAsia="黑体"/>
         </w:rPr>
         <w:t xml:space="preserve">与各路稳压器的输入脚</w:t>
       </w:r>
       <w:r>
+        <w:rPr>
+          <w:rFonts w:eastAsia="黑体"/>
+        </w:rPr>
         <w:t xml:space="preserve"> </w:t>
       </w:r>
       <w:r>
         <w:rPr>
-          <w:rFonts w:hint="eastAsia"/>
+          <w:rFonts w:hint="eastAsia" w:eastAsia="黑体"/>
         </w:rPr>
         <w:t xml:space="preserve">IN、各输入电容一端相连）；</w:t>
       </w:r>
       <w:r>
         <w:rPr>
-          <w:rFonts w:hint="eastAsia"/>
+          <w:rFonts w:hint="eastAsia" w:eastAsia="黑体"/>
           <w:b/>
           <w:bCs/>
         </w:rPr>
@@ -408,6 +450,7 @@
       </w:r>
       <w:r>
         <w:rPr>
+          <w:rFonts w:eastAsia="黑体"/>
           <w:b/>
           <w:bCs/>
         </w:rPr>
@@ -415,7 +458,7 @@
       </w:r>
       <w:r>
         <w:rPr>
-          <w:rFonts w:hint="eastAsia"/>
+          <w:rFonts w:hint="eastAsia" w:eastAsia="黑体"/>
           <w:b/>
           <w:bCs/>
         </w:rPr>
@@ -423,6 +466,7 @@
       </w:r>
       <w:r>
         <w:rPr>
+          <w:rFonts w:eastAsia="黑体"/>
           <w:b/>
           <w:bCs/>
         </w:rPr>
@@ -459,11 +503,14 @@
       </m:oMath>
       <w:r>
         <w:rPr>
-          <w:rFonts w:hint="eastAsia"/>
+          <w:rFonts w:hint="eastAsia" w:eastAsia="黑体"/>
         </w:rPr>
         <w:t xml:space="preserve">（第</w:t>
       </w:r>
       <w:r>
+        <w:rPr>
+          <w:rFonts w:eastAsia="黑体"/>
+        </w:rPr>
         <w:t xml:space="preserve"> </w:t>
       </w:r>
       <m:oMath>
@@ -472,15 +519,21 @@
         </m:r>
       </m:oMath>
       <w:r>
+        <w:rPr>
+          <w:rFonts w:eastAsia="黑体"/>
+        </w:rPr>
         <w:t xml:space="preserve"> </w:t>
       </w:r>
       <w:r>
         <w:rPr>
-          <w:rFonts w:hint="eastAsia"/>
+          <w:rFonts w:hint="eastAsia" w:eastAsia="黑体"/>
         </w:rPr>
         <w:t xml:space="preserve">路稳压器</w:t>
       </w:r>
       <w:r>
+        <w:rPr>
+          <w:rFonts w:eastAsia="黑体"/>
+        </w:rPr>
         <w:t xml:space="preserve"> OUT、</w:t>
       </w:r>
       <m:oMath>
@@ -507,15 +560,21 @@
         </m:sSub>
       </m:oMath>
       <w:r>
+        <w:rPr>
+          <w:rFonts w:eastAsia="黑体"/>
+        </w:rPr>
         <w:t xml:space="preserve"> </w:t>
       </w:r>
       <w:r>
         <w:rPr>
-          <w:rFonts w:hint="eastAsia"/>
+          <w:rFonts w:hint="eastAsia" w:eastAsia="黑体"/>
         </w:rPr>
         <w:t xml:space="preserve">一端、输出电容</w:t>
       </w:r>
       <w:r>
+        <w:rPr>
+          <w:rFonts w:eastAsia="黑体"/>
+        </w:rPr>
         <w:t xml:space="preserve"> </w:t>
       </w:r>
       <m:oMath>
@@ -542,17 +601,20 @@
         </m:sSub>
       </m:oMath>
       <w:r>
+        <w:rPr>
+          <w:rFonts w:eastAsia="黑体"/>
+        </w:rPr>
         <w:t xml:space="preserve"> </w:t>
       </w:r>
       <w:r>
         <w:rPr>
-          <w:rFonts w:hint="eastAsia"/>
+          <w:rFonts w:hint="eastAsia" w:eastAsia="黑体"/>
         </w:rPr>
         <w:t xml:space="preserve">一端相连）；</w:t>
       </w:r>
       <w:r>
         <w:rPr>
-          <w:rFonts w:hint="eastAsia"/>
+          <w:rFonts w:hint="eastAsia" w:eastAsia="黑体"/>
           <w:b/>
           <w:bCs/>
         </w:rPr>
@@ -560,6 +622,7 @@
       </w:r>
       <w:r>
         <w:rPr>
+          <w:rFonts w:eastAsia="黑体"/>
           <w:b/>
           <w:bCs/>
         </w:rPr>
@@ -567,7 +630,7 @@
       </w:r>
       <w:r>
         <w:rPr>
-          <w:rFonts w:hint="eastAsia"/>
+          <w:rFonts w:hint="eastAsia" w:eastAsia="黑体"/>
           <w:b/>
           <w:bCs/>
         </w:rPr>
@@ -575,6 +638,7 @@
       </w:r>
       <w:r>
         <w:rPr>
+          <w:rFonts w:eastAsia="黑体"/>
           <w:b/>
           <w:bCs/>
         </w:rPr>
@@ -596,11 +660,14 @@
       </m:oMath>
       <w:r>
         <w:rPr>
-          <w:rFonts w:hint="eastAsia"/>
+          <w:rFonts w:hint="eastAsia" w:eastAsia="黑体"/>
         </w:rPr>
         <w:t xml:space="preserve">（可调路中</w:t>
       </w:r>
       <w:r>
+        <w:rPr>
+          <w:rFonts w:eastAsia="黑体"/>
+        </w:rPr>
         <w:t xml:space="preserve"> </w:t>
       </w:r>
       <m:oMath>
@@ -627,11 +694,14 @@
         </m:sSub>
       </m:oMath>
       <w:r>
+        <w:rPr>
+          <w:rFonts w:eastAsia="黑体"/>
+        </w:rPr>
         <w:t xml:space="preserve"> </w:t>
       </w:r>
       <w:r>
         <w:rPr>
-          <w:rFonts w:hint="eastAsia"/>
+          <w:rFonts w:hint="eastAsia" w:eastAsia="黑体"/>
         </w:rPr>
         <w:t xml:space="preserve">另一端、</w:t>
       </w:r>
@@ -659,26 +729,32 @@
         </m:sSub>
       </m:oMath>
       <w:r>
+        <w:rPr>
+          <w:rFonts w:eastAsia="黑体"/>
+        </w:rPr>
         <w:t xml:space="preserve"> </w:t>
       </w:r>
       <w:r>
         <w:rPr>
-          <w:rFonts w:hint="eastAsia"/>
+          <w:rFonts w:hint="eastAsia" w:eastAsia="黑体"/>
         </w:rPr>
         <w:t xml:space="preserve">一端、稳压器</w:t>
       </w:r>
       <w:r>
+        <w:rPr>
+          <w:rFonts w:eastAsia="黑体"/>
+        </w:rPr>
         <w:t xml:space="preserve"> ADJ </w:t>
       </w:r>
       <w:r>
         <w:rPr>
-          <w:rFonts w:hint="eastAsia"/>
+          <w:rFonts w:hint="eastAsia" w:eastAsia="黑体"/>
         </w:rPr>
         <w:t xml:space="preserve">相连）；</w:t>
       </w:r>
       <w:r>
         <w:rPr>
-          <w:rFonts w:hint="eastAsia"/>
+          <w:rFonts w:hint="eastAsia" w:eastAsia="黑体"/>
           <w:b/>
           <w:bCs/>
         </w:rPr>
@@ -686,6 +762,7 @@
       </w:r>
       <w:r>
         <w:rPr>
+          <w:rFonts w:eastAsia="黑体"/>
           <w:b/>
           <w:bCs/>
         </w:rPr>
@@ -693,7 +770,7 @@
       </w:r>
       <w:r>
         <w:rPr>
-          <w:rFonts w:hint="eastAsia"/>
+          <w:rFonts w:hint="eastAsia" w:eastAsia="黑体"/>
           <w:b/>
           <w:bCs/>
         </w:rPr>
@@ -701,6 +778,7 @@
       </w:r>
       <w:r>
         <w:rPr>
+          <w:rFonts w:eastAsia="黑体"/>
           <w:b/>
           <w:bCs/>
         </w:rPr>
@@ -708,7 +786,7 @@
       </w:r>
       <w:r>
         <w:rPr>
-          <w:rFonts w:hint="eastAsia"/>
+          <w:rFonts w:hint="eastAsia" w:eastAsia="黑体"/>
         </w:rPr>
         <w:t xml:space="preserve">（</w:t>
       </w:r>
@@ -730,11 +808,14 @@
         </m:sSub>
       </m:oMath>
       <w:r>
+        <w:rPr>
+          <w:rFonts w:eastAsia="黑体"/>
+        </w:rPr>
         <w:t xml:space="preserve"> </w:t>
       </w:r>
       <w:r>
         <w:rPr>
-          <w:rFonts w:hint="eastAsia"/>
+          <w:rFonts w:hint="eastAsia" w:eastAsia="黑体"/>
         </w:rPr>
         <w:t xml:space="preserve">负端、各路稳压器公共脚、各路电容另一端、</w:t>
       </w:r>
@@ -762,11 +843,14 @@
         </m:sSub>
       </m:oMath>
       <w:r>
+        <w:rPr>
+          <w:rFonts w:eastAsia="黑体"/>
+        </w:rPr>
         <w:t xml:space="preserve"> </w:t>
       </w:r>
       <w:r>
         <w:rPr>
-          <w:rFonts w:hint="eastAsia"/>
+          <w:rFonts w:hint="eastAsia" w:eastAsia="黑体"/>
         </w:rPr>
         <w:t xml:space="preserve">另一端相连）。</w:t>
       </w:r>
@@ -775,11 +859,14 @@
       <w:pPr/>
       <w:r>
         <w:rPr>
-          <w:rFonts w:hint="eastAsia"/>
+          <w:rFonts w:hint="eastAsia" w:eastAsia="黑体"/>
         </w:rPr>
         <w:t xml:space="preserve">各元件管脚连接（以第</w:t>
       </w:r>
       <w:r>
+        <w:rPr>
+          <w:rFonts w:eastAsia="黑体"/>
+        </w:rPr>
         <w:t xml:space="preserve"> </w:t>
       </w:r>
       <m:oMath>
@@ -788,11 +875,14 @@
         </m:r>
       </m:oMath>
       <w:r>
+        <w:rPr>
+          <w:rFonts w:eastAsia="黑体"/>
+        </w:rPr>
         <w:t xml:space="preserve"> </w:t>
       </w:r>
       <w:r>
         <w:rPr>
-          <w:rFonts w:hint="eastAsia"/>
+          <w:rFonts w:hint="eastAsia" w:eastAsia="黑体"/>
         </w:rPr>
         <w:t xml:space="preserve">路为例）：</w:t>
       </w:r>
@@ -812,43 +902,55 @@
       </m:oMath>
       <w:r>
         <w:rPr>
-          <w:rFonts w:hint="eastAsia"/>
+          <w:rFonts w:hint="eastAsia" w:eastAsia="黑体"/>
         </w:rPr>
         <w:t xml:space="preserve">（固定型）的</w:t>
       </w:r>
       <w:r>
+        <w:rPr>
+          <w:rFonts w:eastAsia="黑体"/>
+        </w:rPr>
         <w:t xml:space="preserve"> IN </w:t>
       </w:r>
       <w:r>
         <w:rPr>
-          <w:rFonts w:hint="eastAsia"/>
+          <w:rFonts w:hint="eastAsia" w:eastAsia="黑体"/>
         </w:rPr>
         <w:t xml:space="preserve">接输入母线节点、OUT</w:t>
       </w:r>
       <w:r>
+        <w:rPr>
+          <w:rFonts w:eastAsia="黑体"/>
+        </w:rPr>
         <w:t xml:space="preserve"> </w:t>
       </w:r>
       <w:r>
         <w:rPr>
-          <w:rFonts w:hint="eastAsia"/>
+          <w:rFonts w:hint="eastAsia" w:eastAsia="黑体"/>
         </w:rPr>
         <w:t xml:space="preserve">接该路输出节点、公共脚</w:t>
       </w:r>
       <w:r>
+        <w:rPr>
+          <w:rFonts w:eastAsia="黑体"/>
+        </w:rPr>
         <w:t xml:space="preserve"> GND </w:t>
       </w:r>
       <w:r>
         <w:rPr>
-          <w:rFonts w:hint="eastAsia"/>
+          <w:rFonts w:hint="eastAsia" w:eastAsia="黑体"/>
         </w:rPr>
         <w:t xml:space="preserve">接地节点</w:t>
       </w:r>
       <w:r>
+        <w:rPr>
+          <w:rFonts w:eastAsia="黑体"/>
+        </w:rPr>
         <w:t xml:space="preserve"> </w:t>
       </w:r>
       <w:r>
         <w:rPr>
-          <w:rFonts w:hint="eastAsia"/>
+          <w:rFonts w:hint="eastAsia" w:eastAsia="黑体"/>
         </w:rPr>
         <w:t xml:space="preserve">GND；</w:t>
       </w:r>
@@ -868,34 +970,43 @@
       </m:oMath>
       <w:r>
         <w:rPr>
-          <w:rFonts w:hint="eastAsia"/>
+          <w:rFonts w:hint="eastAsia" w:eastAsia="黑体"/>
         </w:rPr>
         <w:t xml:space="preserve">（可调型）的</w:t>
       </w:r>
       <w:r>
+        <w:rPr>
+          <w:rFonts w:eastAsia="黑体"/>
+        </w:rPr>
         <w:t xml:space="preserve"> IN </w:t>
       </w:r>
       <w:r>
         <w:rPr>
-          <w:rFonts w:hint="eastAsia"/>
+          <w:rFonts w:hint="eastAsia" w:eastAsia="黑体"/>
         </w:rPr>
         <w:t xml:space="preserve">接输入母线节点、OUT</w:t>
       </w:r>
       <w:r>
+        <w:rPr>
+          <w:rFonts w:eastAsia="黑体"/>
+        </w:rPr>
         <w:t xml:space="preserve"> </w:t>
       </w:r>
       <w:r>
         <w:rPr>
-          <w:rFonts w:hint="eastAsia"/>
+          <w:rFonts w:hint="eastAsia" w:eastAsia="黑体"/>
         </w:rPr>
         <w:t xml:space="preserve">接该路输出节点、ADJ</w:t>
       </w:r>
       <w:r>
+        <w:rPr>
+          <w:rFonts w:eastAsia="黑体"/>
+        </w:rPr>
         <w:t xml:space="preserve"> </w:t>
       </w:r>
       <w:r>
         <w:rPr>
-          <w:rFonts w:hint="eastAsia"/>
+          <w:rFonts w:hint="eastAsia" w:eastAsia="黑体"/>
         </w:rPr>
         <w:t xml:space="preserve">接该路调整节点；</w:t>
       </w:r>
@@ -923,11 +1034,14 @@
         </m:sSub>
       </m:oMath>
       <w:r>
+        <w:rPr>
+          <w:rFonts w:eastAsia="黑体"/>
+        </w:rPr>
         <w:t xml:space="preserve"> </w:t>
       </w:r>
       <w:r>
         <w:rPr>
-          <w:rFonts w:hint="eastAsia"/>
+          <w:rFonts w:hint="eastAsia" w:eastAsia="黑体"/>
         </w:rPr>
         <w:t xml:space="preserve">一端接该路输出节点、另一端接该路调整节点；</w:t>
       </w:r>
@@ -955,26 +1069,32 @@
         </m:sSub>
       </m:oMath>
       <w:r>
+        <w:rPr>
+          <w:rFonts w:eastAsia="黑体"/>
+        </w:rPr>
         <w:t xml:space="preserve"> </w:t>
       </w:r>
       <w:r>
         <w:rPr>
-          <w:rFonts w:hint="eastAsia"/>
+          <w:rFonts w:hint="eastAsia" w:eastAsia="黑体"/>
         </w:rPr>
         <w:t xml:space="preserve">一端接该路调整节点、另一端接地节点</w:t>
       </w:r>
       <w:r>
+        <w:rPr>
+          <w:rFonts w:eastAsia="黑体"/>
+        </w:rPr>
         <w:t xml:space="preserve"> </w:t>
       </w:r>
       <w:r>
         <w:rPr>
-          <w:rFonts w:hint="eastAsia"/>
+          <w:rFonts w:hint="eastAsia" w:eastAsia="黑体"/>
         </w:rPr>
         <w:t xml:space="preserve">GND；</w:t>
       </w:r>
       <w:r>
         <w:rPr>
-          <w:rFonts w:hint="eastAsia"/>
+          <w:rFonts w:hint="eastAsia" w:eastAsia="黑体"/>
           <w:b/>
           <w:bCs/>
         </w:rPr>
@@ -982,6 +1102,7 @@
       </w:r>
       <w:r>
         <w:rPr>
+          <w:rFonts w:eastAsia="黑体"/>
           <w:b/>
           <w:bCs/>
         </w:rPr>
@@ -1011,26 +1132,32 @@
         </m:sSub>
       </m:oMath>
       <w:r>
+        <w:rPr>
+          <w:rFonts w:eastAsia="黑体"/>
+        </w:rPr>
         <w:t xml:space="preserve"> </w:t>
       </w:r>
       <w:r>
         <w:rPr>
-          <w:rFonts w:hint="eastAsia"/>
+          <w:rFonts w:hint="eastAsia" w:eastAsia="黑体"/>
         </w:rPr>
         <w:t xml:space="preserve">一端接输入母线节点、另一端接地节点</w:t>
       </w:r>
       <w:r>
+        <w:rPr>
+          <w:rFonts w:eastAsia="黑体"/>
+        </w:rPr>
         <w:t xml:space="preserve"> </w:t>
       </w:r>
       <w:r>
         <w:rPr>
-          <w:rFonts w:hint="eastAsia"/>
+          <w:rFonts w:hint="eastAsia" w:eastAsia="黑体"/>
         </w:rPr>
         <w:t xml:space="preserve">GND；</w:t>
       </w:r>
       <w:r>
         <w:rPr>
-          <w:rFonts w:hint="eastAsia"/>
+          <w:rFonts w:hint="eastAsia" w:eastAsia="黑体"/>
           <w:b/>
           <w:bCs/>
         </w:rPr>
@@ -1038,6 +1165,7 @@
       </w:r>
       <w:r>
         <w:rPr>
+          <w:rFonts w:eastAsia="黑体"/>
           <w:b/>
           <w:bCs/>
         </w:rPr>
@@ -1067,15 +1195,21 @@
         </m:sSub>
       </m:oMath>
       <w:r>
+        <w:rPr>
+          <w:rFonts w:eastAsia="黑体"/>
+        </w:rPr>
         <w:t xml:space="preserve"> </w:t>
       </w:r>
       <w:r>
         <w:rPr>
-          <w:rFonts w:hint="eastAsia"/>
+          <w:rFonts w:hint="eastAsia" w:eastAsia="黑体"/>
         </w:rPr>
         <w:t xml:space="preserve">一端接该路输出节点、另一端接地节点</w:t>
       </w:r>
       <w:r>
+        <w:rPr>
+          <w:rFonts w:eastAsia="黑体"/>
+        </w:rPr>
         <w:t xml:space="preserve"> GND。</w:t>
       </w:r>
     </w:p>
@@ -1083,20 +1217,26 @@
       <w:pPr/>
       <w:r>
         <w:rPr>
-          <w:rFonts w:hint="eastAsia"/>
+          <w:rFonts w:hint="eastAsia" w:eastAsia="黑体"/>
         </w:rPr>
         <w:t xml:space="preserve">由此构成”多路稳压器并联在同一输入母线上、各自独立稳压并输出不同电压（如</w:t>
       </w:r>
       <w:r>
+        <w:rPr>
+          <w:rFonts w:eastAsia="黑体"/>
+        </w:rPr>
         <w:t xml:space="preserve"> 5 V、3.3 V、1.8 </w:t>
       </w:r>
       <w:r>
         <w:rPr>
-          <w:rFonts w:hint="eastAsia"/>
+          <w:rFonts w:hint="eastAsia" w:eastAsia="黑体"/>
         </w:rPr>
         <w:t xml:space="preserve">V）“的多路输出组态，可调路</w:t>
       </w:r>
       <w:r>
+        <w:rPr>
+          <w:rFonts w:eastAsia="黑体"/>
+        </w:rPr>
         <w:t xml:space="preserve"> </w:t>
       </w:r>
       <m:oMath>
@@ -1223,7 +1363,7 @@
       </m:oMath>
       <w:r>
         <w:rPr>
-          <w:rFonts w:hint="eastAsia"/>
+          <w:rFonts w:hint="eastAsia" w:eastAsia="黑体"/>
         </w:rPr>
         <w:t xml:space="preserve">、固定路为额定值，各路共地、输出互不影响。</w:t>
       </w:r>
@@ -1236,7 +1376,7 @@
       </w:pPr>
       <w:r>
         <w:rPr>
-          <w:rFonts w:hint="eastAsia"/>
+          <w:rFonts w:hint="eastAsia" w:eastAsia="黑体"/>
         </w:rPr>
         <w:t xml:space="preserve">工作原理</w:t>
       </w:r>
@@ -1247,7 +1387,7 @@
       </w:pPr>
       <w:r>
         <w:rPr>
-          <w:rFonts w:hint="eastAsia"/>
+          <w:rFonts w:hint="eastAsia" w:eastAsia="黑体"/>
         </w:rPr>
         <w:t xml:space="preserve">输入母线（可以是整流滤波后的直流或一个前级电源）并联供给多路稳压器，每路稳压器独立完成基准比较与调整，输出各自的稳定电压。各路仅共享输入与地，输出互不影响（在输入容量足够的条件下）。</w:t>
       </w:r>
@@ -1260,7 +1400,7 @@
       </w:pPr>
       <w:r>
         <w:rPr>
-          <w:rFonts w:hint="eastAsia"/>
+          <w:rFonts w:hint="eastAsia" w:eastAsia="黑体"/>
         </w:rPr>
         <w:t xml:space="preserve">关键计算公式</w:t>
       </w:r>
@@ -1274,16 +1414,19 @@
       </w:pPr>
       <w:r>
         <w:rPr>
-          <w:rFonts w:hint="eastAsia"/>
+          <w:rFonts w:hint="eastAsia" w:eastAsia="黑体"/>
         </w:rPr>
         <w:t xml:space="preserve">各路输出电压（可调，以</w:t>
       </w:r>
       <w:r>
+        <w:rPr>
+          <w:rFonts w:eastAsia="黑体"/>
+        </w:rPr>
         <w:t xml:space="preserve"> LM317 </w:t>
       </w:r>
       <w:r>
         <w:rPr>
-          <w:rFonts w:hint="eastAsia"/>
+          <w:rFonts w:hint="eastAsia" w:eastAsia="黑体"/>
         </w:rPr>
         <w:t xml:space="preserve">为例）：</w:t>
       </w:r>
@@ -1431,7 +1574,7 @@
       </w:pPr>
       <w:r>
         <w:rPr>
-          <w:rFonts w:hint="eastAsia"/>
+          <w:rFonts w:hint="eastAsia" w:eastAsia="黑体"/>
         </w:rPr>
         <w:t xml:space="preserve">各路稳压器功耗总和：</w:t>
       </w:r>
@@ -1601,7 +1744,7 @@
       </w:pPr>
       <w:r>
         <w:rPr>
-          <w:rFonts w:hint="eastAsia"/>
+          <w:rFonts w:hint="eastAsia" w:eastAsia="黑体"/>
         </w:rPr>
         <w:t xml:space="preserve">输入母线电流（各支路电流之和，并联取电）：</w:t>
       </w:r>
@@ -1696,7 +1839,7 @@
       </w:pPr>
       <w:r>
         <w:rPr>
-          <w:rFonts w:hint="eastAsia"/>
+          <w:rFonts w:hint="eastAsia" w:eastAsia="黑体"/>
         </w:rPr>
         <w:t xml:space="preserve">每路滤波电容选择：</w:t>
       </w:r>
@@ -1822,7 +1965,7 @@
       </w:pPr>
       <w:r>
         <w:rPr>
-          <w:rFonts w:hint="eastAsia"/>
+          <w:rFonts w:hint="eastAsia" w:eastAsia="黑体"/>
         </w:rPr>
         <w:t xml:space="preserve">每路最小压差要求：</w:t>
       </w:r>
@@ -1964,7 +2107,7 @@
             </w:pPr>
             <w:r>
               <w:rPr>
-                <w:rFonts w:hint="eastAsia"/>
+                <w:rFonts w:hint="eastAsia" w:eastAsia="黑体"/>
               </w:rPr>
               <w:t xml:space="preserve">符号</w:t>
             </w:r>
@@ -1978,7 +2121,7 @@
             </w:pPr>
             <w:r>
               <w:rPr>
-                <w:rFonts w:hint="eastAsia"/>
+                <w:rFonts w:hint="eastAsia" w:eastAsia="黑体"/>
               </w:rPr>
               <w:t xml:space="preserve">含义</w:t>
             </w:r>
@@ -1992,7 +2135,7 @@
             </w:pPr>
             <w:r>
               <w:rPr>
-                <w:rFonts w:hint="eastAsia"/>
+                <w:rFonts w:hint="eastAsia" w:eastAsia="黑体"/>
               </w:rPr>
               <w:t xml:space="preserve">单位</w:t>
             </w:r>
@@ -2036,6 +2179,9 @@
               </m:sSub>
             </m:oMath>
             <w:r>
+              <w:rPr>
+                <w:rFonts w:eastAsia="黑体"/>
+              </w:rPr>
               <w:t xml:space="preserve">、</w:t>
             </w:r>
             <m:oMath>
@@ -2077,16 +2223,19 @@
             </w:pPr>
             <w:r>
               <w:rPr>
-                <w:rFonts w:hint="eastAsia"/>
+                <w:rFonts w:hint="eastAsia" w:eastAsia="黑体"/>
               </w:rPr>
               <w:t xml:space="preserve">第</w:t>
             </w:r>
             <w:r>
+              <w:rPr>
+                <w:rFonts w:eastAsia="黑体"/>
+              </w:rPr>
               <w:t xml:space="preserve"> i </w:t>
             </w:r>
             <w:r>
               <w:rPr>
-                <w:rFonts w:hint="eastAsia"/>
+                <w:rFonts w:hint="eastAsia" w:eastAsia="黑体"/>
               </w:rPr>
               <w:t xml:space="preserve">路输出电压、电流</w:t>
             </w:r>
@@ -2099,6 +2248,9 @@
               <w:pStyle w:val="Compact"/>
             </w:pPr>
             <w:r>
+              <w:rPr>
+                <w:rFonts w:eastAsia="黑体"/>
+              </w:rPr>
               <w:t xml:space="preserve">V、A</w:t>
             </w:r>
           </w:p>
@@ -2135,6 +2287,9 @@
               </m:sSub>
             </m:oMath>
             <w:r>
+              <w:rPr>
+                <w:rFonts w:eastAsia="黑体"/>
+              </w:rPr>
               <w:t xml:space="preserve">、</w:t>
             </w:r>
             <m:oMath>
@@ -2170,16 +2325,19 @@
             </w:pPr>
             <w:r>
               <w:rPr>
-                <w:rFonts w:hint="eastAsia"/>
+                <w:rFonts w:hint="eastAsia" w:eastAsia="黑体"/>
               </w:rPr>
               <w:t xml:space="preserve">第</w:t>
             </w:r>
             <w:r>
+              <w:rPr>
+                <w:rFonts w:eastAsia="黑体"/>
+              </w:rPr>
               <w:t xml:space="preserve"> i </w:t>
             </w:r>
             <w:r>
               <w:rPr>
-                <w:rFonts w:hint="eastAsia"/>
+                <w:rFonts w:hint="eastAsia" w:eastAsia="黑体"/>
               </w:rPr>
               <w:t xml:space="preserve">路分压电阻</w:t>
             </w:r>
@@ -2192,6 +2350,9 @@
               <w:pStyle w:val="Compact"/>
             </w:pPr>
             <w:r>
+              <w:rPr>
+                <w:rFonts w:eastAsia="黑体"/>
+              </w:rPr>
               <w:t xml:space="preserve">Ω</w:t>
             </w:r>
           </w:p>
@@ -2231,6 +2392,9 @@
               </m:sSub>
             </m:oMath>
             <w:r>
+              <w:rPr>
+                <w:rFonts w:eastAsia="黑体"/>
+              </w:rPr>
               <w:t xml:space="preserve">​</w:t>
             </w:r>
           </w:p>
@@ -2243,7 +2407,7 @@
             </w:pPr>
             <w:r>
               <w:rPr>
-                <w:rFonts w:hint="eastAsia"/>
+                <w:rFonts w:hint="eastAsia" w:eastAsia="黑体"/>
               </w:rPr>
               <w:t xml:space="preserve">各路稳压器总功耗</w:t>
             </w:r>
@@ -2256,6 +2420,9 @@
               <w:pStyle w:val="Compact"/>
             </w:pPr>
             <w:r>
+              <w:rPr>
+                <w:rFonts w:eastAsia="黑体"/>
+              </w:rPr>
               <w:t xml:space="preserve">W</w:t>
             </w:r>
           </w:p>
@@ -2286,6 +2453,9 @@
               </m:sSub>
             </m:oMath>
             <w:r>
+              <w:rPr>
+                <w:rFonts w:eastAsia="黑体"/>
+              </w:rPr>
               <w:t xml:space="preserve">​</w:t>
             </w:r>
           </w:p>
@@ -2298,7 +2468,7 @@
             </w:pPr>
             <w:r>
               <w:rPr>
-                <w:rFonts w:hint="eastAsia"/>
+                <w:rFonts w:hint="eastAsia" w:eastAsia="黑体"/>
               </w:rPr>
               <w:t xml:space="preserve">输入母线电流</w:t>
             </w:r>
@@ -2311,6 +2481,9 @@
               <w:pStyle w:val="Compact"/>
             </w:pPr>
             <w:r>
+              <w:rPr>
+                <w:rFonts w:eastAsia="黑体"/>
+              </w:rPr>
               <w:t xml:space="preserve">A</w:t>
             </w:r>
           </w:p>
@@ -2338,6 +2511,9 @@
               </m:sSub>
             </m:oMath>
             <w:r>
+              <w:rPr>
+                <w:rFonts w:eastAsia="黑体"/>
+              </w:rPr>
               <w:t xml:space="preserve">​</w:t>
             </w:r>
           </w:p>
@@ -2350,16 +2526,19 @@
             </w:pPr>
             <w:r>
               <w:rPr>
-                <w:rFonts w:hint="eastAsia"/>
+                <w:rFonts w:hint="eastAsia" w:eastAsia="黑体"/>
               </w:rPr>
               <w:t xml:space="preserve">第</w:t>
             </w:r>
             <w:r>
+              <w:rPr>
+                <w:rFonts w:eastAsia="黑体"/>
+              </w:rPr>
               <w:t xml:space="preserve"> i </w:t>
             </w:r>
             <w:r>
               <w:rPr>
-                <w:rFonts w:hint="eastAsia"/>
+                <w:rFonts w:hint="eastAsia" w:eastAsia="黑体"/>
               </w:rPr>
               <w:t xml:space="preserve">路滤波电容</w:t>
             </w:r>
@@ -2372,6 +2551,9 @@
               <w:pStyle w:val="Compact"/>
             </w:pPr>
             <w:r>
+              <w:rPr>
+                <w:rFonts w:eastAsia="黑体"/>
+              </w:rPr>
               <w:t xml:space="preserve">F</w:t>
             </w:r>
           </w:p>
@@ -2426,6 +2608,9 @@
               </m:sSub>
             </m:oMath>
             <w:r>
+              <w:rPr>
+                <w:rFonts w:eastAsia="黑体"/>
+              </w:rPr>
               <w:t xml:space="preserve">​</w:t>
             </w:r>
           </w:p>
@@ -2438,16 +2623,19 @@
             </w:pPr>
             <w:r>
               <w:rPr>
-                <w:rFonts w:hint="eastAsia"/>
+                <w:rFonts w:hint="eastAsia" w:eastAsia="黑体"/>
               </w:rPr>
               <w:t xml:space="preserve">第</w:t>
             </w:r>
             <w:r>
+              <w:rPr>
+                <w:rFonts w:eastAsia="黑体"/>
+              </w:rPr>
               <w:t xml:space="preserve"> i </w:t>
             </w:r>
             <w:r>
               <w:rPr>
-                <w:rFonts w:hint="eastAsia"/>
+                <w:rFonts w:hint="eastAsia" w:eastAsia="黑体"/>
               </w:rPr>
               <w:t xml:space="preserve">路压差</w:t>
             </w:r>
@@ -2460,6 +2648,9 @@
               <w:pStyle w:val="Compact"/>
             </w:pPr>
             <w:r>
+              <w:rPr>
+                <w:rFonts w:eastAsia="黑体"/>
+              </w:rPr>
               <w:t xml:space="preserve">V</w:t>
             </w:r>
           </w:p>
@@ -2474,7 +2665,7 @@
       </w:pPr>
       <w:r>
         <w:rPr>
-          <w:rFonts w:hint="eastAsia"/>
+          <w:rFonts w:hint="eastAsia" w:eastAsia="黑体"/>
         </w:rPr>
         <w:t xml:space="preserve">元件调整影响</w:t>
       </w:r>
@@ -2489,21 +2680,27 @@
       </w:pPr>
       <w:r>
         <w:rPr>
-          <w:rFonts w:hint="eastAsia"/>
+          <w:rFonts w:hint="eastAsia" w:eastAsia="黑体"/>
           <w:b/>
           <w:bCs/>
         </w:rPr>
         <w:t xml:space="preserve">某一路分压电阻调整</w:t>
       </w:r>
       <w:r>
+        <w:rPr>
+          <w:rFonts w:eastAsia="黑体"/>
+        </w:rPr>
         <w:t xml:space="preserve"> </w:t>
       </w:r>
       <w:r>
+        <w:rPr>
+          <w:rFonts w:eastAsia="黑体"/>
+        </w:rPr>
         <w:t xml:space="preserve">→ </w:t>
       </w:r>
       <w:r>
         <w:rPr>
-          <w:rFonts w:hint="eastAsia"/>
+          <w:rFonts w:hint="eastAsia" w:eastAsia="黑体"/>
         </w:rPr>
         <w:t xml:space="preserve">仅改变该路输出电压，不影响其它路。</w:t>
       </w:r>
@@ -2518,21 +2715,27 @@
       </w:pPr>
       <w:r>
         <w:rPr>
-          <w:rFonts w:hint="eastAsia"/>
+          <w:rFonts w:hint="eastAsia" w:eastAsia="黑体"/>
           <w:b/>
           <w:bCs/>
         </w:rPr>
         <w:t xml:space="preserve">输入母线容量/滤波不足</w:t>
       </w:r>
       <w:r>
+        <w:rPr>
+          <w:rFonts w:eastAsia="黑体"/>
+        </w:rPr>
         <w:t xml:space="preserve"> </w:t>
       </w:r>
       <w:r>
+        <w:rPr>
+          <w:rFonts w:eastAsia="黑体"/>
+        </w:rPr>
         <w:t xml:space="preserve">→ </w:t>
       </w:r>
       <w:r>
         <w:rPr>
-          <w:rFonts w:hint="eastAsia"/>
+          <w:rFonts w:hint="eastAsia" w:eastAsia="黑体"/>
         </w:rPr>
         <w:t xml:space="preserve">各路相互干扰，重载一路会拉低母线而影响其它路。</w:t>
       </w:r>
@@ -2547,39 +2750,51 @@
       </w:pPr>
       <w:r>
         <w:rPr>
-          <w:rFonts w:hint="eastAsia"/>
+          <w:rFonts w:hint="eastAsia" w:eastAsia="黑体"/>
           <w:b/>
           <w:bCs/>
         </w:rPr>
         <w:t xml:space="preserve">各路负载差异大</w:t>
       </w:r>
       <w:r>
+        <w:rPr>
+          <w:rFonts w:eastAsia="黑体"/>
+        </w:rPr>
         <w:t xml:space="preserve"> </w:t>
       </w:r>
       <w:r>
+        <w:rPr>
+          <w:rFonts w:eastAsia="黑体"/>
+        </w:rPr>
         <w:t xml:space="preserve">→ </w:t>
       </w:r>
       <w:r>
         <w:rPr>
-          <w:rFonts w:hint="eastAsia"/>
+          <w:rFonts w:hint="eastAsia" w:eastAsia="黑体"/>
         </w:rPr>
         <w:t xml:space="preserve">弱载路需关注固定的最小负载电流（如</w:t>
       </w:r>
       <w:r>
+        <w:rPr>
+          <w:rFonts w:eastAsia="黑体"/>
+        </w:rPr>
         <w:t xml:space="preserve"> LM317 </w:t>
       </w:r>
       <w:r>
         <w:rPr>
-          <w:rFonts w:hint="eastAsia"/>
+          <w:rFonts w:hint="eastAsia" w:eastAsia="黑体"/>
         </w:rPr>
         <w:t xml:space="preserve">需约</w:t>
       </w:r>
       <w:r>
+        <w:rPr>
+          <w:rFonts w:eastAsia="黑体"/>
+        </w:rPr>
         <w:t xml:space="preserve"> 5 </w:t>
       </w:r>
       <w:r>
         <w:rPr>
-          <w:rFonts w:hint="eastAsia"/>
+          <w:rFonts w:hint="eastAsia" w:eastAsia="黑体"/>
         </w:rPr>
         <w:t xml:space="preserve">mA）。</w:t>
       </w:r>
@@ -2594,21 +2809,27 @@
       </w:pPr>
       <w:r>
         <w:rPr>
-          <w:rFonts w:hint="eastAsia"/>
+          <w:rFonts w:hint="eastAsia" w:eastAsia="黑体"/>
           <w:b/>
           <w:bCs/>
         </w:rPr>
         <w:t xml:space="preserve">去耦电容布局</w:t>
       </w:r>
       <w:r>
+        <w:rPr>
+          <w:rFonts w:eastAsia="黑体"/>
+        </w:rPr>
         <w:t xml:space="preserve"> </w:t>
       </w:r>
       <w:r>
+        <w:rPr>
+          <w:rFonts w:eastAsia="黑体"/>
+        </w:rPr>
         <w:t xml:space="preserve">→ </w:t>
       </w:r>
       <w:r>
         <w:rPr>
-          <w:rFonts w:hint="eastAsia"/>
+          <w:rFonts w:hint="eastAsia" w:eastAsia="黑体"/>
         </w:rPr>
         <w:t xml:space="preserve">各支路就近去耦可减小相互串扰。</w:t>
       </w:r>
@@ -2621,7 +2842,7 @@
       </w:pPr>
       <w:r>
         <w:rPr>
-          <w:rFonts w:hint="eastAsia"/>
+          <w:rFonts w:hint="eastAsia" w:eastAsia="黑体"/>
         </w:rPr>
         <w:t xml:space="preserve">典型参数示例</w:t>
       </w:r>
@@ -2636,11 +2857,14 @@
       </w:pPr>
       <w:r>
         <w:rPr>
-          <w:rFonts w:hint="eastAsia"/>
+          <w:rFonts w:hint="eastAsia" w:eastAsia="黑体"/>
         </w:rPr>
         <w:t xml:space="preserve">母线</w:t>
       </w:r>
       <w:r>
+        <w:rPr>
+          <w:rFonts w:eastAsia="黑体"/>
+        </w:rPr>
         <w:t xml:space="preserve"> </w:t>
       </w:r>
       <m:oMath>
@@ -2681,34 +2905,43 @@
       </m:oMath>
       <w:r>
         <w:rPr>
-          <w:rFonts w:hint="eastAsia"/>
+          <w:rFonts w:hint="eastAsia" w:eastAsia="黑体"/>
         </w:rPr>
         <w:t xml:space="preserve">，用三片</w:t>
       </w:r>
       <w:r>
+        <w:rPr>
+          <w:rFonts w:eastAsia="黑体"/>
+        </w:rPr>
         <w:t xml:space="preserve"> 78xx </w:t>
       </w:r>
       <w:r>
         <w:rPr>
-          <w:rFonts w:hint="eastAsia"/>
+          <w:rFonts w:hint="eastAsia" w:eastAsia="黑体"/>
         </w:rPr>
         <w:t xml:space="preserve">输出</w:t>
       </w:r>
       <w:r>
+        <w:rPr>
+          <w:rFonts w:eastAsia="黑体"/>
+        </w:rPr>
         <w:t xml:space="preserve"> 9 V、5 V、3.3 </w:t>
       </w:r>
       <w:r>
         <w:rPr>
-          <w:rFonts w:hint="eastAsia"/>
+          <w:rFonts w:hint="eastAsia" w:eastAsia="黑体"/>
         </w:rPr>
         <w:t xml:space="preserve">V（LDO），各路电流各</w:t>
       </w:r>
       <w:r>
+        <w:rPr>
+          <w:rFonts w:eastAsia="黑体"/>
+        </w:rPr>
         <w:t xml:space="preserve"> 0.2 </w:t>
       </w:r>
       <w:r>
         <w:rPr>
-          <w:rFonts w:hint="eastAsia"/>
+          <w:rFonts w:hint="eastAsia" w:eastAsia="黑体"/>
         </w:rPr>
         <w:t xml:space="preserve">A：</w:t>
       </w:r>
@@ -2902,6 +3135,9 @@
         </m:r>
       </m:oMath>
       <w:r>
+        <w:rPr>
+          <w:rFonts w:eastAsia="黑体"/>
+        </w:rPr>
         <w:t xml:space="preserve">。</w:t>
       </w:r>
     </w:p>
@@ -2915,7 +3151,7 @@
       </w:pPr>
       <w:r>
         <w:rPr>
-          <w:rFonts w:hint="eastAsia"/>
+          <w:rFonts w:hint="eastAsia" w:eastAsia="黑体"/>
         </w:rPr>
         <w:t xml:space="preserve">输入母线电流：</w:t>
       </w:r>
@@ -2983,6 +3219,9 @@
         </m:r>
       </m:oMath>
       <w:r>
+        <w:rPr>
+          <w:rFonts w:eastAsia="黑体"/>
+        </w:rPr>
         <w:t xml:space="preserve">。</w:t>
       </w:r>
     </w:p>
@@ -2994,7 +3233,7 @@
       </w:pPr>
       <w:r>
         <w:rPr>
-          <w:rFonts w:hint="eastAsia"/>
+          <w:rFonts w:hint="eastAsia" w:eastAsia="黑体"/>
         </w:rPr>
         <w:t xml:space="preserve">常见器件型号</w:t>
       </w:r>
@@ -3009,16 +3248,19 @@
       </w:pPr>
       <w:r>
         <w:rPr>
-          <w:rFonts w:hint="eastAsia"/>
+          <w:rFonts w:hint="eastAsia" w:eastAsia="黑体"/>
         </w:rPr>
         <w:t xml:space="preserve">固定电压多路：7805、7809、1117-3.3、1117-1.8</w:t>
       </w:r>
       <w:r>
+        <w:rPr>
+          <w:rFonts w:eastAsia="黑体"/>
+        </w:rPr>
         <w:t xml:space="preserve"> </w:t>
       </w:r>
       <w:r>
         <w:rPr>
-          <w:rFonts w:hint="eastAsia"/>
+          <w:rFonts w:hint="eastAsia" w:eastAsia="黑体"/>
         </w:rPr>
         <w:t xml:space="preserve">组合。</w:t>
       </w:r>
@@ -3033,20 +3275,26 @@
       </w:pPr>
       <w:r>
         <w:rPr>
-          <w:rFonts w:hint="eastAsia"/>
+          <w:rFonts w:hint="eastAsia" w:eastAsia="黑体"/>
         </w:rPr>
         <w:t xml:space="preserve">可调多路：多片</w:t>
       </w:r>
       <w:r>
+        <w:rPr>
+          <w:rFonts w:eastAsia="黑体"/>
+        </w:rPr>
         <w:t xml:space="preserve"> LM317 </w:t>
       </w:r>
       <w:r>
         <w:rPr>
-          <w:rFonts w:hint="eastAsia"/>
+          <w:rFonts w:hint="eastAsia" w:eastAsia="黑体"/>
         </w:rPr>
         <w:t xml:space="preserve">或</w:t>
       </w:r>
       <w:r>
+        <w:rPr>
+          <w:rFonts w:eastAsia="黑体"/>
+        </w:rPr>
         <w:t xml:space="preserve"> LM337。</w:t>
       </w:r>
     </w:p>
@@ -3060,25 +3308,31 @@
       </w:pPr>
       <w:r>
         <w:rPr>
-          <w:rFonts w:hint="eastAsia"/>
+          <w:rFonts w:hint="eastAsia" w:eastAsia="黑体"/>
         </w:rPr>
         <w:t xml:space="preserve">多路集成</w:t>
       </w:r>
       <w:r>
+        <w:rPr>
+          <w:rFonts w:eastAsia="黑体"/>
+        </w:rPr>
         <w:t xml:space="preserve"> </w:t>
       </w:r>
       <w:r>
         <w:rPr>
-          <w:rFonts w:hint="eastAsia"/>
+          <w:rFonts w:hint="eastAsia" w:eastAsia="黑体"/>
         </w:rPr>
         <w:t xml:space="preserve">LDO：TPS7A</w:t>
       </w:r>
       <w:r>
+        <w:rPr>
+          <w:rFonts w:eastAsia="黑体"/>
+        </w:rPr>
         <w:t xml:space="preserve"> </w:t>
       </w:r>
       <w:r>
         <w:rPr>
-          <w:rFonts w:hint="eastAsia"/>
+          <w:rFonts w:hint="eastAsia" w:eastAsia="黑体"/>
         </w:rPr>
         <w:t xml:space="preserve">系列、LP5907（多片并联使用）。</w:t>
       </w:r>
@@ -3091,7 +3345,7 @@
       </w:pPr>
       <w:r>
         <w:rPr>
-          <w:rFonts w:hint="eastAsia"/>
+          <w:rFonts w:hint="eastAsia" w:eastAsia="黑体"/>
         </w:rPr>
         <w:t xml:space="preserve">注意事项</w:t>
       </w:r>
@@ -3106,7 +3360,7 @@
       </w:pPr>
       <w:r>
         <w:rPr>
-          <w:rFonts w:hint="eastAsia"/>
+          <w:rFonts w:hint="eastAsia" w:eastAsia="黑体"/>
         </w:rPr>
         <w:t xml:space="preserve">输入母线必须有足够电流与电容容量，否则一路重载会导致母线跌落、扰动其它路。</w:t>
       </w:r>
@@ -3121,16 +3375,19 @@
       </w:pPr>
       <w:r>
         <w:rPr>
-          <w:rFonts w:hint="eastAsia"/>
+          <w:rFonts w:hint="eastAsia" w:eastAsia="黑体"/>
         </w:rPr>
         <w:t xml:space="preserve">各路需就近加去耦电容，必要时用</w:t>
       </w:r>
       <w:r>
+        <w:rPr>
+          <w:rFonts w:eastAsia="黑体"/>
+        </w:rPr>
         <w:t xml:space="preserve"> LC </w:t>
       </w:r>
       <w:r>
         <w:rPr>
-          <w:rFonts w:hint="eastAsia"/>
+          <w:rFonts w:hint="eastAsia" w:eastAsia="黑体"/>
         </w:rPr>
         <w:t xml:space="preserve">滤波隔离以减少数字/开关负载串扰。</w:t>
       </w:r>
@@ -3145,16 +3402,19 @@
       </w:pPr>
       <w:r>
         <w:rPr>
-          <w:rFonts w:hint="eastAsia"/>
+          <w:rFonts w:hint="eastAsia" w:eastAsia="黑体"/>
         </w:rPr>
         <w:t xml:space="preserve">总功耗为各路之和，需统筹散热；高电压差的支路尽量选</w:t>
       </w:r>
       <w:r>
+        <w:rPr>
+          <w:rFonts w:eastAsia="黑体"/>
+        </w:rPr>
         <w:t xml:space="preserve"> LDO </w:t>
       </w:r>
       <w:r>
         <w:rPr>
-          <w:rFonts w:hint="eastAsia"/>
+          <w:rFonts w:hint="eastAsia" w:eastAsia="黑体"/>
         </w:rPr>
         <w:t xml:space="preserve">或改用开关电源以提高效率。</w:t>
       </w:r>
@@ -3167,7 +3427,7 @@
       </w:pPr>
       <w:r>
         <w:rPr>
-          <w:rFonts w:hint="eastAsia"/>
+          <w:rFonts w:hint="eastAsia" w:eastAsia="黑体"/>
         </w:rPr>
         <w:t xml:space="preserve">参考资料</w:t>
       </w:r>
@@ -3181,11 +3441,14 @@
         </w:numPr>
       </w:pPr>
       <w:r>
+        <w:rPr>
+          <w:rFonts w:eastAsia="黑体"/>
+        </w:rPr>
         <w:t xml:space="preserve">TI Power Management </w:t>
       </w:r>
       <w:r>
         <w:rPr>
-          <w:rFonts w:hint="eastAsia"/>
+          <w:rFonts w:hint="eastAsia" w:eastAsia="黑体"/>
         </w:rPr>
         <w:t xml:space="preserve">多轨电源设计指南。</w:t>
       </w:r>
@@ -3199,6 +3462,9 @@
         </w:numPr>
       </w:pPr>
       <w:r>
+        <w:rPr>
+          <w:rFonts w:eastAsia="黑体"/>
+        </w:rPr>
         <w:t xml:space="preserve">Wikipedia: Linear regulator。</w:t>
       </w:r>
     </w:p>
@@ -3212,7 +3478,7 @@
       </w:pPr>
       <w:r>
         <w:rPr>
-          <w:rFonts w:hint="eastAsia"/>
+          <w:rFonts w:hint="eastAsia" w:eastAsia="黑体"/>
         </w:rPr>
         <w:t xml:space="preserve">《模拟电子技术基础》（童诗白、华成英）。</w:t>
       </w:r>
@@ -3226,11 +3492,11 @@
       </w:pPr>
       <w:r>
         <w:rPr>
-          <w:rFonts w:ascii="Times New Roman" w:hAnsi="Times New Roman"/>
+          <w:rFonts w:ascii="Times New Roman" w:hAnsi="Times New Roman" w:eastAsia="黑体"/>
           <w:color w:val="555555"/>
           <w:sz w:val="21"/>
         </w:rPr>
-        <w:t>材料收集者：杜文杰</w:t>
+        <w:t>材料收集者：杜文杰，WX手机：19519196569，QQ:3478827729</w:t>
       </w:r>
     </w:p>
     <w:sectPr>
@@ -3250,7 +3516,7 @@
 </file>
 
 <file path=word/footer1.xml><?xml version="1.0" encoding="utf-8"?>
-<w:ftr xmlns:m="http://schemas.openxmlformats.org/officeDocument/2006/math" xmlns:mc="http://schemas.openxmlformats.org/markup-compatibility/2006" xmlns:mo="http://schemas.microsoft.com/office/mac/office/2008/main" xmlns:mv="urn:schemas-microsoft-com:mac:vml" xmlns:o="urn:schemas-microsoft-com:office:office" xmlns:r="http://schemas.openxmlformats.org/officeDocument/2006/relationships" xmlns:v="urn:schemas-microsoft-com:vml" xmlns:w10="urn:schemas-microsoft-com:office:word" xmlns:w14="http://schemas.microsoft.com/office/word/2010/wordml" xmlns:w="http://schemas.openxmlformats.org/wordprocessingml/2006/main" xmlns:wne="http://schemas.microsoft.com/office/word/2006/wordml" xmlns:wp14="http://schemas.microsoft.com/office/word/2010/wordprocessingDrawing" xmlns:wp="http://schemas.openxmlformats.org/drawingml/2006/wordprocessingDrawing" xmlns:wpc="http://schemas.microsoft.com/office/word/2010/wordprocessingCanvas" xmlns:wpg="http://schemas.microsoft.com/office/word/2010/wordprocessingGroup" xmlns:wpi="http://schemas.microsoft.com/office/word/2010/wordprocessingInk" xmlns:wps="http://schemas.microsoft.com/office/word/2010/wordprocessingShape" mc:Ignorable="w14 wp14">
+<w:ftr xmlns:mc="http://schemas.openxmlformats.org/markup-compatibility/2006" xmlns:w="http://schemas.openxmlformats.org/wordprocessingml/2006/main" xmlns:m="http://schemas.openxmlformats.org/officeDocument/2006/math" xmlns:mo="http://schemas.microsoft.com/office/mac/office/2008/main" xmlns:mv="urn:schemas-microsoft-com:mac:vml" xmlns:o="urn:schemas-microsoft-com:office:office" xmlns:r="http://schemas.openxmlformats.org/officeDocument/2006/relationships" xmlns:v="urn:schemas-microsoft-com:vml" xmlns:w10="urn:schemas-microsoft-com:office:word" xmlns:w14="http://schemas.microsoft.com/office/word/2010/wordml" xmlns:wne="http://schemas.microsoft.com/office/word/2006/wordml" xmlns:wp14="http://schemas.microsoft.com/office/word/2010/wordprocessingDrawing" xmlns:wp="http://schemas.openxmlformats.org/drawingml/2006/wordprocessingDrawing" xmlns:wpc="http://schemas.microsoft.com/office/word/2010/wordprocessingCanvas" xmlns:wpg="http://schemas.microsoft.com/office/word/2010/wordprocessingGroup" xmlns:wpi="http://schemas.microsoft.com/office/word/2010/wordprocessingInk" xmlns:wps="http://schemas.microsoft.com/office/word/2010/wordprocessingShape" mc:Ignorable="w14 wp14">
   <w:p>
     <w:pPr>
       <w:pStyle w:val="Footer"/>
@@ -3258,12 +3524,14 @@
     </w:pPr>
     <w:r>
       <w:rPr>
+        <w:rFonts w:eastAsia="黑体"/>
         <w:sz w:val="18"/>
       </w:rPr>
       <w:t xml:space="preserve">第 </w:t>
     </w:r>
     <w:r>
       <w:rPr>
+        <w:rFonts w:eastAsia="黑体"/>
         <w:sz w:val="18"/>
       </w:rPr>
       <w:fldChar w:fldCharType="begin"/>
@@ -3272,6 +3540,7 @@
     </w:r>
     <w:r>
       <w:rPr>
+        <w:rFonts w:eastAsia="黑体"/>
         <w:sz w:val="18"/>
       </w:rPr>
       <w:t xml:space="preserve"> 页</w:t>
@@ -3285,6 +3554,9 @@
   <w:footnote w:type="continuationSeparator" w:id="0">
     <w:p>
       <w:r>
+        <w:rPr>
+          <w:rFonts w:eastAsia="黑体"/>
+        </w:rPr>
         <w:continuationSeparator/>
       </w:r>
     </w:p>
@@ -3292,6 +3564,9 @@
   <w:footnote w:type="separator" w:id="-1">
     <w:p>
       <w:r>
+        <w:rPr>
+          <w:rFonts w:eastAsia="黑体"/>
+        </w:rPr>
         <w:separator/>
       </w:r>
     </w:p>
@@ -3300,7 +3575,7 @@
 </file>
 
 <file path=word/header1.xml><?xml version="1.0" encoding="utf-8"?>
-<w:hdr xmlns:m="http://schemas.openxmlformats.org/officeDocument/2006/math" xmlns:mc="http://schemas.openxmlformats.org/markup-compatibility/2006" xmlns:mo="http://schemas.microsoft.com/office/mac/office/2008/main" xmlns:mv="urn:schemas-microsoft-com:mac:vml" xmlns:o="urn:schemas-microsoft-com:office:office" xmlns:r="http://schemas.openxmlformats.org/officeDocument/2006/relationships" xmlns:v="urn:schemas-microsoft-com:vml" xmlns:w10="urn:schemas-microsoft-com:office:word" xmlns:w14="http://schemas.microsoft.com/office/word/2010/wordml" xmlns:w="http://schemas.openxmlformats.org/wordprocessingml/2006/main" xmlns:wne="http://schemas.microsoft.com/office/word/2006/wordml" xmlns:wp14="http://schemas.microsoft.com/office/word/2010/wordprocessingDrawing" xmlns:wp="http://schemas.openxmlformats.org/drawingml/2006/wordprocessingDrawing" xmlns:wpc="http://schemas.microsoft.com/office/word/2010/wordprocessingCanvas" xmlns:wpg="http://schemas.microsoft.com/office/word/2010/wordprocessingGroup" xmlns:wpi="http://schemas.microsoft.com/office/word/2010/wordprocessingInk" xmlns:wps="http://schemas.microsoft.com/office/word/2010/wordprocessingShape" mc:Ignorable="w14 wp14">
+<w:hdr xmlns:mc="http://schemas.openxmlformats.org/markup-compatibility/2006" xmlns:w="http://schemas.openxmlformats.org/wordprocessingml/2006/main" xmlns:m="http://schemas.openxmlformats.org/officeDocument/2006/math" xmlns:mo="http://schemas.microsoft.com/office/mac/office/2008/main" xmlns:mv="urn:schemas-microsoft-com:mac:vml" xmlns:o="urn:schemas-microsoft-com:office:office" xmlns:r="http://schemas.openxmlformats.org/officeDocument/2006/relationships" xmlns:v="urn:schemas-microsoft-com:vml" xmlns:w10="urn:schemas-microsoft-com:office:word" xmlns:w14="http://schemas.microsoft.com/office/word/2010/wordml" xmlns:wne="http://schemas.microsoft.com/office/word/2006/wordml" xmlns:wp14="http://schemas.microsoft.com/office/word/2010/wordprocessingDrawing" xmlns:wp="http://schemas.openxmlformats.org/drawingml/2006/wordprocessingDrawing" xmlns:wpc="http://schemas.microsoft.com/office/word/2010/wordprocessingCanvas" xmlns:wpg="http://schemas.microsoft.com/office/word/2010/wordprocessingGroup" xmlns:wpi="http://schemas.microsoft.com/office/word/2010/wordprocessingInk" xmlns:wps="http://schemas.microsoft.com/office/word/2010/wordprocessingShape" mc:Ignorable="w14 wp14">
   <w:p>
     <w:pPr>
       <w:pStyle w:val="Header"/>
@@ -3308,7 +3583,7 @@
     </w:pPr>
     <w:r>
       <w:rPr>
-        <w:rFonts w:ascii="Times New Roman" w:hAnsi="Times New Roman"/>
+        <w:rFonts w:ascii="Times New Roman" w:hAnsi="Times New Roman" w:eastAsia="黑体"/>
         <w:sz w:val="18"/>
         <w:rFonts w:eastAsia="黑体"/>
         <w:rFonts w:eastAsia="黑体"/>
@@ -3320,7 +3595,7 @@
 </file>
 
 <file path=word/numbering.xml><?xml version="1.0" encoding="utf-8"?>
-<w:numbering xmlns:m="http://schemas.openxmlformats.org/officeDocument/2006/math" xmlns:mc="http://schemas.openxmlformats.org/markup-compatibility/2006" xmlns:mo="http://schemas.microsoft.com/office/mac/office/2008/main" xmlns:mv="urn:schemas-microsoft-com:mac:vml" xmlns:o="urn:schemas-microsoft-com:office:office" xmlns:r="http://schemas.openxmlformats.org/officeDocument/2006/relationships" xmlns:v="urn:schemas-microsoft-com:vml" xmlns:w="http://schemas.openxmlformats.org/wordprocessingml/2006/main" xmlns:w10="urn:schemas-microsoft-com:office:word" xmlns:w14="http://schemas.microsoft.com/office/word/2010/wordml" xmlns:wne="http://schemas.microsoft.com/office/word/2006/wordml" xmlns:wp="http://schemas.openxmlformats.org/drawingml/2006/wordprocessingDrawing" xmlns:wp14="http://schemas.microsoft.com/office/word/2010/wordprocessingDrawing" xmlns:wpc="http://schemas.microsoft.com/office/word/2010/wordprocessingCanvas" xmlns:wpg="http://schemas.microsoft.com/office/word/2010/wordprocessingGroup" xmlns:wpi="http://schemas.microsoft.com/office/word/2010/wordprocessingInk" xmlns:wps="http://schemas.microsoft.com/office/word/2010/wordprocessingShape" mc:Ignorable="w14 wp14">
+<w:numbering xmlns:mc="http://schemas.openxmlformats.org/markup-compatibility/2006" xmlns:w="http://schemas.openxmlformats.org/wordprocessingml/2006/main" xmlns:m="http://schemas.openxmlformats.org/officeDocument/2006/math" xmlns:mo="http://schemas.microsoft.com/office/mac/office/2008/main" xmlns:mv="urn:schemas-microsoft-com:mac:vml" xmlns:o="urn:schemas-microsoft-com:office:office" xmlns:r="http://schemas.openxmlformats.org/officeDocument/2006/relationships" xmlns:v="urn:schemas-microsoft-com:vml" xmlns:w10="urn:schemas-microsoft-com:office:word" xmlns:w14="http://schemas.microsoft.com/office/word/2010/wordml" xmlns:wne="http://schemas.microsoft.com/office/word/2006/wordml" xmlns:wp="http://schemas.openxmlformats.org/drawingml/2006/wordprocessingDrawing" xmlns:wp14="http://schemas.microsoft.com/office/word/2010/wordprocessingDrawing" xmlns:wpc="http://schemas.microsoft.com/office/word/2010/wordprocessingCanvas" xmlns:wpg="http://schemas.microsoft.com/office/word/2010/wordprocessingGroup" xmlns:wpi="http://schemas.microsoft.com/office/word/2010/wordprocessingInk" xmlns:wps="http://schemas.microsoft.com/office/word/2010/wordprocessingShape" mc:Ignorable="w14 wp14">
   <w:abstractNum w:abstractNumId="0">
     <w:nsid w:val="FFFFFF7C"/>
     <w:multiLevelType w:val="singleLevel"/>
@@ -3407,7 +3682,7 @@
         <w:ind w:hanging="360" w:left="1440"/>
       </w:pPr>
       <w:rPr>
-        <w:rFonts w:ascii="Symbol" w:hAnsi="Symbol" w:hint="default"/>
+        <w:rFonts w:ascii="Symbol" w:hAnsi="Symbol" w:hint="default" w:eastAsia="黑体"/>
       </w:rPr>
     </w:lvl>
   </w:abstractNum>
@@ -3428,7 +3703,7 @@
         <w:ind w:hanging="360" w:left="1080"/>
       </w:pPr>
       <w:rPr>
-        <w:rFonts w:ascii="Symbol" w:hAnsi="Symbol" w:hint="default"/>
+        <w:rFonts w:ascii="Symbol" w:hAnsi="Symbol" w:hint="default" w:eastAsia="黑体"/>
       </w:rPr>
     </w:lvl>
   </w:abstractNum>
@@ -3449,7 +3724,7 @@
         <w:ind w:hanging="360" w:left="720"/>
       </w:pPr>
       <w:rPr>
-        <w:rFonts w:ascii="Symbol" w:hAnsi="Symbol" w:hint="default"/>
+        <w:rFonts w:ascii="Symbol" w:hAnsi="Symbol" w:hint="default" w:eastAsia="黑体"/>
       </w:rPr>
     </w:lvl>
   </w:abstractNum>
@@ -3488,7 +3763,7 @@
         <w:ind w:hanging="360" w:left="360"/>
       </w:pPr>
       <w:rPr>
-        <w:rFonts w:ascii="Symbol" w:hAnsi="Symbol" w:hint="default"/>
+        <w:rFonts w:ascii="Symbol" w:hAnsi="Symbol" w:hint="default" w:eastAsia="黑体"/>
       </w:rPr>
     </w:lvl>
   </w:abstractNum>
@@ -3579,7 +3854,7 @@
         <w:ind w:left="720" w:hanging="360"/>
       </w:pPr>
       <w:rPr>
-        <w:rFonts w:ascii="Symbol" w:hAnsi="Symbol" w:cs="Symbol" w:hint="default"/>
+        <w:rFonts w:ascii="Symbol" w:hAnsi="Symbol" w:cs="Symbol" w:hint="default" w:eastAsia="黑体"/>
       </w:rPr>
     </w:lvl>
     <w:lvl w:ilvl="1">
@@ -3590,7 +3865,7 @@
         <w:ind w:left="1440" w:hanging="360"/>
       </w:pPr>
       <w:rPr>
-        <w:rFonts w:ascii="Courier New" w:hAnsi="Courier New" w:cs="Courier New" w:hint="default"/>
+        <w:rFonts w:ascii="Courier New" w:hAnsi="Courier New" w:cs="Courier New" w:hint="default" w:eastAsia="黑体"/>
       </w:rPr>
     </w:lvl>
     <w:lvl w:ilvl="2">
@@ -3601,7 +3876,7 @@
         <w:ind w:left="2160" w:hanging="360"/>
       </w:pPr>
       <w:rPr>
-        <w:rFonts w:ascii="Wingdings" w:hAnsi="Wingdings" w:cs="Wingdings" w:hint="default"/>
+        <w:rFonts w:ascii="Wingdings" w:hAnsi="Wingdings" w:cs="Wingdings" w:hint="default" w:eastAsia="黑体"/>
       </w:rPr>
     </w:lvl>
     <w:lvl w:ilvl="3">
@@ -3612,7 +3887,7 @@
         <w:ind w:left="2880" w:hanging="360"/>
       </w:pPr>
       <w:rPr>
-        <w:rFonts w:ascii="Symbol" w:hAnsi="Symbol" w:cs="Symbol" w:hint="default"/>
+        <w:rFonts w:ascii="Symbol" w:hAnsi="Symbol" w:cs="Symbol" w:hint="default" w:eastAsia="黑体"/>
       </w:rPr>
     </w:lvl>
     <w:lvl w:ilvl="4">
@@ -3623,7 +3898,7 @@
         <w:ind w:left="3600" w:hanging="360"/>
       </w:pPr>
       <w:rPr>
-        <w:rFonts w:ascii="Courier New" w:hAnsi="Courier New" w:cs="Courier New" w:hint="default"/>
+        <w:rFonts w:ascii="Courier New" w:hAnsi="Courier New" w:cs="Courier New" w:hint="default" w:eastAsia="黑体"/>
       </w:rPr>
     </w:lvl>
     <w:lvl w:ilvl="5">
@@ -3634,7 +3909,7 @@
         <w:ind w:left="4320" w:hanging="360"/>
       </w:pPr>
       <w:rPr>
-        <w:rFonts w:ascii="Wingdings" w:hAnsi="Wingdings" w:cs="Wingdings" w:hint="default"/>
+        <w:rFonts w:ascii="Wingdings" w:hAnsi="Wingdings" w:cs="Wingdings" w:hint="default" w:eastAsia="黑体"/>
       </w:rPr>
     </w:lvl>
     <w:lvl w:ilvl="6">
@@ -3645,7 +3920,7 @@
         <w:ind w:left="5040" w:hanging="360"/>
       </w:pPr>
       <w:rPr>
-        <w:rFonts w:ascii="Symbol" w:hAnsi="Symbol" w:cs="Symbol" w:hint="default"/>
+        <w:rFonts w:ascii="Symbol" w:hAnsi="Symbol" w:cs="Symbol" w:hint="default" w:eastAsia="黑体"/>
       </w:rPr>
     </w:lvl>
     <w:lvl w:ilvl="7">
@@ -3656,7 +3931,7 @@
         <w:ind w:left="5760" w:hanging="360"/>
       </w:pPr>
       <w:rPr>
-        <w:rFonts w:ascii="Courier New" w:hAnsi="Courier New" w:cs="Courier New" w:hint="default"/>
+        <w:rFonts w:ascii="Courier New" w:hAnsi="Courier New" w:cs="Courier New" w:hint="default" w:eastAsia="黑体"/>
       </w:rPr>
     </w:lvl>
     <w:lvl w:ilvl="8">
@@ -3667,7 +3942,7 @@
         <w:ind w:left="6480" w:hanging="360"/>
       </w:pPr>
       <w:rPr>
-        <w:rFonts w:ascii="Wingdings" w:hAnsi="Wingdings" w:cs="Wingdings" w:hint="default"/>
+        <w:rFonts w:ascii="Wingdings" w:hAnsi="Wingdings" w:cs="Wingdings" w:hint="default" w:eastAsia="黑体"/>
       </w:rPr>
     </w:lvl>
   </w:abstractNum>
@@ -3723,11 +3998,11 @@
 </file>
 
 <file path=word/styles.xml><?xml version="1.0" encoding="utf-8"?>
-<w:styles xmlns:mc="http://schemas.openxmlformats.org/markup-compatibility/2006" xmlns:r="http://schemas.openxmlformats.org/officeDocument/2006/relationships" xmlns:w="http://schemas.openxmlformats.org/wordprocessingml/2006/main" xmlns:w14="http://schemas.microsoft.com/office/word/2010/wordml" mc:Ignorable="w14">
+<w:styles xmlns:mc="http://schemas.openxmlformats.org/markup-compatibility/2006" xmlns:w="http://schemas.openxmlformats.org/wordprocessingml/2006/main" xmlns:r="http://schemas.openxmlformats.org/officeDocument/2006/relationships" xmlns:w14="http://schemas.microsoft.com/office/word/2010/wordml" mc:Ignorable="w14">
   <w:docDefaults>
     <w:rPrDefault>
       <w:rPr>
-        <w:rFonts w:asciiTheme="minorHAnsi" w:cstheme="minorBidi" w:eastAsiaTheme="minorEastAsia" w:hAnsiTheme="minorHAnsi"/>
+        <w:rFonts w:asciiTheme="minorHAnsi" w:cstheme="minorBidi" w:hAnsiTheme="minorHAnsi" w:eastAsia="黑体"/>
         <w:sz w:val="22"/>
         <w:szCs w:val="22"/>
         <w:lang w:bidi="ar-SA" w:eastAsia="en-US" w:val="en-US"/>
@@ -3949,7 +4224,7 @@
       <w:outlineLvl w:val="0"/>
     </w:pPr>
     <w:rPr>
-      <w:rFonts w:ascii="Times New Roman" w:asciiTheme="majorHAnsi" w:cstheme="majorBidi" w:eastAsia="黑体" w:eastAsiaTheme="majorEastAsia" w:hAnsi="Times New Roman" w:hAnsiTheme="majorHAnsi"/>
+      <w:rFonts w:ascii="Times New Roman" w:asciiTheme="majorHAnsi" w:cstheme="majorBidi" w:eastAsia="黑体" w:hAnsi="Times New Roman" w:hAnsiTheme="majorHAnsi"/>
       <w:b/>
       <w:bCs/>
       <w:color w:val="1F3864"/>
@@ -3973,7 +4248,7 @@
       <w:outlineLvl w:val="1"/>
     </w:pPr>
     <w:rPr>
-      <w:rFonts w:ascii="Times New Roman" w:asciiTheme="majorHAnsi" w:cstheme="majorBidi" w:eastAsia="黑体" w:eastAsiaTheme="majorEastAsia" w:hAnsi="Times New Roman" w:hAnsiTheme="majorHAnsi"/>
+      <w:rFonts w:ascii="Times New Roman" w:asciiTheme="majorHAnsi" w:cstheme="majorBidi" w:eastAsia="黑体" w:hAnsi="Times New Roman" w:hAnsiTheme="majorHAnsi"/>
       <w:b/>
       <w:bCs/>
       <w:color w:val="2E4E7E"/>
@@ -3997,7 +4272,7 @@
       <w:outlineLvl w:val="2"/>
     </w:pPr>
     <w:rPr>
-      <w:rFonts w:ascii="Times New Roman" w:asciiTheme="majorHAnsi" w:cstheme="majorBidi" w:eastAsia="黑体" w:eastAsiaTheme="majorEastAsia" w:hAnsi="Times New Roman" w:hAnsiTheme="majorHAnsi"/>
+      <w:rFonts w:ascii="Times New Roman" w:asciiTheme="majorHAnsi" w:cstheme="majorBidi" w:eastAsia="黑体" w:hAnsi="Times New Roman" w:hAnsiTheme="majorHAnsi"/>
       <w:b/>
       <w:bCs/>
       <w:color w:val="2E4E7E"/>
@@ -4021,7 +4296,7 @@
       <w:outlineLvl w:val="3"/>
     </w:pPr>
     <w:rPr>
-      <w:rFonts w:ascii="Times New Roman" w:asciiTheme="majorHAnsi" w:cstheme="majorBidi" w:eastAsia="黑体" w:eastAsiaTheme="majorEastAsia" w:hAnsi="Times New Roman" w:hAnsiTheme="majorHAnsi"/>
+      <w:rFonts w:ascii="Times New Roman" w:asciiTheme="majorHAnsi" w:cstheme="majorBidi" w:eastAsia="黑体" w:hAnsi="Times New Roman" w:hAnsiTheme="majorHAnsi"/>
       <w:b/>
       <w:bCs/>
       <w:i/>
@@ -4047,7 +4322,7 @@
       <w:outlineLvl w:val="4"/>
     </w:pPr>
     <w:rPr>
-      <w:rFonts w:ascii="Times New Roman" w:asciiTheme="majorHAnsi" w:cstheme="majorBidi" w:eastAsia="黑体" w:eastAsiaTheme="majorEastAsia" w:hAnsi="Times New Roman" w:hAnsiTheme="majorHAnsi"/>
+      <w:rFonts w:ascii="Times New Roman" w:asciiTheme="majorHAnsi" w:cstheme="majorBidi" w:eastAsia="黑体" w:hAnsi="Times New Roman" w:hAnsiTheme="majorHAnsi"/>
       <w:b/>
       <w:color w:val="333333"/>
       <w:sz w:val="22"/>
@@ -4070,7 +4345,7 @@
       <w:outlineLvl w:val="5"/>
     </w:pPr>
     <w:rPr>
-      <w:rFonts w:asciiTheme="majorHAnsi" w:cstheme="majorBidi" w:eastAsiaTheme="majorEastAsia" w:hAnsiTheme="majorHAnsi"/>
+      <w:rFonts w:asciiTheme="majorHAnsi" w:cstheme="majorBidi" w:hAnsiTheme="majorHAnsi" w:eastAsia="黑体"/>
       <w:i/>
       <w:iCs/>
       <w:color w:themeColor="accent1" w:themeShade="7F" w:val="243F60"/>
@@ -4093,7 +4368,7 @@
       <w:outlineLvl w:val="6"/>
     </w:pPr>
     <w:rPr>
-      <w:rFonts w:asciiTheme="majorHAnsi" w:cstheme="majorBidi" w:eastAsiaTheme="majorEastAsia" w:hAnsiTheme="majorHAnsi"/>
+      <w:rFonts w:asciiTheme="majorHAnsi" w:cstheme="majorBidi" w:hAnsiTheme="majorHAnsi" w:eastAsia="黑体"/>
       <w:i/>
       <w:iCs/>
       <w:color w:themeColor="text1" w:themeTint="BF" w:val="404040"/>
@@ -4116,7 +4391,7 @@
       <w:outlineLvl w:val="7"/>
     </w:pPr>
     <w:rPr>
-      <w:rFonts w:asciiTheme="majorHAnsi" w:cstheme="majorBidi" w:eastAsiaTheme="majorEastAsia" w:hAnsiTheme="majorHAnsi"/>
+      <w:rFonts w:asciiTheme="majorHAnsi" w:cstheme="majorBidi" w:hAnsiTheme="majorHAnsi" w:eastAsia="黑体"/>
       <w:color w:themeColor="accent1" w:val="4F81BD"/>
       <w:sz w:val="20"/>
       <w:szCs w:val="20"/>
@@ -4139,7 +4414,7 @@
       <w:outlineLvl w:val="8"/>
     </w:pPr>
     <w:rPr>
-      <w:rFonts w:asciiTheme="majorHAnsi" w:cstheme="majorBidi" w:eastAsiaTheme="majorEastAsia" w:hAnsiTheme="majorHAnsi"/>
+      <w:rFonts w:asciiTheme="majorHAnsi" w:cstheme="majorBidi" w:hAnsiTheme="majorHAnsi" w:eastAsia="黑体"/>
       <w:i/>
       <w:iCs/>
       <w:color w:themeColor="text1" w:themeTint="BF" w:val="404040"/>
@@ -4190,7 +4465,7 @@
     <w:uiPriority w:val="9"/>
     <w:rsid w:val="00FC693F"/>
     <w:rPr>
-      <w:rFonts w:asciiTheme="majorHAnsi" w:cstheme="majorBidi" w:eastAsiaTheme="majorEastAsia" w:hAnsiTheme="majorHAnsi"/>
+      <w:rFonts w:asciiTheme="majorHAnsi" w:cstheme="majorBidi" w:hAnsiTheme="majorHAnsi" w:eastAsia="黑体"/>
       <w:b/>
       <w:bCs/>
       <w:color w:themeColor="accent1" w:themeShade="BF" w:val="365F91"/>
@@ -4205,7 +4480,7 @@
     <w:uiPriority w:val="9"/>
     <w:rsid w:val="00FC693F"/>
     <w:rPr>
-      <w:rFonts w:asciiTheme="majorHAnsi" w:cstheme="majorBidi" w:eastAsiaTheme="majorEastAsia" w:hAnsiTheme="majorHAnsi"/>
+      <w:rFonts w:asciiTheme="majorHAnsi" w:cstheme="majorBidi" w:hAnsiTheme="majorHAnsi" w:eastAsia="黑体"/>
       <w:b/>
       <w:bCs/>
       <w:color w:themeColor="accent1" w:val="4F81BD"/>
@@ -4220,7 +4495,7 @@
     <w:uiPriority w:val="9"/>
     <w:rsid w:val="00FC693F"/>
     <w:rPr>
-      <w:rFonts w:asciiTheme="majorHAnsi" w:cstheme="majorBidi" w:eastAsiaTheme="majorEastAsia" w:hAnsiTheme="majorHAnsi"/>
+      <w:rFonts w:asciiTheme="majorHAnsi" w:cstheme="majorBidi" w:hAnsiTheme="majorHAnsi" w:eastAsia="黑体"/>
       <w:b/>
       <w:bCs/>
       <w:color w:themeColor="accent1" w:val="4F81BD"/>
@@ -4243,7 +4518,7 @@
       <w:contextualSpacing/>
     </w:pPr>
     <w:rPr>
-      <w:rFonts w:ascii="Times New Roman" w:asciiTheme="majorHAnsi" w:cstheme="majorBidi" w:eastAsia="黑体" w:eastAsiaTheme="majorEastAsia" w:hAnsi="Times New Roman" w:hAnsiTheme="majorHAnsi"/>
+      <w:rFonts w:ascii="Times New Roman" w:asciiTheme="majorHAnsi" w:cstheme="majorBidi" w:eastAsia="黑体" w:hAnsi="Times New Roman" w:hAnsiTheme="majorHAnsi"/>
       <w:b/>
       <w:color w:val="1F3864"/>
       <w:spacing w:val="5"/>
@@ -4259,7 +4534,7 @@
     <w:uiPriority w:val="10"/>
     <w:rsid w:val="00FC693F"/>
     <w:rPr>
-      <w:rFonts w:asciiTheme="majorHAnsi" w:cstheme="majorBidi" w:eastAsiaTheme="majorEastAsia" w:hAnsiTheme="majorHAnsi"/>
+      <w:rFonts w:asciiTheme="majorHAnsi" w:cstheme="majorBidi" w:hAnsiTheme="majorHAnsi" w:eastAsia="黑体"/>
       <w:color w:themeColor="text2" w:themeShade="BF" w:val="17365D"/>
       <w:spacing w:val="5"/>
       <w:kern w:val="28"/>
@@ -4281,7 +4556,7 @@
       </w:numPr>
     </w:pPr>
     <w:rPr>
-      <w:rFonts w:asciiTheme="majorHAnsi" w:cstheme="majorBidi" w:eastAsiaTheme="majorEastAsia" w:hAnsiTheme="majorHAnsi"/>
+      <w:rFonts w:asciiTheme="majorHAnsi" w:cstheme="majorBidi" w:hAnsiTheme="majorHAnsi" w:eastAsia="黑体"/>
       <w:i/>
       <w:iCs/>
       <w:color w:themeColor="accent1" w:val="4F81BD"/>
@@ -4297,7 +4572,7 @@
     <w:uiPriority w:val="11"/>
     <w:rsid w:val="00FC693F"/>
     <w:rPr>
-      <w:rFonts w:asciiTheme="majorHAnsi" w:cstheme="majorBidi" w:eastAsiaTheme="majorEastAsia" w:hAnsiTheme="majorHAnsi"/>
+      <w:rFonts w:asciiTheme="majorHAnsi" w:cstheme="majorBidi" w:hAnsiTheme="majorHAnsi" w:eastAsia="黑体"/>
       <w:i/>
       <w:iCs/>
       <w:color w:themeColor="accent1" w:val="4F81BD"/>
@@ -4364,6 +4639,7 @@
       <w:spacing w:after="120"/>
     </w:pPr>
     <w:rPr>
+      <w:rFonts w:eastAsia="黑体"/>
       <w:sz w:val="16"/>
       <w:szCs w:val="16"/>
     </w:rPr>
@@ -4375,6 +4651,7 @@
     <w:uiPriority w:val="99"/>
     <w:rsid w:val="00AA1D8D"/>
     <w:rPr>
+      <w:rFonts w:eastAsia="黑体"/>
       <w:sz w:val="16"/>
       <w:szCs w:val="16"/>
     </w:rPr>
@@ -4544,7 +4821,7 @@
       </w:tabs>
     </w:pPr>
     <w:rPr>
-      <w:rFonts w:ascii="Courier" w:hAnsi="Courier"/>
+      <w:rFonts w:ascii="Courier" w:hAnsi="Courier" w:eastAsia="黑体"/>
       <w:sz w:val="20"/>
       <w:szCs w:val="20"/>
     </w:rPr>
@@ -4556,7 +4833,7 @@
     <w:uiPriority w:val="99"/>
     <w:rsid w:val="0029639D"/>
     <w:rPr>
-      <w:rFonts w:ascii="Courier" w:hAnsi="Courier"/>
+      <w:rFonts w:ascii="Courier" w:hAnsi="Courier" w:eastAsia="黑体"/>
       <w:sz w:val="20"/>
       <w:szCs w:val="20"/>
     </w:rPr>
@@ -4592,6 +4869,7 @@
     <w:uiPriority w:val="29"/>
     <w:rsid w:val="00FC693F"/>
     <w:rPr>
+      <w:rFonts w:eastAsia="黑体"/>
       <w:i/>
       <w:iCs/>
       <w:color w:themeColor="text1" w:val="000000"/>
@@ -4605,7 +4883,7 @@
     <w:semiHidden/>
     <w:rsid w:val="00FC693F"/>
     <w:rPr>
-      <w:rFonts w:asciiTheme="majorHAnsi" w:cstheme="majorBidi" w:eastAsiaTheme="majorEastAsia" w:hAnsiTheme="majorHAnsi"/>
+      <w:rFonts w:asciiTheme="majorHAnsi" w:cstheme="majorBidi" w:hAnsiTheme="majorHAnsi" w:eastAsia="黑体"/>
       <w:b/>
       <w:bCs/>
       <w:i/>
@@ -4621,7 +4899,7 @@
     <w:semiHidden/>
     <w:rsid w:val="00FC693F"/>
     <w:rPr>
-      <w:rFonts w:asciiTheme="majorHAnsi" w:cstheme="majorBidi" w:eastAsiaTheme="majorEastAsia" w:hAnsiTheme="majorHAnsi"/>
+      <w:rFonts w:asciiTheme="majorHAnsi" w:cstheme="majorBidi" w:hAnsiTheme="majorHAnsi" w:eastAsia="黑体"/>
       <w:color w:themeColor="accent1" w:themeShade="7F" w:val="243F60"/>
     </w:rPr>
   </w:style>
@@ -4633,7 +4911,7 @@
     <w:semiHidden/>
     <w:rsid w:val="00FC693F"/>
     <w:rPr>
-      <w:rFonts w:asciiTheme="majorHAnsi" w:cstheme="majorBidi" w:eastAsiaTheme="majorEastAsia" w:hAnsiTheme="majorHAnsi"/>
+      <w:rFonts w:asciiTheme="majorHAnsi" w:cstheme="majorBidi" w:hAnsiTheme="majorHAnsi" w:eastAsia="黑体"/>
       <w:i/>
       <w:iCs/>
       <w:color w:themeColor="accent1" w:themeShade="7F" w:val="243F60"/>
@@ -4647,7 +4925,7 @@
     <w:semiHidden/>
     <w:rsid w:val="00FC693F"/>
     <w:rPr>
-      <w:rFonts w:asciiTheme="majorHAnsi" w:cstheme="majorBidi" w:eastAsiaTheme="majorEastAsia" w:hAnsiTheme="majorHAnsi"/>
+      <w:rFonts w:asciiTheme="majorHAnsi" w:cstheme="majorBidi" w:hAnsiTheme="majorHAnsi" w:eastAsia="黑体"/>
       <w:i/>
       <w:iCs/>
       <w:color w:themeColor="text1" w:themeTint="BF" w:val="404040"/>
@@ -4661,7 +4939,7 @@
     <w:semiHidden/>
     <w:rsid w:val="00FC693F"/>
     <w:rPr>
-      <w:rFonts w:asciiTheme="majorHAnsi" w:cstheme="majorBidi" w:eastAsiaTheme="majorEastAsia" w:hAnsiTheme="majorHAnsi"/>
+      <w:rFonts w:asciiTheme="majorHAnsi" w:cstheme="majorBidi" w:hAnsiTheme="majorHAnsi" w:eastAsia="黑体"/>
       <w:color w:themeColor="accent1" w:val="4F81BD"/>
       <w:sz w:val="20"/>
       <w:szCs w:val="20"/>
@@ -4675,7 +4953,7 @@
     <w:semiHidden/>
     <w:rsid w:val="00FC693F"/>
     <w:rPr>
-      <w:rFonts w:asciiTheme="majorHAnsi" w:cstheme="majorBidi" w:eastAsiaTheme="majorEastAsia" w:hAnsiTheme="majorHAnsi"/>
+      <w:rFonts w:asciiTheme="majorHAnsi" w:cstheme="majorBidi" w:hAnsiTheme="majorHAnsi" w:eastAsia="黑体"/>
       <w:i/>
       <w:iCs/>
       <w:color w:themeColor="text1" w:themeTint="BF" w:val="404040"/>
@@ -4696,6 +4974,7 @@
       <w:spacing w:line="240" w:lineRule="auto"/>
     </w:pPr>
     <w:rPr>
+      <w:rFonts w:eastAsia="黑体"/>
       <w:b/>
       <w:bCs/>
       <w:color w:themeColor="accent1" w:val="4F81BD"/>
@@ -4710,6 +4989,7 @@
     <w:qFormat/>
     <w:rsid w:val="00FC693F"/>
     <w:rPr>
+      <w:rFonts w:eastAsia="黑体"/>
       <w:b/>
       <w:bCs/>
     </w:rPr>
@@ -4721,6 +5001,7 @@
     <w:qFormat/>
     <w:rsid w:val="00FC693F"/>
     <w:rPr>
+      <w:rFonts w:eastAsia="黑体"/>
       <w:i/>
       <w:iCs/>
     </w:rPr>
@@ -4741,6 +5022,7 @@
       <w:ind w:left="936" w:right="936"/>
     </w:pPr>
     <w:rPr>
+      <w:rFonts w:eastAsia="黑体"/>
       <w:b/>
       <w:bCs/>
       <w:i/>
@@ -4755,6 +5037,7 @@
     <w:uiPriority w:val="30"/>
     <w:rsid w:val="00FC693F"/>
     <w:rPr>
+      <w:rFonts w:eastAsia="黑体"/>
       <w:b/>
       <w:bCs/>
       <w:i/>
@@ -4769,6 +5052,7 @@
     <w:qFormat/>
     <w:rsid w:val="00FC693F"/>
     <w:rPr>
+      <w:rFonts w:eastAsia="黑体"/>
       <w:i/>
       <w:iCs/>
       <w:color w:themeColor="text1" w:themeTint="7F" w:val="808080"/>
@@ -4781,6 +5065,7 @@
     <w:qFormat/>
     <w:rsid w:val="00FC693F"/>
     <w:rPr>
+      <w:rFonts w:eastAsia="黑体"/>
       <w:b/>
       <w:bCs/>
       <w:i/>
@@ -4795,6 +5080,7 @@
     <w:qFormat/>
     <w:rsid w:val="00FC693F"/>
     <w:rPr>
+      <w:rFonts w:eastAsia="黑体"/>
       <w:smallCaps/>
       <w:color w:themeColor="accent2" w:val="C0504D"/>
       <w:u w:val="single"/>
@@ -4807,6 +5093,7 @@
     <w:qFormat/>
     <w:rsid w:val="00FC693F"/>
     <w:rPr>
+      <w:rFonts w:eastAsia="黑体"/>
       <w:b/>
       <w:bCs/>
       <w:smallCaps/>
@@ -4822,6 +5109,7 @@
     <w:qFormat/>
     <w:rsid w:val="00FC693F"/>
     <w:rPr>
+      <w:rFonts w:eastAsia="黑体"/>
       <w:b/>
       <w:bCs/>
       <w:smallCaps/>
@@ -4876,6 +5164,7 @@
       <w:spacing w:after="0" w:line="240" w:lineRule="auto"/>
     </w:pPr>
     <w:rPr>
+      <w:rFonts w:eastAsia="黑体"/>
       <w:color w:themeColor="text1" w:themeShade="BF" w:val="000000"/>
     </w:rPr>
     <w:tblPr>
@@ -4898,6 +5187,7 @@
         <w:spacing w:after="0" w:before="0" w:line="240" w:lineRule="auto"/>
       </w:pPr>
       <w:rPr>
+        <w:rFonts w:eastAsia="黑体"/>
         <w:b/>
         <w:bCs/>
       </w:rPr>
@@ -4918,6 +5208,7 @@
         <w:spacing w:after="0" w:before="0" w:line="240" w:lineRule="auto"/>
       </w:pPr>
       <w:rPr>
+        <w:rFonts w:eastAsia="黑体"/>
         <w:b/>
         <w:bCs/>
       </w:rPr>
@@ -4935,12 +5226,14 @@
     </w:tblStylePr>
     <w:tblStylePr w:type="firstCol">
       <w:rPr>
+        <w:rFonts w:eastAsia="黑体"/>
         <w:b/>
         <w:bCs/>
       </w:rPr>
     </w:tblStylePr>
     <w:tblStylePr w:type="lastCol">
       <w:rPr>
+        <w:rFonts w:eastAsia="黑体"/>
         <w:b/>
         <w:bCs/>
       </w:rPr>
@@ -4979,6 +5272,7 @@
       <w:spacing w:after="0" w:line="240" w:lineRule="auto"/>
     </w:pPr>
     <w:rPr>
+      <w:rFonts w:eastAsia="黑体"/>
       <w:color w:themeColor="accent1" w:themeShade="BF" w:val="365F91"/>
     </w:rPr>
     <w:tblPr>
@@ -5001,6 +5295,7 @@
         <w:spacing w:after="0" w:before="0" w:line="240" w:lineRule="auto"/>
       </w:pPr>
       <w:rPr>
+        <w:rFonts w:eastAsia="黑体"/>
         <w:b/>
         <w:bCs/>
       </w:rPr>
@@ -5021,6 +5316,7 @@
         <w:spacing w:after="0" w:before="0" w:line="240" w:lineRule="auto"/>
       </w:pPr>
       <w:rPr>
+        <w:rFonts w:eastAsia="黑体"/>
         <w:b/>
         <w:bCs/>
       </w:rPr>
@@ -5038,12 +5334,14 @@
     </w:tblStylePr>
     <w:tblStylePr w:type="firstCol">
       <w:rPr>
+        <w:rFonts w:eastAsia="黑体"/>
         <w:b/>
         <w:bCs/>
       </w:rPr>
     </w:tblStylePr>
     <w:tblStylePr w:type="lastCol">
       <w:rPr>
+        <w:rFonts w:eastAsia="黑体"/>
         <w:b/>
         <w:bCs/>
       </w:rPr>
@@ -5082,6 +5380,7 @@
       <w:spacing w:after="0" w:line="240" w:lineRule="auto"/>
     </w:pPr>
     <w:rPr>
+      <w:rFonts w:eastAsia="黑体"/>
       <w:color w:themeColor="accent2" w:themeShade="BF" w:val="943634"/>
     </w:rPr>
     <w:tblPr>
@@ -5104,6 +5403,7 @@
         <w:spacing w:after="0" w:before="0" w:line="240" w:lineRule="auto"/>
       </w:pPr>
       <w:rPr>
+        <w:rFonts w:eastAsia="黑体"/>
         <w:b/>
         <w:bCs/>
       </w:rPr>
@@ -5124,6 +5424,7 @@
         <w:spacing w:after="0" w:before="0" w:line="240" w:lineRule="auto"/>
       </w:pPr>
       <w:rPr>
+        <w:rFonts w:eastAsia="黑体"/>
         <w:b/>
         <w:bCs/>
       </w:rPr>
@@ -5141,12 +5442,14 @@
     </w:tblStylePr>
     <w:tblStylePr w:type="firstCol">
       <w:rPr>
+        <w:rFonts w:eastAsia="黑体"/>
         <w:b/>
         <w:bCs/>
       </w:rPr>
     </w:tblStylePr>
     <w:tblStylePr w:type="lastCol">
       <w:rPr>
+        <w:rFonts w:eastAsia="黑体"/>
         <w:b/>
         <w:bCs/>
       </w:rPr>
@@ -5185,6 +5488,7 @@
       <w:spacing w:after="0" w:line="240" w:lineRule="auto"/>
     </w:pPr>
     <w:rPr>
+      <w:rFonts w:eastAsia="黑体"/>
       <w:color w:themeColor="accent3" w:themeShade="BF" w:val="76923C"/>
     </w:rPr>
     <w:tblPr>
@@ -5207,6 +5511,7 @@
         <w:spacing w:after="0" w:before="0" w:line="240" w:lineRule="auto"/>
       </w:pPr>
       <w:rPr>
+        <w:rFonts w:eastAsia="黑体"/>
         <w:b/>
         <w:bCs/>
       </w:rPr>
@@ -5227,6 +5532,7 @@
         <w:spacing w:after="0" w:before="0" w:line="240" w:lineRule="auto"/>
       </w:pPr>
       <w:rPr>
+        <w:rFonts w:eastAsia="黑体"/>
         <w:b/>
         <w:bCs/>
       </w:rPr>
@@ -5244,12 +5550,14 @@
     </w:tblStylePr>
     <w:tblStylePr w:type="firstCol">
       <w:rPr>
+        <w:rFonts w:eastAsia="黑体"/>
         <w:b/>
         <w:bCs/>
       </w:rPr>
     </w:tblStylePr>
     <w:tblStylePr w:type="lastCol">
       <w:rPr>
+        <w:rFonts w:eastAsia="黑体"/>
         <w:b/>
         <w:bCs/>
       </w:rPr>
@@ -5288,6 +5596,7 @@
       <w:spacing w:after="0" w:line="240" w:lineRule="auto"/>
     </w:pPr>
     <w:rPr>
+      <w:rFonts w:eastAsia="黑体"/>
       <w:color w:themeColor="accent4" w:themeShade="BF" w:val="5F497A"/>
     </w:rPr>
     <w:tblPr>
@@ -5310,6 +5619,7 @@
         <w:spacing w:after="0" w:before="0" w:line="240" w:lineRule="auto"/>
       </w:pPr>
       <w:rPr>
+        <w:rFonts w:eastAsia="黑体"/>
         <w:b/>
         <w:bCs/>
       </w:rPr>
@@ -5330,6 +5640,7 @@
         <w:spacing w:after="0" w:before="0" w:line="240" w:lineRule="auto"/>
       </w:pPr>
       <w:rPr>
+        <w:rFonts w:eastAsia="黑体"/>
         <w:b/>
         <w:bCs/>
       </w:rPr>
@@ -5347,12 +5658,14 @@
     </w:tblStylePr>
     <w:tblStylePr w:type="firstCol">
       <w:rPr>
+        <w:rFonts w:eastAsia="黑体"/>
         <w:b/>
         <w:bCs/>
       </w:rPr>
     </w:tblStylePr>
     <w:tblStylePr w:type="lastCol">
       <w:rPr>
+        <w:rFonts w:eastAsia="黑体"/>
         <w:b/>
         <w:bCs/>
       </w:rPr>
@@ -5391,6 +5704,7 @@
       <w:spacing w:after="0" w:line="240" w:lineRule="auto"/>
     </w:pPr>
     <w:rPr>
+      <w:rFonts w:eastAsia="黑体"/>
       <w:color w:themeColor="accent5" w:themeShade="BF" w:val="31849B"/>
     </w:rPr>
     <w:tblPr>
@@ -5413,6 +5727,7 @@
         <w:spacing w:after="0" w:before="0" w:line="240" w:lineRule="auto"/>
       </w:pPr>
       <w:rPr>
+        <w:rFonts w:eastAsia="黑体"/>
         <w:b/>
         <w:bCs/>
       </w:rPr>
@@ -5433,6 +5748,7 @@
         <w:spacing w:after="0" w:before="0" w:line="240" w:lineRule="auto"/>
       </w:pPr>
       <w:rPr>
+        <w:rFonts w:eastAsia="黑体"/>
         <w:b/>
         <w:bCs/>
       </w:rPr>
@@ -5450,12 +5766,14 @@
     </w:tblStylePr>
     <w:tblStylePr w:type="firstCol">
       <w:rPr>
+        <w:rFonts w:eastAsia="黑体"/>
         <w:b/>
         <w:bCs/>
       </w:rPr>
     </w:tblStylePr>
     <w:tblStylePr w:type="lastCol">
       <w:rPr>
+        <w:rFonts w:eastAsia="黑体"/>
         <w:b/>
         <w:bCs/>
       </w:rPr>
@@ -5494,6 +5812,7 @@
       <w:spacing w:after="0" w:line="240" w:lineRule="auto"/>
     </w:pPr>
     <w:rPr>
+      <w:rFonts w:eastAsia="黑体"/>
       <w:color w:themeColor="accent6" w:themeShade="BF" w:val="E36C0A"/>
     </w:rPr>
     <w:tblPr>
@@ -5516,6 +5835,7 @@
         <w:spacing w:after="0" w:before="0" w:line="240" w:lineRule="auto"/>
       </w:pPr>
       <w:rPr>
+        <w:rFonts w:eastAsia="黑体"/>
         <w:b/>
         <w:bCs/>
       </w:rPr>
@@ -5536,6 +5856,7 @@
         <w:spacing w:after="0" w:before="0" w:line="240" w:lineRule="auto"/>
       </w:pPr>
       <w:rPr>
+        <w:rFonts w:eastAsia="黑体"/>
         <w:b/>
         <w:bCs/>
       </w:rPr>
@@ -5553,12 +5874,14 @@
     </w:tblStylePr>
     <w:tblStylePr w:type="firstCol">
       <w:rPr>
+        <w:rFonts w:eastAsia="黑体"/>
         <w:b/>
         <w:bCs/>
       </w:rPr>
     </w:tblStylePr>
     <w:tblStylePr w:type="lastCol">
       <w:rPr>
+        <w:rFonts w:eastAsia="黑体"/>
         <w:b/>
         <w:bCs/>
       </w:rPr>
@@ -5618,6 +5941,7 @@
         <w:spacing w:after="0" w:before="0" w:line="240" w:lineRule="auto"/>
       </w:pPr>
       <w:rPr>
+        <w:rFonts w:eastAsia="黑体"/>
         <w:b/>
         <w:bCs/>
         <w:color w:themeColor="background1" w:val="FFFFFF"/>
@@ -5632,6 +5956,7 @@
         <w:spacing w:after="0" w:before="0" w:line="240" w:lineRule="auto"/>
       </w:pPr>
       <w:rPr>
+        <w:rFonts w:eastAsia="黑体"/>
         <w:b/>
         <w:bCs/>
       </w:rPr>
@@ -5647,12 +5972,14 @@
     </w:tblStylePr>
     <w:tblStylePr w:type="firstCol">
       <w:rPr>
+        <w:rFonts w:eastAsia="黑体"/>
         <w:b/>
         <w:bCs/>
       </w:rPr>
     </w:tblStylePr>
     <w:tblStylePr w:type="lastCol">
       <w:rPr>
+        <w:rFonts w:eastAsia="黑体"/>
         <w:b/>
         <w:bCs/>
       </w:rPr>
@@ -5710,6 +6037,7 @@
         <w:spacing w:after="0" w:before="0" w:line="240" w:lineRule="auto"/>
       </w:pPr>
       <w:rPr>
+        <w:rFonts w:eastAsia="黑体"/>
         <w:b/>
         <w:bCs/>
         <w:color w:themeColor="background1" w:val="FFFFFF"/>
@@ -5724,6 +6052,7 @@
         <w:spacing w:after="0" w:before="0" w:line="240" w:lineRule="auto"/>
       </w:pPr>
       <w:rPr>
+        <w:rFonts w:eastAsia="黑体"/>
         <w:b/>
         <w:bCs/>
       </w:rPr>
@@ -5739,12 +6068,14 @@
     </w:tblStylePr>
     <w:tblStylePr w:type="firstCol">
       <w:rPr>
+        <w:rFonts w:eastAsia="黑体"/>
         <w:b/>
         <w:bCs/>
       </w:rPr>
     </w:tblStylePr>
     <w:tblStylePr w:type="lastCol">
       <w:rPr>
+        <w:rFonts w:eastAsia="黑体"/>
         <w:b/>
         <w:bCs/>
       </w:rPr>
@@ -5802,6 +6133,7 @@
         <w:spacing w:after="0" w:before="0" w:line="240" w:lineRule="auto"/>
       </w:pPr>
       <w:rPr>
+        <w:rFonts w:eastAsia="黑体"/>
         <w:b/>
         <w:bCs/>
         <w:color w:themeColor="background1" w:val="FFFFFF"/>
@@ -5816,6 +6148,7 @@
         <w:spacing w:after="0" w:before="0" w:line="240" w:lineRule="auto"/>
       </w:pPr>
       <w:rPr>
+        <w:rFonts w:eastAsia="黑体"/>
         <w:b/>
         <w:bCs/>
       </w:rPr>
@@ -5831,12 +6164,14 @@
     </w:tblStylePr>
     <w:tblStylePr w:type="firstCol">
       <w:rPr>
+        <w:rFonts w:eastAsia="黑体"/>
         <w:b/>
         <w:bCs/>
       </w:rPr>
     </w:tblStylePr>
     <w:tblStylePr w:type="lastCol">
       <w:rPr>
+        <w:rFonts w:eastAsia="黑体"/>
         <w:b/>
         <w:bCs/>
       </w:rPr>
@@ -5894,6 +6229,7 @@
         <w:spacing w:after="0" w:before="0" w:line="240" w:lineRule="auto"/>
       </w:pPr>
       <w:rPr>
+        <w:rFonts w:eastAsia="黑体"/>
         <w:b/>
         <w:bCs/>
         <w:color w:themeColor="background1" w:val="FFFFFF"/>
@@ -5908,6 +6244,7 @@
         <w:spacing w:after="0" w:before="0" w:line="240" w:lineRule="auto"/>
       </w:pPr>
       <w:rPr>
+        <w:rFonts w:eastAsia="黑体"/>
         <w:b/>
         <w:bCs/>
       </w:rPr>
@@ -5923,12 +6260,14 @@
     </w:tblStylePr>
     <w:tblStylePr w:type="firstCol">
       <w:rPr>
+        <w:rFonts w:eastAsia="黑体"/>
         <w:b/>
         <w:bCs/>
       </w:rPr>
     </w:tblStylePr>
     <w:tblStylePr w:type="lastCol">
       <w:rPr>
+        <w:rFonts w:eastAsia="黑体"/>
         <w:b/>
         <w:bCs/>
       </w:rPr>
@@ -5986,6 +6325,7 @@
         <w:spacing w:after="0" w:before="0" w:line="240" w:lineRule="auto"/>
       </w:pPr>
       <w:rPr>
+        <w:rFonts w:eastAsia="黑体"/>
         <w:b/>
         <w:bCs/>
         <w:color w:themeColor="background1" w:val="FFFFFF"/>
@@ -6000,6 +6340,7 @@
         <w:spacing w:after="0" w:before="0" w:line="240" w:lineRule="auto"/>
       </w:pPr>
       <w:rPr>
+        <w:rFonts w:eastAsia="黑体"/>
         <w:b/>
         <w:bCs/>
       </w:rPr>
@@ -6015,12 +6356,14 @@
     </w:tblStylePr>
     <w:tblStylePr w:type="firstCol">
       <w:rPr>
+        <w:rFonts w:eastAsia="黑体"/>
         <w:b/>
         <w:bCs/>
       </w:rPr>
     </w:tblStylePr>
     <w:tblStylePr w:type="lastCol">
       <w:rPr>
+        <w:rFonts w:eastAsia="黑体"/>
         <w:b/>
         <w:bCs/>
       </w:rPr>
@@ -6078,6 +6421,7 @@
         <w:spacing w:after="0" w:before="0" w:line="240" w:lineRule="auto"/>
       </w:pPr>
       <w:rPr>
+        <w:rFonts w:eastAsia="黑体"/>
         <w:b/>
         <w:bCs/>
         <w:color w:themeColor="background1" w:val="FFFFFF"/>
@@ -6092,6 +6436,7 @@
         <w:spacing w:after="0" w:before="0" w:line="240" w:lineRule="auto"/>
       </w:pPr>
       <w:rPr>
+        <w:rFonts w:eastAsia="黑体"/>
         <w:b/>
         <w:bCs/>
       </w:rPr>
@@ -6107,12 +6452,14 @@
     </w:tblStylePr>
     <w:tblStylePr w:type="firstCol">
       <w:rPr>
+        <w:rFonts w:eastAsia="黑体"/>
         <w:b/>
         <w:bCs/>
       </w:rPr>
     </w:tblStylePr>
     <w:tblStylePr w:type="lastCol">
       <w:rPr>
+        <w:rFonts w:eastAsia="黑体"/>
         <w:b/>
         <w:bCs/>
       </w:rPr>
@@ -6170,6 +6517,7 @@
         <w:spacing w:after="0" w:before="0" w:line="240" w:lineRule="auto"/>
       </w:pPr>
       <w:rPr>
+        <w:rFonts w:eastAsia="黑体"/>
         <w:b/>
         <w:bCs/>
         <w:color w:themeColor="background1" w:val="FFFFFF"/>
@@ -6184,6 +6532,7 @@
         <w:spacing w:after="0" w:before="0" w:line="240" w:lineRule="auto"/>
       </w:pPr>
       <w:rPr>
+        <w:rFonts w:eastAsia="黑体"/>
         <w:b/>
         <w:bCs/>
       </w:rPr>
@@ -6199,12 +6548,14 @@
     </w:tblStylePr>
     <w:tblStylePr w:type="firstCol">
       <w:rPr>
+        <w:rFonts w:eastAsia="黑体"/>
         <w:b/>
         <w:bCs/>
       </w:rPr>
     </w:tblStylePr>
     <w:tblStylePr w:type="lastCol">
       <w:rPr>
+        <w:rFonts w:eastAsia="黑体"/>
         <w:b/>
         <w:bCs/>
       </w:rPr>
@@ -6264,7 +6615,7 @@
         <w:spacing w:after="0" w:before="0" w:line="240" w:lineRule="auto"/>
       </w:pPr>
       <w:rPr>
-        <w:rFonts w:asciiTheme="majorHAnsi" w:cstheme="majorBidi" w:eastAsiaTheme="majorEastAsia" w:hAnsiTheme="majorHAnsi"/>
+        <w:rFonts w:asciiTheme="majorHAnsi" w:cstheme="majorBidi" w:hAnsiTheme="majorHAnsi" w:eastAsia="黑体"/>
         <w:b/>
         <w:bCs/>
       </w:rPr>
@@ -6285,7 +6636,7 @@
         <w:spacing w:after="0" w:before="0" w:line="240" w:lineRule="auto"/>
       </w:pPr>
       <w:rPr>
-        <w:rFonts w:asciiTheme="majorHAnsi" w:cstheme="majorBidi" w:eastAsiaTheme="majorEastAsia" w:hAnsiTheme="majorHAnsi"/>
+        <w:rFonts w:asciiTheme="majorHAnsi" w:cstheme="majorBidi" w:hAnsiTheme="majorHAnsi" w:eastAsia="黑体"/>
         <w:b/>
         <w:bCs/>
       </w:rPr>
@@ -6303,14 +6654,14 @@
     </w:tblStylePr>
     <w:tblStylePr w:type="firstCol">
       <w:rPr>
-        <w:rFonts w:asciiTheme="majorHAnsi" w:cstheme="majorBidi" w:eastAsiaTheme="majorEastAsia" w:hAnsiTheme="majorHAnsi"/>
+        <w:rFonts w:asciiTheme="majorHAnsi" w:cstheme="majorBidi" w:hAnsiTheme="majorHAnsi" w:eastAsia="黑体"/>
         <w:b/>
         <w:bCs/>
       </w:rPr>
     </w:tblStylePr>
     <w:tblStylePr w:type="lastCol">
       <w:rPr>
-        <w:rFonts w:asciiTheme="majorHAnsi" w:cstheme="majorBidi" w:eastAsiaTheme="majorEastAsia" w:hAnsiTheme="majorHAnsi"/>
+        <w:rFonts w:asciiTheme="majorHAnsi" w:cstheme="majorBidi" w:hAnsiTheme="majorHAnsi" w:eastAsia="黑体"/>
         <w:b/>
         <w:bCs/>
       </w:rPr>
@@ -6394,7 +6745,7 @@
         <w:spacing w:after="0" w:before="0" w:line="240" w:lineRule="auto"/>
       </w:pPr>
       <w:rPr>
-        <w:rFonts w:asciiTheme="majorHAnsi" w:cstheme="majorBidi" w:eastAsiaTheme="majorEastAsia" w:hAnsiTheme="majorHAnsi"/>
+        <w:rFonts w:asciiTheme="majorHAnsi" w:cstheme="majorBidi" w:hAnsiTheme="majorHAnsi" w:eastAsia="黑体"/>
         <w:b/>
         <w:bCs/>
       </w:rPr>
@@ -6415,7 +6766,7 @@
         <w:spacing w:after="0" w:before="0" w:line="240" w:lineRule="auto"/>
       </w:pPr>
       <w:rPr>
-        <w:rFonts w:asciiTheme="majorHAnsi" w:cstheme="majorBidi" w:eastAsiaTheme="majorEastAsia" w:hAnsiTheme="majorHAnsi"/>
+        <w:rFonts w:asciiTheme="majorHAnsi" w:cstheme="majorBidi" w:hAnsiTheme="majorHAnsi" w:eastAsia="黑体"/>
         <w:b/>
         <w:bCs/>
       </w:rPr>
@@ -6433,14 +6784,14 @@
     </w:tblStylePr>
     <w:tblStylePr w:type="firstCol">
       <w:rPr>
-        <w:rFonts w:asciiTheme="majorHAnsi" w:cstheme="majorBidi" w:eastAsiaTheme="majorEastAsia" w:hAnsiTheme="majorHAnsi"/>
+        <w:rFonts w:asciiTheme="majorHAnsi" w:cstheme="majorBidi" w:hAnsiTheme="majorHAnsi" w:eastAsia="黑体"/>
         <w:b/>
         <w:bCs/>
       </w:rPr>
     </w:tblStylePr>
     <w:tblStylePr w:type="lastCol">
       <w:rPr>
-        <w:rFonts w:asciiTheme="majorHAnsi" w:cstheme="majorBidi" w:eastAsiaTheme="majorEastAsia" w:hAnsiTheme="majorHAnsi"/>
+        <w:rFonts w:asciiTheme="majorHAnsi" w:cstheme="majorBidi" w:hAnsiTheme="majorHAnsi" w:eastAsia="黑体"/>
         <w:b/>
         <w:bCs/>
       </w:rPr>
@@ -6524,7 +6875,7 @@
         <w:spacing w:after="0" w:before="0" w:line="240" w:lineRule="auto"/>
       </w:pPr>
       <w:rPr>
-        <w:rFonts w:asciiTheme="majorHAnsi" w:cstheme="majorBidi" w:eastAsiaTheme="majorEastAsia" w:hAnsiTheme="majorHAnsi"/>
+        <w:rFonts w:asciiTheme="majorHAnsi" w:cstheme="majorBidi" w:hAnsiTheme="majorHAnsi" w:eastAsia="黑体"/>
         <w:b/>
         <w:bCs/>
       </w:rPr>
@@ -6545,7 +6896,7 @@
         <w:spacing w:after="0" w:before="0" w:line="240" w:lineRule="auto"/>
       </w:pPr>
       <w:rPr>
-        <w:rFonts w:asciiTheme="majorHAnsi" w:cstheme="majorBidi" w:eastAsiaTheme="majorEastAsia" w:hAnsiTheme="majorHAnsi"/>
+        <w:rFonts w:asciiTheme="majorHAnsi" w:cstheme="majorBidi" w:hAnsiTheme="majorHAnsi" w:eastAsia="黑体"/>
         <w:b/>
         <w:bCs/>
       </w:rPr>
@@ -6563,14 +6914,14 @@
     </w:tblStylePr>
     <w:tblStylePr w:type="firstCol">
       <w:rPr>
-        <w:rFonts w:asciiTheme="majorHAnsi" w:cstheme="majorBidi" w:eastAsiaTheme="majorEastAsia" w:hAnsiTheme="majorHAnsi"/>
+        <w:rFonts w:asciiTheme="majorHAnsi" w:cstheme="majorBidi" w:hAnsiTheme="majorHAnsi" w:eastAsia="黑体"/>
         <w:b/>
         <w:bCs/>
       </w:rPr>
     </w:tblStylePr>
     <w:tblStylePr w:type="lastCol">
       <w:rPr>
-        <w:rFonts w:asciiTheme="majorHAnsi" w:cstheme="majorBidi" w:eastAsiaTheme="majorEastAsia" w:hAnsiTheme="majorHAnsi"/>
+        <w:rFonts w:asciiTheme="majorHAnsi" w:cstheme="majorBidi" w:hAnsiTheme="majorHAnsi" w:eastAsia="黑体"/>
         <w:b/>
         <w:bCs/>
       </w:rPr>
@@ -6654,7 +7005,7 @@
         <w:spacing w:after="0" w:before="0" w:line="240" w:lineRule="auto"/>
       </w:pPr>
       <w:rPr>
-        <w:rFonts w:asciiTheme="majorHAnsi" w:cstheme="majorBidi" w:eastAsiaTheme="majorEastAsia" w:hAnsiTheme="majorHAnsi"/>
+        <w:rFonts w:asciiTheme="majorHAnsi" w:cstheme="majorBidi" w:hAnsiTheme="majorHAnsi" w:eastAsia="黑体"/>
         <w:b/>
         <w:bCs/>
       </w:rPr>
@@ -6675,7 +7026,7 @@
         <w:spacing w:after="0" w:before="0" w:line="240" w:lineRule="auto"/>
       </w:pPr>
       <w:rPr>
-        <w:rFonts w:asciiTheme="majorHAnsi" w:cstheme="majorBidi" w:eastAsiaTheme="majorEastAsia" w:hAnsiTheme="majorHAnsi"/>
+        <w:rFonts w:asciiTheme="majorHAnsi" w:cstheme="majorBidi" w:hAnsiTheme="majorHAnsi" w:eastAsia="黑体"/>
         <w:b/>
         <w:bCs/>
       </w:rPr>
@@ -6693,14 +7044,14 @@
     </w:tblStylePr>
     <w:tblStylePr w:type="firstCol">
       <w:rPr>
-        <w:rFonts w:asciiTheme="majorHAnsi" w:cstheme="majorBidi" w:eastAsiaTheme="majorEastAsia" w:hAnsiTheme="majorHAnsi"/>
+        <w:rFonts w:asciiTheme="majorHAnsi" w:cstheme="majorBidi" w:hAnsiTheme="majorHAnsi" w:eastAsia="黑体"/>
         <w:b/>
         <w:bCs/>
       </w:rPr>
     </w:tblStylePr>
     <w:tblStylePr w:type="lastCol">
       <w:rPr>
-        <w:rFonts w:asciiTheme="majorHAnsi" w:cstheme="majorBidi" w:eastAsiaTheme="majorEastAsia" w:hAnsiTheme="majorHAnsi"/>
+        <w:rFonts w:asciiTheme="majorHAnsi" w:cstheme="majorBidi" w:hAnsiTheme="majorHAnsi" w:eastAsia="黑体"/>
         <w:b/>
         <w:bCs/>
       </w:rPr>
@@ -6784,7 +7135,7 @@
         <w:spacing w:after="0" w:before="0" w:line="240" w:lineRule="auto"/>
       </w:pPr>
       <w:rPr>
-        <w:rFonts w:asciiTheme="majorHAnsi" w:cstheme="majorBidi" w:eastAsiaTheme="majorEastAsia" w:hAnsiTheme="majorHAnsi"/>
+        <w:rFonts w:asciiTheme="majorHAnsi" w:cstheme="majorBidi" w:hAnsiTheme="majorHAnsi" w:eastAsia="黑体"/>
         <w:b/>
         <w:bCs/>
       </w:rPr>
@@ -6805,7 +7156,7 @@
         <w:spacing w:after="0" w:before="0" w:line="240" w:lineRule="auto"/>
       </w:pPr>
       <w:rPr>
-        <w:rFonts w:asciiTheme="majorHAnsi" w:cstheme="majorBidi" w:eastAsiaTheme="majorEastAsia" w:hAnsiTheme="majorHAnsi"/>
+        <w:rFonts w:asciiTheme="majorHAnsi" w:cstheme="majorBidi" w:hAnsiTheme="majorHAnsi" w:eastAsia="黑体"/>
         <w:b/>
         <w:bCs/>
       </w:rPr>
@@ -6823,14 +7174,14 @@
     </w:tblStylePr>
     <w:tblStylePr w:type="firstCol">
       <w:rPr>
-        <w:rFonts w:asciiTheme="majorHAnsi" w:cstheme="majorBidi" w:eastAsiaTheme="majorEastAsia" w:hAnsiTheme="majorHAnsi"/>
+        <w:rFonts w:asciiTheme="majorHAnsi" w:cstheme="majorBidi" w:hAnsiTheme="majorHAnsi" w:eastAsia="黑体"/>
         <w:b/>
         <w:bCs/>
       </w:rPr>
     </w:tblStylePr>
     <w:tblStylePr w:type="lastCol">
       <w:rPr>
-        <w:rFonts w:asciiTheme="majorHAnsi" w:cstheme="majorBidi" w:eastAsiaTheme="majorEastAsia" w:hAnsiTheme="majorHAnsi"/>
+        <w:rFonts w:asciiTheme="majorHAnsi" w:cstheme="majorBidi" w:hAnsiTheme="majorHAnsi" w:eastAsia="黑体"/>
         <w:b/>
         <w:bCs/>
       </w:rPr>
@@ -6914,7 +7265,7 @@
         <w:spacing w:after="0" w:before="0" w:line="240" w:lineRule="auto"/>
       </w:pPr>
       <w:rPr>
-        <w:rFonts w:asciiTheme="majorHAnsi" w:cstheme="majorBidi" w:eastAsiaTheme="majorEastAsia" w:hAnsiTheme="majorHAnsi"/>
+        <w:rFonts w:asciiTheme="majorHAnsi" w:cstheme="majorBidi" w:hAnsiTheme="majorHAnsi" w:eastAsia="黑体"/>
         <w:b/>
         <w:bCs/>
       </w:rPr>
@@ -6935,7 +7286,7 @@
         <w:spacing w:after="0" w:before="0" w:line="240" w:lineRule="auto"/>
       </w:pPr>
       <w:rPr>
-        <w:rFonts w:asciiTheme="majorHAnsi" w:cstheme="majorBidi" w:eastAsiaTheme="majorEastAsia" w:hAnsiTheme="majorHAnsi"/>
+        <w:rFonts w:asciiTheme="majorHAnsi" w:cstheme="majorBidi" w:hAnsiTheme="majorHAnsi" w:eastAsia="黑体"/>
         <w:b/>
         <w:bCs/>
       </w:rPr>
@@ -6953,14 +7304,14 @@
     </w:tblStylePr>
     <w:tblStylePr w:type="firstCol">
       <w:rPr>
-        <w:rFonts w:asciiTheme="majorHAnsi" w:cstheme="majorBidi" w:eastAsiaTheme="majorEastAsia" w:hAnsiTheme="majorHAnsi"/>
+        <w:rFonts w:asciiTheme="majorHAnsi" w:cstheme="majorBidi" w:hAnsiTheme="majorHAnsi" w:eastAsia="黑体"/>
         <w:b/>
         <w:bCs/>
       </w:rPr>
     </w:tblStylePr>
     <w:tblStylePr w:type="lastCol">
       <w:rPr>
-        <w:rFonts w:asciiTheme="majorHAnsi" w:cstheme="majorBidi" w:eastAsiaTheme="majorEastAsia" w:hAnsiTheme="majorHAnsi"/>
+        <w:rFonts w:asciiTheme="majorHAnsi" w:cstheme="majorBidi" w:hAnsiTheme="majorHAnsi" w:eastAsia="黑体"/>
         <w:b/>
         <w:bCs/>
       </w:rPr>
@@ -7044,7 +7395,7 @@
         <w:spacing w:after="0" w:before="0" w:line="240" w:lineRule="auto"/>
       </w:pPr>
       <w:rPr>
-        <w:rFonts w:asciiTheme="majorHAnsi" w:cstheme="majorBidi" w:eastAsiaTheme="majorEastAsia" w:hAnsiTheme="majorHAnsi"/>
+        <w:rFonts w:asciiTheme="majorHAnsi" w:cstheme="majorBidi" w:hAnsiTheme="majorHAnsi" w:eastAsia="黑体"/>
         <w:b/>
         <w:bCs/>
       </w:rPr>
@@ -7065,7 +7416,7 @@
         <w:spacing w:after="0" w:before="0" w:line="240" w:lineRule="auto"/>
       </w:pPr>
       <w:rPr>
-        <w:rFonts w:asciiTheme="majorHAnsi" w:cstheme="majorBidi" w:eastAsiaTheme="majorEastAsia" w:hAnsiTheme="majorHAnsi"/>
+        <w:rFonts w:asciiTheme="majorHAnsi" w:cstheme="majorBidi" w:hAnsiTheme="majorHAnsi" w:eastAsia="黑体"/>
         <w:b/>
         <w:bCs/>
       </w:rPr>
@@ -7083,14 +7434,14 @@
     </w:tblStylePr>
     <w:tblStylePr w:type="firstCol">
       <w:rPr>
-        <w:rFonts w:asciiTheme="majorHAnsi" w:cstheme="majorBidi" w:eastAsiaTheme="majorEastAsia" w:hAnsiTheme="majorHAnsi"/>
+        <w:rFonts w:asciiTheme="majorHAnsi" w:cstheme="majorBidi" w:hAnsiTheme="majorHAnsi" w:eastAsia="黑体"/>
         <w:b/>
         <w:bCs/>
       </w:rPr>
     </w:tblStylePr>
     <w:tblStylePr w:type="lastCol">
       <w:rPr>
-        <w:rFonts w:asciiTheme="majorHAnsi" w:cstheme="majorBidi" w:eastAsiaTheme="majorEastAsia" w:hAnsiTheme="majorHAnsi"/>
+        <w:rFonts w:asciiTheme="majorHAnsi" w:cstheme="majorBidi" w:hAnsiTheme="majorHAnsi" w:eastAsia="黑体"/>
         <w:b/>
         <w:bCs/>
       </w:rPr>
@@ -7173,6 +7524,7 @@
         <w:spacing w:after="0" w:before="0" w:line="240" w:lineRule="auto"/>
       </w:pPr>
       <w:rPr>
+        <w:rFonts w:eastAsia="黑体"/>
         <w:b/>
         <w:bCs/>
         <w:color w:themeColor="background1" w:val="FFFFFF"/>
@@ -7195,6 +7547,7 @@
         <w:spacing w:after="0" w:before="0" w:line="240" w:lineRule="auto"/>
       </w:pPr>
       <w:rPr>
+        <w:rFonts w:eastAsia="黑体"/>
         <w:b/>
         <w:bCs/>
       </w:rPr>
@@ -7212,12 +7565,14 @@
     </w:tblStylePr>
     <w:tblStylePr w:type="firstCol">
       <w:rPr>
+        <w:rFonts w:eastAsia="黑体"/>
         <w:b/>
         <w:bCs/>
       </w:rPr>
     </w:tblStylePr>
     <w:tblStylePr w:type="lastCol">
       <w:rPr>
+        <w:rFonts w:eastAsia="黑体"/>
         <w:b/>
         <w:bCs/>
       </w:rPr>
@@ -7279,6 +7634,7 @@
         <w:spacing w:after="0" w:before="0" w:line="240" w:lineRule="auto"/>
       </w:pPr>
       <w:rPr>
+        <w:rFonts w:eastAsia="黑体"/>
         <w:b/>
         <w:bCs/>
         <w:color w:themeColor="background1" w:val="FFFFFF"/>
@@ -7301,6 +7657,7 @@
         <w:spacing w:after="0" w:before="0" w:line="240" w:lineRule="auto"/>
       </w:pPr>
       <w:rPr>
+        <w:rFonts w:eastAsia="黑体"/>
         <w:b/>
         <w:bCs/>
       </w:rPr>
@@ -7318,12 +7675,14 @@
     </w:tblStylePr>
     <w:tblStylePr w:type="firstCol">
       <w:rPr>
+        <w:rFonts w:eastAsia="黑体"/>
         <w:b/>
         <w:bCs/>
       </w:rPr>
     </w:tblStylePr>
     <w:tblStylePr w:type="lastCol">
       <w:rPr>
+        <w:rFonts w:eastAsia="黑体"/>
         <w:b/>
         <w:bCs/>
       </w:rPr>
@@ -7385,6 +7744,7 @@
         <w:spacing w:after="0" w:before="0" w:line="240" w:lineRule="auto"/>
       </w:pPr>
       <w:rPr>
+        <w:rFonts w:eastAsia="黑体"/>
         <w:b/>
         <w:bCs/>
         <w:color w:themeColor="background1" w:val="FFFFFF"/>
@@ -7407,6 +7767,7 @@
         <w:spacing w:after="0" w:before="0" w:line="240" w:lineRule="auto"/>
       </w:pPr>
       <w:rPr>
+        <w:rFonts w:eastAsia="黑体"/>
         <w:b/>
         <w:bCs/>
       </w:rPr>
@@ -7424,12 +7785,14 @@
     </w:tblStylePr>
     <w:tblStylePr w:type="firstCol">
       <w:rPr>
+        <w:rFonts w:eastAsia="黑体"/>
         <w:b/>
         <w:bCs/>
       </w:rPr>
     </w:tblStylePr>
     <w:tblStylePr w:type="lastCol">
       <w:rPr>
+        <w:rFonts w:eastAsia="黑体"/>
         <w:b/>
         <w:bCs/>
       </w:rPr>
@@ -7491,6 +7854,7 @@
         <w:spacing w:after="0" w:before="0" w:line="240" w:lineRule="auto"/>
       </w:pPr>
       <w:rPr>
+        <w:rFonts w:eastAsia="黑体"/>
         <w:b/>
         <w:bCs/>
         <w:color w:themeColor="background1" w:val="FFFFFF"/>
@@ -7513,6 +7877,7 @@
         <w:spacing w:after="0" w:before="0" w:line="240" w:lineRule="auto"/>
       </w:pPr>
       <w:rPr>
+        <w:rFonts w:eastAsia="黑体"/>
         <w:b/>
         <w:bCs/>
       </w:rPr>
@@ -7530,12 +7895,14 @@
     </w:tblStylePr>
     <w:tblStylePr w:type="firstCol">
       <w:rPr>
+        <w:rFonts w:eastAsia="黑体"/>
         <w:b/>
         <w:bCs/>
       </w:rPr>
     </w:tblStylePr>
     <w:tblStylePr w:type="lastCol">
       <w:rPr>
+        <w:rFonts w:eastAsia="黑体"/>
         <w:b/>
         <w:bCs/>
       </w:rPr>
@@ -7597,6 +7964,7 @@
         <w:spacing w:after="0" w:before="0" w:line="240" w:lineRule="auto"/>
       </w:pPr>
       <w:rPr>
+        <w:rFonts w:eastAsia="黑体"/>
         <w:b/>
         <w:bCs/>
         <w:color w:themeColor="background1" w:val="FFFFFF"/>
@@ -7619,6 +7987,7 @@
         <w:spacing w:after="0" w:before="0" w:line="240" w:lineRule="auto"/>
       </w:pPr>
       <w:rPr>
+        <w:rFonts w:eastAsia="黑体"/>
         <w:b/>
         <w:bCs/>
       </w:rPr>
@@ -7636,12 +8005,14 @@
     </w:tblStylePr>
     <w:tblStylePr w:type="firstCol">
       <w:rPr>
+        <w:rFonts w:eastAsia="黑体"/>
         <w:b/>
         <w:bCs/>
       </w:rPr>
     </w:tblStylePr>
     <w:tblStylePr w:type="lastCol">
       <w:rPr>
+        <w:rFonts w:eastAsia="黑体"/>
         <w:b/>
         <w:bCs/>
       </w:rPr>
@@ -7703,6 +8074,7 @@
         <w:spacing w:after="0" w:before="0" w:line="240" w:lineRule="auto"/>
       </w:pPr>
       <w:rPr>
+        <w:rFonts w:eastAsia="黑体"/>
         <w:b/>
         <w:bCs/>
         <w:color w:themeColor="background1" w:val="FFFFFF"/>
@@ -7725,6 +8097,7 @@
         <w:spacing w:after="0" w:before="0" w:line="240" w:lineRule="auto"/>
       </w:pPr>
       <w:rPr>
+        <w:rFonts w:eastAsia="黑体"/>
         <w:b/>
         <w:bCs/>
       </w:rPr>
@@ -7742,12 +8115,14 @@
     </w:tblStylePr>
     <w:tblStylePr w:type="firstCol">
       <w:rPr>
+        <w:rFonts w:eastAsia="黑体"/>
         <w:b/>
         <w:bCs/>
       </w:rPr>
     </w:tblStylePr>
     <w:tblStylePr w:type="lastCol">
       <w:rPr>
+        <w:rFonts w:eastAsia="黑体"/>
         <w:b/>
         <w:bCs/>
       </w:rPr>
@@ -7809,6 +8184,7 @@
         <w:spacing w:after="0" w:before="0" w:line="240" w:lineRule="auto"/>
       </w:pPr>
       <w:rPr>
+        <w:rFonts w:eastAsia="黑体"/>
         <w:b/>
         <w:bCs/>
         <w:color w:themeColor="background1" w:val="FFFFFF"/>
@@ -7831,6 +8207,7 @@
         <w:spacing w:after="0" w:before="0" w:line="240" w:lineRule="auto"/>
       </w:pPr>
       <w:rPr>
+        <w:rFonts w:eastAsia="黑体"/>
         <w:b/>
         <w:bCs/>
       </w:rPr>
@@ -7848,12 +8225,14 @@
     </w:tblStylePr>
     <w:tblStylePr w:type="firstCol">
       <w:rPr>
+        <w:rFonts w:eastAsia="黑体"/>
         <w:b/>
         <w:bCs/>
       </w:rPr>
     </w:tblStylePr>
     <w:tblStylePr w:type="lastCol">
       <w:rPr>
+        <w:rFonts w:eastAsia="黑体"/>
         <w:b/>
         <w:bCs/>
       </w:rPr>
@@ -7912,6 +8291,7 @@
         <w:spacing w:after="0" w:before="0" w:line="240" w:lineRule="auto"/>
       </w:pPr>
       <w:rPr>
+        <w:rFonts w:eastAsia="黑体"/>
         <w:b/>
         <w:bCs/>
         <w:color w:themeColor="background1" w:val="FFFFFF"/>
@@ -7934,6 +8314,7 @@
         <w:spacing w:after="0" w:before="0" w:line="240" w:lineRule="auto"/>
       </w:pPr>
       <w:rPr>
+        <w:rFonts w:eastAsia="黑体"/>
         <w:color w:val="auto"/>
       </w:rPr>
       <w:tblPr/>
@@ -7951,6 +8332,7 @@
     </w:tblStylePr>
     <w:tblStylePr w:type="firstCol">
       <w:rPr>
+        <w:rFonts w:eastAsia="黑体"/>
         <w:b/>
         <w:bCs/>
         <w:color w:themeColor="background1" w:val="FFFFFF"/>
@@ -7970,6 +8352,7 @@
     </w:tblStylePr>
     <w:tblStylePr w:type="lastCol">
       <w:rPr>
+        <w:rFonts w:eastAsia="黑体"/>
         <w:b/>
         <w:bCs/>
         <w:color w:themeColor="background1" w:val="FFFFFF"/>
@@ -8018,6 +8401,7 @@
     </w:tblStylePr>
     <w:tblStylePr w:type="nwCell">
       <w:rPr>
+        <w:rFonts w:eastAsia="黑体"/>
         <w:color w:themeColor="background1" w:val="FFFFFF"/>
       </w:rPr>
       <w:tblPr/>
@@ -8061,6 +8445,7 @@
         <w:spacing w:after="0" w:before="0" w:line="240" w:lineRule="auto"/>
       </w:pPr>
       <w:rPr>
+        <w:rFonts w:eastAsia="黑体"/>
         <w:b/>
         <w:bCs/>
         <w:color w:themeColor="background1" w:val="FFFFFF"/>
@@ -8083,6 +8468,7 @@
         <w:spacing w:after="0" w:before="0" w:line="240" w:lineRule="auto"/>
       </w:pPr>
       <w:rPr>
+        <w:rFonts w:eastAsia="黑体"/>
         <w:color w:val="auto"/>
       </w:rPr>
       <w:tblPr/>
@@ -8100,6 +8486,7 @@
     </w:tblStylePr>
     <w:tblStylePr w:type="firstCol">
       <w:rPr>
+        <w:rFonts w:eastAsia="黑体"/>
         <w:b/>
         <w:bCs/>
         <w:color w:themeColor="background1" w:val="FFFFFF"/>
@@ -8119,6 +8506,7 @@
     </w:tblStylePr>
     <w:tblStylePr w:type="lastCol">
       <w:rPr>
+        <w:rFonts w:eastAsia="黑体"/>
         <w:b/>
         <w:bCs/>
         <w:color w:themeColor="background1" w:val="FFFFFF"/>
@@ -8167,6 +8555,7 @@
     </w:tblStylePr>
     <w:tblStylePr w:type="nwCell">
       <w:rPr>
+        <w:rFonts w:eastAsia="黑体"/>
         <w:color w:themeColor="background1" w:val="FFFFFF"/>
       </w:rPr>
       <w:tblPr/>
@@ -8210,6 +8599,7 @@
         <w:spacing w:after="0" w:before="0" w:line="240" w:lineRule="auto"/>
       </w:pPr>
       <w:rPr>
+        <w:rFonts w:eastAsia="黑体"/>
         <w:b/>
         <w:bCs/>
         <w:color w:themeColor="background1" w:val="FFFFFF"/>
@@ -8232,6 +8622,7 @@
         <w:spacing w:after="0" w:before="0" w:line="240" w:lineRule="auto"/>
       </w:pPr>
       <w:rPr>
+        <w:rFonts w:eastAsia="黑体"/>
         <w:color w:val="auto"/>
       </w:rPr>
       <w:tblPr/>
@@ -8249,6 +8640,7 @@
     </w:tblStylePr>
     <w:tblStylePr w:type="firstCol">
       <w:rPr>
+        <w:rFonts w:eastAsia="黑体"/>
         <w:b/>
         <w:bCs/>
         <w:color w:themeColor="background1" w:val="FFFFFF"/>
@@ -8268,6 +8660,7 @@
     </w:tblStylePr>
     <w:tblStylePr w:type="lastCol">
       <w:rPr>
+        <w:rFonts w:eastAsia="黑体"/>
         <w:b/>
         <w:bCs/>
         <w:color w:themeColor="background1" w:val="FFFFFF"/>
@@ -8316,6 +8709,7 @@
     </w:tblStylePr>
     <w:tblStylePr w:type="nwCell">
       <w:rPr>
+        <w:rFonts w:eastAsia="黑体"/>
         <w:color w:themeColor="background1" w:val="FFFFFF"/>
       </w:rPr>
       <w:tblPr/>
@@ -8359,6 +8753,7 @@
         <w:spacing w:after="0" w:before="0" w:line="240" w:lineRule="auto"/>
       </w:pPr>
       <w:rPr>
+        <w:rFonts w:eastAsia="黑体"/>
         <w:b/>
         <w:bCs/>
         <w:color w:themeColor="background1" w:val="FFFFFF"/>
@@ -8381,6 +8776,7 @@
         <w:spacing w:after="0" w:before="0" w:line="240" w:lineRule="auto"/>
       </w:pPr>
       <w:rPr>
+        <w:rFonts w:eastAsia="黑体"/>
         <w:color w:val="auto"/>
       </w:rPr>
       <w:tblPr/>
@@ -8398,6 +8794,7 @@
     </w:tblStylePr>
     <w:tblStylePr w:type="firstCol">
       <w:rPr>
+        <w:rFonts w:eastAsia="黑体"/>
         <w:b/>
         <w:bCs/>
         <w:color w:themeColor="background1" w:val="FFFFFF"/>
@@ -8417,6 +8814,7 @@
     </w:tblStylePr>
     <w:tblStylePr w:type="lastCol">
       <w:rPr>
+        <w:rFonts w:eastAsia="黑体"/>
         <w:b/>
         <w:bCs/>
         <w:color w:themeColor="background1" w:val="FFFFFF"/>
@@ -8465,6 +8863,7 @@
     </w:tblStylePr>
     <w:tblStylePr w:type="nwCell">
       <w:rPr>
+        <w:rFonts w:eastAsia="黑体"/>
         <w:color w:themeColor="background1" w:val="FFFFFF"/>
       </w:rPr>
       <w:tblPr/>
@@ -8508,6 +8907,7 @@
         <w:spacing w:after="0" w:before="0" w:line="240" w:lineRule="auto"/>
       </w:pPr>
       <w:rPr>
+        <w:rFonts w:eastAsia="黑体"/>
         <w:b/>
         <w:bCs/>
         <w:color w:themeColor="background1" w:val="FFFFFF"/>
@@ -8530,6 +8930,7 @@
         <w:spacing w:after="0" w:before="0" w:line="240" w:lineRule="auto"/>
       </w:pPr>
       <w:rPr>
+        <w:rFonts w:eastAsia="黑体"/>
         <w:color w:val="auto"/>
       </w:rPr>
       <w:tblPr/>
@@ -8547,6 +8948,7 @@
     </w:tblStylePr>
     <w:tblStylePr w:type="firstCol">
       <w:rPr>
+        <w:rFonts w:eastAsia="黑体"/>
         <w:b/>
         <w:bCs/>
         <w:color w:themeColor="background1" w:val="FFFFFF"/>
@@ -8566,6 +8968,7 @@
     </w:tblStylePr>
     <w:tblStylePr w:type="lastCol">
       <w:rPr>
+        <w:rFonts w:eastAsia="黑体"/>
         <w:b/>
         <w:bCs/>
         <w:color w:themeColor="background1" w:val="FFFFFF"/>
@@ -8614,6 +9017,7 @@
     </w:tblStylePr>
     <w:tblStylePr w:type="nwCell">
       <w:rPr>
+        <w:rFonts w:eastAsia="黑体"/>
         <w:color w:themeColor="background1" w:val="FFFFFF"/>
       </w:rPr>
       <w:tblPr/>
@@ -8657,6 +9061,7 @@
         <w:spacing w:after="0" w:before="0" w:line="240" w:lineRule="auto"/>
       </w:pPr>
       <w:rPr>
+        <w:rFonts w:eastAsia="黑体"/>
         <w:b/>
         <w:bCs/>
         <w:color w:themeColor="background1" w:val="FFFFFF"/>
@@ -8679,6 +9084,7 @@
         <w:spacing w:after="0" w:before="0" w:line="240" w:lineRule="auto"/>
       </w:pPr>
       <w:rPr>
+        <w:rFonts w:eastAsia="黑体"/>
         <w:color w:val="auto"/>
       </w:rPr>
       <w:tblPr/>
@@ -8696,6 +9102,7 @@
     </w:tblStylePr>
     <w:tblStylePr w:type="firstCol">
       <w:rPr>
+        <w:rFonts w:eastAsia="黑体"/>
         <w:b/>
         <w:bCs/>
         <w:color w:themeColor="background1" w:val="FFFFFF"/>
@@ -8715,6 +9122,7 @@
     </w:tblStylePr>
     <w:tblStylePr w:type="lastCol">
       <w:rPr>
+        <w:rFonts w:eastAsia="黑体"/>
         <w:b/>
         <w:bCs/>
         <w:color w:themeColor="background1" w:val="FFFFFF"/>
@@ -8763,6 +9171,7 @@
     </w:tblStylePr>
     <w:tblStylePr w:type="nwCell">
       <w:rPr>
+        <w:rFonts w:eastAsia="黑体"/>
         <w:color w:themeColor="background1" w:val="FFFFFF"/>
       </w:rPr>
       <w:tblPr/>
@@ -8806,6 +9215,7 @@
         <w:spacing w:after="0" w:before="0" w:line="240" w:lineRule="auto"/>
       </w:pPr>
       <w:rPr>
+        <w:rFonts w:eastAsia="黑体"/>
         <w:b/>
         <w:bCs/>
         <w:color w:themeColor="background1" w:val="FFFFFF"/>
@@ -8828,6 +9238,7 @@
         <w:spacing w:after="0" w:before="0" w:line="240" w:lineRule="auto"/>
       </w:pPr>
       <w:rPr>
+        <w:rFonts w:eastAsia="黑体"/>
         <w:color w:val="auto"/>
       </w:rPr>
       <w:tblPr/>
@@ -8845,6 +9256,7 @@
     </w:tblStylePr>
     <w:tblStylePr w:type="firstCol">
       <w:rPr>
+        <w:rFonts w:eastAsia="黑体"/>
         <w:b/>
         <w:bCs/>
         <w:color w:themeColor="background1" w:val="FFFFFF"/>
@@ -8864,6 +9276,7 @@
     </w:tblStylePr>
     <w:tblStylePr w:type="lastCol">
       <w:rPr>
+        <w:rFonts w:eastAsia="黑体"/>
         <w:b/>
         <w:bCs/>
         <w:color w:themeColor="background1" w:val="FFFFFF"/>
@@ -8912,6 +9325,7 @@
     </w:tblStylePr>
     <w:tblStylePr w:type="nwCell">
       <w:rPr>
+        <w:rFonts w:eastAsia="黑体"/>
         <w:color w:themeColor="background1" w:val="FFFFFF"/>
       </w:rPr>
       <w:tblPr/>
@@ -8936,6 +9350,7 @@
       <w:spacing w:after="0" w:line="240" w:lineRule="auto"/>
     </w:pPr>
     <w:rPr>
+      <w:rFonts w:eastAsia="黑体"/>
       <w:color w:themeColor="text1" w:val="000000"/>
     </w:rPr>
     <w:tblPr>
@@ -8955,7 +9370,7 @@
     </w:tblPr>
     <w:tblStylePr w:type="firstRow">
       <w:rPr>
-        <w:rFonts w:asciiTheme="majorHAnsi" w:cstheme="majorBidi" w:eastAsiaTheme="majorEastAsia" w:hAnsiTheme="majorHAnsi"/>
+        <w:rFonts w:asciiTheme="majorHAnsi" w:cstheme="majorBidi" w:hAnsiTheme="majorHAnsi" w:eastAsia="黑体"/>
       </w:rPr>
       <w:tblPr/>
       <w:tcPr>
@@ -8967,6 +9382,7 @@
     </w:tblStylePr>
     <w:tblStylePr w:type="lastRow">
       <w:rPr>
+        <w:rFonts w:eastAsia="黑体"/>
         <w:b/>
         <w:bCs/>
         <w:color w:themeColor="text2" w:val="1F497D"/>
@@ -8981,12 +9397,14 @@
     </w:tblStylePr>
     <w:tblStylePr w:type="firstCol">
       <w:rPr>
+        <w:rFonts w:eastAsia="黑体"/>
         <w:b/>
         <w:bCs/>
       </w:rPr>
     </w:tblStylePr>
     <w:tblStylePr w:type="lastCol">
       <w:rPr>
+        <w:rFonts w:eastAsia="黑体"/>
         <w:b/>
         <w:bCs/>
       </w:rPr>
@@ -9020,6 +9438,7 @@
       <w:spacing w:after="0" w:line="240" w:lineRule="auto"/>
     </w:pPr>
     <w:rPr>
+      <w:rFonts w:eastAsia="黑体"/>
       <w:color w:themeColor="text1" w:val="000000"/>
     </w:rPr>
     <w:tblPr>
@@ -9039,7 +9458,7 @@
     </w:tblPr>
     <w:tblStylePr w:type="firstRow">
       <w:rPr>
-        <w:rFonts w:asciiTheme="majorHAnsi" w:cstheme="majorBidi" w:eastAsiaTheme="majorEastAsia" w:hAnsiTheme="majorHAnsi"/>
+        <w:rFonts w:asciiTheme="majorHAnsi" w:cstheme="majorBidi" w:hAnsiTheme="majorHAnsi" w:eastAsia="黑体"/>
       </w:rPr>
       <w:tblPr/>
       <w:tcPr>
@@ -9051,6 +9470,7 @@
     </w:tblStylePr>
     <w:tblStylePr w:type="lastRow">
       <w:rPr>
+        <w:rFonts w:eastAsia="黑体"/>
         <w:b/>
         <w:bCs/>
         <w:color w:themeColor="text2" w:val="1F497D"/>
@@ -9065,12 +9485,14 @@
     </w:tblStylePr>
     <w:tblStylePr w:type="firstCol">
       <w:rPr>
+        <w:rFonts w:eastAsia="黑体"/>
         <w:b/>
         <w:bCs/>
       </w:rPr>
     </w:tblStylePr>
     <w:tblStylePr w:type="lastCol">
       <w:rPr>
+        <w:rFonts w:eastAsia="黑体"/>
         <w:b/>
         <w:bCs/>
       </w:rPr>
@@ -9104,6 +9526,7 @@
       <w:spacing w:after="0" w:line="240" w:lineRule="auto"/>
     </w:pPr>
     <w:rPr>
+      <w:rFonts w:eastAsia="黑体"/>
       <w:color w:themeColor="text1" w:val="000000"/>
     </w:rPr>
     <w:tblPr>
@@ -9123,7 +9546,7 @@
     </w:tblPr>
     <w:tblStylePr w:type="firstRow">
       <w:rPr>
-        <w:rFonts w:asciiTheme="majorHAnsi" w:cstheme="majorBidi" w:eastAsiaTheme="majorEastAsia" w:hAnsiTheme="majorHAnsi"/>
+        <w:rFonts w:asciiTheme="majorHAnsi" w:cstheme="majorBidi" w:hAnsiTheme="majorHAnsi" w:eastAsia="黑体"/>
       </w:rPr>
       <w:tblPr/>
       <w:tcPr>
@@ -9135,6 +9558,7 @@
     </w:tblStylePr>
     <w:tblStylePr w:type="lastRow">
       <w:rPr>
+        <w:rFonts w:eastAsia="黑体"/>
         <w:b/>
         <w:bCs/>
         <w:color w:themeColor="text2" w:val="1F497D"/>
@@ -9149,12 +9573,14 @@
     </w:tblStylePr>
     <w:tblStylePr w:type="firstCol">
       <w:rPr>
+        <w:rFonts w:eastAsia="黑体"/>
         <w:b/>
         <w:bCs/>
       </w:rPr>
     </w:tblStylePr>
     <w:tblStylePr w:type="lastCol">
       <w:rPr>
+        <w:rFonts w:eastAsia="黑体"/>
         <w:b/>
         <w:bCs/>
       </w:rPr>
@@ -9188,6 +9614,7 @@
       <w:spacing w:after="0" w:line="240" w:lineRule="auto"/>
     </w:pPr>
     <w:rPr>
+      <w:rFonts w:eastAsia="黑体"/>
       <w:color w:themeColor="text1" w:val="000000"/>
     </w:rPr>
     <w:tblPr>
@@ -9207,7 +9634,7 @@
     </w:tblPr>
     <w:tblStylePr w:type="firstRow">
       <w:rPr>
-        <w:rFonts w:asciiTheme="majorHAnsi" w:cstheme="majorBidi" w:eastAsiaTheme="majorEastAsia" w:hAnsiTheme="majorHAnsi"/>
+        <w:rFonts w:asciiTheme="majorHAnsi" w:cstheme="majorBidi" w:hAnsiTheme="majorHAnsi" w:eastAsia="黑体"/>
       </w:rPr>
       <w:tblPr/>
       <w:tcPr>
@@ -9219,6 +9646,7 @@
     </w:tblStylePr>
     <w:tblStylePr w:type="lastRow">
       <w:rPr>
+        <w:rFonts w:eastAsia="黑体"/>
         <w:b/>
         <w:bCs/>
         <w:color w:themeColor="text2" w:val="1F497D"/>
@@ -9233,12 +9661,14 @@
     </w:tblStylePr>
     <w:tblStylePr w:type="firstCol">
       <w:rPr>
+        <w:rFonts w:eastAsia="黑体"/>
         <w:b/>
         <w:bCs/>
       </w:rPr>
     </w:tblStylePr>
     <w:tblStylePr w:type="lastCol">
       <w:rPr>
+        <w:rFonts w:eastAsia="黑体"/>
         <w:b/>
         <w:bCs/>
       </w:rPr>
@@ -9272,6 +9702,7 @@
       <w:spacing w:after="0" w:line="240" w:lineRule="auto"/>
     </w:pPr>
     <w:rPr>
+      <w:rFonts w:eastAsia="黑体"/>
       <w:color w:themeColor="text1" w:val="000000"/>
     </w:rPr>
     <w:tblPr>
@@ -9291,7 +9722,7 @@
     </w:tblPr>
     <w:tblStylePr w:type="firstRow">
       <w:rPr>
-        <w:rFonts w:asciiTheme="majorHAnsi" w:cstheme="majorBidi" w:eastAsiaTheme="majorEastAsia" w:hAnsiTheme="majorHAnsi"/>
+        <w:rFonts w:asciiTheme="majorHAnsi" w:cstheme="majorBidi" w:hAnsiTheme="majorHAnsi" w:eastAsia="黑体"/>
       </w:rPr>
       <w:tblPr/>
       <w:tcPr>
@@ -9303,6 +9734,7 @@
     </w:tblStylePr>
     <w:tblStylePr w:type="lastRow">
       <w:rPr>
+        <w:rFonts w:eastAsia="黑体"/>
         <w:b/>
         <w:bCs/>
         <w:color w:themeColor="text2" w:val="1F497D"/>
@@ -9317,12 +9749,14 @@
     </w:tblStylePr>
     <w:tblStylePr w:type="firstCol">
       <w:rPr>
+        <w:rFonts w:eastAsia="黑体"/>
         <w:b/>
         <w:bCs/>
       </w:rPr>
     </w:tblStylePr>
     <w:tblStylePr w:type="lastCol">
       <w:rPr>
+        <w:rFonts w:eastAsia="黑体"/>
         <w:b/>
         <w:bCs/>
       </w:rPr>
@@ -9356,6 +9790,7 @@
       <w:spacing w:after="0" w:line="240" w:lineRule="auto"/>
     </w:pPr>
     <w:rPr>
+      <w:rFonts w:eastAsia="黑体"/>
       <w:color w:themeColor="text1" w:val="000000"/>
     </w:rPr>
     <w:tblPr>
@@ -9375,7 +9810,7 @@
     </w:tblPr>
     <w:tblStylePr w:type="firstRow">
       <w:rPr>
-        <w:rFonts w:asciiTheme="majorHAnsi" w:cstheme="majorBidi" w:eastAsiaTheme="majorEastAsia" w:hAnsiTheme="majorHAnsi"/>
+        <w:rFonts w:asciiTheme="majorHAnsi" w:cstheme="majorBidi" w:hAnsiTheme="majorHAnsi" w:eastAsia="黑体"/>
       </w:rPr>
       <w:tblPr/>
       <w:tcPr>
@@ -9387,6 +9822,7 @@
     </w:tblStylePr>
     <w:tblStylePr w:type="lastRow">
       <w:rPr>
+        <w:rFonts w:eastAsia="黑体"/>
         <w:b/>
         <w:bCs/>
         <w:color w:themeColor="text2" w:val="1F497D"/>
@@ -9401,12 +9837,14 @@
     </w:tblStylePr>
     <w:tblStylePr w:type="firstCol">
       <w:rPr>
+        <w:rFonts w:eastAsia="黑体"/>
         <w:b/>
         <w:bCs/>
       </w:rPr>
     </w:tblStylePr>
     <w:tblStylePr w:type="lastCol">
       <w:rPr>
+        <w:rFonts w:eastAsia="黑体"/>
         <w:b/>
         <w:bCs/>
       </w:rPr>
@@ -9440,6 +9878,7 @@
       <w:spacing w:after="0" w:line="240" w:lineRule="auto"/>
     </w:pPr>
     <w:rPr>
+      <w:rFonts w:eastAsia="黑体"/>
       <w:color w:themeColor="text1" w:val="000000"/>
     </w:rPr>
     <w:tblPr>
@@ -9459,7 +9898,7 @@
     </w:tblPr>
     <w:tblStylePr w:type="firstRow">
       <w:rPr>
-        <w:rFonts w:asciiTheme="majorHAnsi" w:cstheme="majorBidi" w:eastAsiaTheme="majorEastAsia" w:hAnsiTheme="majorHAnsi"/>
+        <w:rFonts w:asciiTheme="majorHAnsi" w:cstheme="majorBidi" w:hAnsiTheme="majorHAnsi" w:eastAsia="黑体"/>
       </w:rPr>
       <w:tblPr/>
       <w:tcPr>
@@ -9471,6 +9910,7 @@
     </w:tblStylePr>
     <w:tblStylePr w:type="lastRow">
       <w:rPr>
+        <w:rFonts w:eastAsia="黑体"/>
         <w:b/>
         <w:bCs/>
         <w:color w:themeColor="text2" w:val="1F497D"/>
@@ -9485,12 +9925,14 @@
     </w:tblStylePr>
     <w:tblStylePr w:type="firstCol">
       <w:rPr>
+        <w:rFonts w:eastAsia="黑体"/>
         <w:b/>
         <w:bCs/>
       </w:rPr>
     </w:tblStylePr>
     <w:tblStylePr w:type="lastCol">
       <w:rPr>
+        <w:rFonts w:eastAsia="黑体"/>
         <w:b/>
         <w:bCs/>
       </w:rPr>
@@ -9524,7 +9966,7 @@
       <w:spacing w:after="0" w:line="240" w:lineRule="auto"/>
     </w:pPr>
     <w:rPr>
-      <w:rFonts w:asciiTheme="majorHAnsi" w:cstheme="majorBidi" w:eastAsiaTheme="majorEastAsia" w:hAnsiTheme="majorHAnsi"/>
+      <w:rFonts w:asciiTheme="majorHAnsi" w:cstheme="majorBidi" w:hAnsiTheme="majorHAnsi" w:eastAsia="黑体"/>
       <w:color w:themeColor="text1" w:val="000000"/>
     </w:rPr>
     <w:tblPr>
@@ -9546,6 +9988,7 @@
     </w:tblPr>
     <w:tblStylePr w:type="firstRow">
       <w:rPr>
+        <w:rFonts w:eastAsia="黑体"/>
         <w:sz w:val="24"/>
         <w:szCs w:val="24"/>
       </w:rPr>
@@ -9652,7 +10095,7 @@
       <w:spacing w:after="0" w:line="240" w:lineRule="auto"/>
     </w:pPr>
     <w:rPr>
-      <w:rFonts w:asciiTheme="majorHAnsi" w:cstheme="majorBidi" w:eastAsiaTheme="majorEastAsia" w:hAnsiTheme="majorHAnsi"/>
+      <w:rFonts w:asciiTheme="majorHAnsi" w:cstheme="majorBidi" w:hAnsiTheme="majorHAnsi" w:eastAsia="黑体"/>
       <w:color w:themeColor="text1" w:val="000000"/>
     </w:rPr>
     <w:tblPr>
@@ -9674,6 +10117,7 @@
     </w:tblPr>
     <w:tblStylePr w:type="firstRow">
       <w:rPr>
+        <w:rFonts w:eastAsia="黑体"/>
         <w:sz w:val="24"/>
         <w:szCs w:val="24"/>
       </w:rPr>
@@ -9780,7 +10224,7 @@
       <w:spacing w:after="0" w:line="240" w:lineRule="auto"/>
     </w:pPr>
     <w:rPr>
-      <w:rFonts w:asciiTheme="majorHAnsi" w:cstheme="majorBidi" w:eastAsiaTheme="majorEastAsia" w:hAnsiTheme="majorHAnsi"/>
+      <w:rFonts w:asciiTheme="majorHAnsi" w:cstheme="majorBidi" w:hAnsiTheme="majorHAnsi" w:eastAsia="黑体"/>
       <w:color w:themeColor="text1" w:val="000000"/>
     </w:rPr>
     <w:tblPr>
@@ -9802,6 +10246,7 @@
     </w:tblPr>
     <w:tblStylePr w:type="firstRow">
       <w:rPr>
+        <w:rFonts w:eastAsia="黑体"/>
         <w:sz w:val="24"/>
         <w:szCs w:val="24"/>
       </w:rPr>
@@ -9908,7 +10353,7 @@
       <w:spacing w:after="0" w:line="240" w:lineRule="auto"/>
     </w:pPr>
     <w:rPr>
-      <w:rFonts w:asciiTheme="majorHAnsi" w:cstheme="majorBidi" w:eastAsiaTheme="majorEastAsia" w:hAnsiTheme="majorHAnsi"/>
+      <w:rFonts w:asciiTheme="majorHAnsi" w:cstheme="majorBidi" w:hAnsiTheme="majorHAnsi" w:eastAsia="黑体"/>
       <w:color w:themeColor="text1" w:val="000000"/>
     </w:rPr>
     <w:tblPr>
@@ -9930,6 +10375,7 @@
     </w:tblPr>
     <w:tblStylePr w:type="firstRow">
       <w:rPr>
+        <w:rFonts w:eastAsia="黑体"/>
         <w:sz w:val="24"/>
         <w:szCs w:val="24"/>
       </w:rPr>
@@ -10036,7 +10482,7 @@
       <w:spacing w:after="0" w:line="240" w:lineRule="auto"/>
     </w:pPr>
     <w:rPr>
-      <w:rFonts w:asciiTheme="majorHAnsi" w:cstheme="majorBidi" w:eastAsiaTheme="majorEastAsia" w:hAnsiTheme="majorHAnsi"/>
+      <w:rFonts w:asciiTheme="majorHAnsi" w:cstheme="majorBidi" w:hAnsiTheme="majorHAnsi" w:eastAsia="黑体"/>
       <w:color w:themeColor="text1" w:val="000000"/>
     </w:rPr>
     <w:tblPr>
@@ -10058,6 +10504,7 @@
     </w:tblPr>
     <w:tblStylePr w:type="firstRow">
       <w:rPr>
+        <w:rFonts w:eastAsia="黑体"/>
         <w:sz w:val="24"/>
         <w:szCs w:val="24"/>
       </w:rPr>
@@ -10164,7 +10611,7 @@
       <w:spacing w:after="0" w:line="240" w:lineRule="auto"/>
     </w:pPr>
     <w:rPr>
-      <w:rFonts w:asciiTheme="majorHAnsi" w:cstheme="majorBidi" w:eastAsiaTheme="majorEastAsia" w:hAnsiTheme="majorHAnsi"/>
+      <w:rFonts w:asciiTheme="majorHAnsi" w:cstheme="majorBidi" w:hAnsiTheme="majorHAnsi" w:eastAsia="黑体"/>
       <w:color w:themeColor="text1" w:val="000000"/>
     </w:rPr>
     <w:tblPr>
@@ -10186,6 +10633,7 @@
     </w:tblPr>
     <w:tblStylePr w:type="firstRow">
       <w:rPr>
+        <w:rFonts w:eastAsia="黑体"/>
         <w:sz w:val="24"/>
         <w:szCs w:val="24"/>
       </w:rPr>
@@ -10292,7 +10740,7 @@
       <w:spacing w:after="0" w:line="240" w:lineRule="auto"/>
     </w:pPr>
     <w:rPr>
-      <w:rFonts w:asciiTheme="majorHAnsi" w:cstheme="majorBidi" w:eastAsiaTheme="majorEastAsia" w:hAnsiTheme="majorHAnsi"/>
+      <w:rFonts w:asciiTheme="majorHAnsi" w:cstheme="majorBidi" w:hAnsiTheme="majorHAnsi" w:eastAsia="黑体"/>
       <w:color w:themeColor="text1" w:val="000000"/>
     </w:rPr>
     <w:tblPr>
@@ -10314,6 +10762,7 @@
     </w:tblPr>
     <w:tblStylePr w:type="firstRow">
       <w:rPr>
+        <w:rFonts w:eastAsia="黑体"/>
         <w:sz w:val="24"/>
         <w:szCs w:val="24"/>
       </w:rPr>
@@ -10443,12 +10892,14 @@
     </w:tcPr>
     <w:tblStylePr w:type="firstRow">
       <w:rPr>
+        <w:rFonts w:eastAsia="黑体"/>
         <w:b/>
         <w:bCs/>
       </w:rPr>
     </w:tblStylePr>
     <w:tblStylePr w:type="lastRow">
       <w:rPr>
+        <w:rFonts w:eastAsia="黑体"/>
         <w:b/>
         <w:bCs/>
       </w:rPr>
@@ -10461,12 +10912,14 @@
     </w:tblStylePr>
     <w:tblStylePr w:type="firstCol">
       <w:rPr>
+        <w:rFonts w:eastAsia="黑体"/>
         <w:b/>
         <w:bCs/>
       </w:rPr>
     </w:tblStylePr>
     <w:tblStylePr w:type="lastCol">
       <w:rPr>
+        <w:rFonts w:eastAsia="黑体"/>
         <w:b/>
         <w:bCs/>
       </w:rPr>
@@ -10516,12 +10969,14 @@
     </w:tcPr>
     <w:tblStylePr w:type="firstRow">
       <w:rPr>
+        <w:rFonts w:eastAsia="黑体"/>
         <w:b/>
         <w:bCs/>
       </w:rPr>
     </w:tblStylePr>
     <w:tblStylePr w:type="lastRow">
       <w:rPr>
+        <w:rFonts w:eastAsia="黑体"/>
         <w:b/>
         <w:bCs/>
       </w:rPr>
@@ -10534,12 +10989,14 @@
     </w:tblStylePr>
     <w:tblStylePr w:type="firstCol">
       <w:rPr>
+        <w:rFonts w:eastAsia="黑体"/>
         <w:b/>
         <w:bCs/>
       </w:rPr>
     </w:tblStylePr>
     <w:tblStylePr w:type="lastCol">
       <w:rPr>
+        <w:rFonts w:eastAsia="黑体"/>
         <w:b/>
         <w:bCs/>
       </w:rPr>
@@ -10589,12 +11046,14 @@
     </w:tcPr>
     <w:tblStylePr w:type="firstRow">
       <w:rPr>
+        <w:rFonts w:eastAsia="黑体"/>
         <w:b/>
         <w:bCs/>
       </w:rPr>
     </w:tblStylePr>
     <w:tblStylePr w:type="lastRow">
       <w:rPr>
+        <w:rFonts w:eastAsia="黑体"/>
         <w:b/>
         <w:bCs/>
       </w:rPr>
@@ -10607,12 +11066,14 @@
     </w:tblStylePr>
     <w:tblStylePr w:type="firstCol">
       <w:rPr>
+        <w:rFonts w:eastAsia="黑体"/>
         <w:b/>
         <w:bCs/>
       </w:rPr>
     </w:tblStylePr>
     <w:tblStylePr w:type="lastCol">
       <w:rPr>
+        <w:rFonts w:eastAsia="黑体"/>
         <w:b/>
         <w:bCs/>
       </w:rPr>
@@ -10662,12 +11123,14 @@
     </w:tcPr>
     <w:tblStylePr w:type="firstRow">
       <w:rPr>
+        <w:rFonts w:eastAsia="黑体"/>
         <w:b/>
         <w:bCs/>
       </w:rPr>
     </w:tblStylePr>
     <w:tblStylePr w:type="lastRow">
       <w:rPr>
+        <w:rFonts w:eastAsia="黑体"/>
         <w:b/>
         <w:bCs/>
       </w:rPr>
@@ -10680,12 +11143,14 @@
     </w:tblStylePr>
     <w:tblStylePr w:type="firstCol">
       <w:rPr>
+        <w:rFonts w:eastAsia="黑体"/>
         <w:b/>
         <w:bCs/>
       </w:rPr>
     </w:tblStylePr>
     <w:tblStylePr w:type="lastCol">
       <w:rPr>
+        <w:rFonts w:eastAsia="黑体"/>
         <w:b/>
         <w:bCs/>
       </w:rPr>
@@ -10735,12 +11200,14 @@
     </w:tcPr>
     <w:tblStylePr w:type="firstRow">
       <w:rPr>
+        <w:rFonts w:eastAsia="黑体"/>
         <w:b/>
         <w:bCs/>
       </w:rPr>
     </w:tblStylePr>
     <w:tblStylePr w:type="lastRow">
       <w:rPr>
+        <w:rFonts w:eastAsia="黑体"/>
         <w:b/>
         <w:bCs/>
       </w:rPr>
@@ -10753,12 +11220,14 @@
     </w:tblStylePr>
     <w:tblStylePr w:type="firstCol">
       <w:rPr>
+        <w:rFonts w:eastAsia="黑体"/>
         <w:b/>
         <w:bCs/>
       </w:rPr>
     </w:tblStylePr>
     <w:tblStylePr w:type="lastCol">
       <w:rPr>
+        <w:rFonts w:eastAsia="黑体"/>
         <w:b/>
         <w:bCs/>
       </w:rPr>
@@ -10808,12 +11277,14 @@
     </w:tcPr>
     <w:tblStylePr w:type="firstRow">
       <w:rPr>
+        <w:rFonts w:eastAsia="黑体"/>
         <w:b/>
         <w:bCs/>
       </w:rPr>
     </w:tblStylePr>
     <w:tblStylePr w:type="lastRow">
       <w:rPr>
+        <w:rFonts w:eastAsia="黑体"/>
         <w:b/>
         <w:bCs/>
       </w:rPr>
@@ -10826,12 +11297,14 @@
     </w:tblStylePr>
     <w:tblStylePr w:type="firstCol">
       <w:rPr>
+        <w:rFonts w:eastAsia="黑体"/>
         <w:b/>
         <w:bCs/>
       </w:rPr>
     </w:tblStylePr>
     <w:tblStylePr w:type="lastCol">
       <w:rPr>
+        <w:rFonts w:eastAsia="黑体"/>
         <w:b/>
         <w:bCs/>
       </w:rPr>
@@ -10881,12 +11354,14 @@
     </w:tcPr>
     <w:tblStylePr w:type="firstRow">
       <w:rPr>
+        <w:rFonts w:eastAsia="黑体"/>
         <w:b/>
         <w:bCs/>
       </w:rPr>
     </w:tblStylePr>
     <w:tblStylePr w:type="lastRow">
       <w:rPr>
+        <w:rFonts w:eastAsia="黑体"/>
         <w:b/>
         <w:bCs/>
       </w:rPr>
@@ -10899,12 +11374,14 @@
     </w:tblStylePr>
     <w:tblStylePr w:type="firstCol">
       <w:rPr>
+        <w:rFonts w:eastAsia="黑体"/>
         <w:b/>
         <w:bCs/>
       </w:rPr>
     </w:tblStylePr>
     <w:tblStylePr w:type="lastCol">
       <w:rPr>
+        <w:rFonts w:eastAsia="黑体"/>
         <w:b/>
         <w:bCs/>
       </w:rPr>
@@ -10931,7 +11408,7 @@
       <w:spacing w:after="0" w:line="240" w:lineRule="auto"/>
     </w:pPr>
     <w:rPr>
-      <w:rFonts w:asciiTheme="majorHAnsi" w:cstheme="majorBidi" w:eastAsiaTheme="majorEastAsia" w:hAnsiTheme="majorHAnsi"/>
+      <w:rFonts w:asciiTheme="majorHAnsi" w:cstheme="majorBidi" w:hAnsiTheme="majorHAnsi" w:eastAsia="黑体"/>
       <w:color w:themeColor="text1" w:val="000000"/>
     </w:rPr>
     <w:tblPr>
@@ -10958,6 +11435,7 @@
     </w:tcPr>
     <w:tblStylePr w:type="firstRow">
       <w:rPr>
+        <w:rFonts w:eastAsia="黑体"/>
         <w:b/>
         <w:bCs/>
         <w:color w:themeColor="text1" w:val="000000"/>
@@ -10969,6 +11447,7 @@
     </w:tblStylePr>
     <w:tblStylePr w:type="lastRow">
       <w:rPr>
+        <w:rFonts w:eastAsia="黑体"/>
         <w:b/>
         <w:bCs/>
         <w:color w:themeColor="text1" w:val="000000"/>
@@ -10988,6 +11467,7 @@
     </w:tblStylePr>
     <w:tblStylePr w:type="firstCol">
       <w:rPr>
+        <w:rFonts w:eastAsia="黑体"/>
         <w:b/>
         <w:bCs/>
         <w:color w:themeColor="text1" w:val="000000"/>
@@ -11007,6 +11487,7 @@
     </w:tblStylePr>
     <w:tblStylePr w:type="lastCol">
       <w:rPr>
+        <w:rFonts w:eastAsia="黑体"/>
         <w:b w:val="0"/>
         <w:bCs w:val="0"/>
         <w:color w:themeColor="text1" w:val="000000"/>
@@ -11056,7 +11537,7 @@
       <w:spacing w:after="0" w:line="240" w:lineRule="auto"/>
     </w:pPr>
     <w:rPr>
-      <w:rFonts w:asciiTheme="majorHAnsi" w:cstheme="majorBidi" w:eastAsiaTheme="majorEastAsia" w:hAnsiTheme="majorHAnsi"/>
+      <w:rFonts w:asciiTheme="majorHAnsi" w:cstheme="majorBidi" w:hAnsiTheme="majorHAnsi" w:eastAsia="黑体"/>
       <w:color w:themeColor="text1" w:val="000000"/>
     </w:rPr>
     <w:tblPr>
@@ -11083,6 +11564,7 @@
     </w:tcPr>
     <w:tblStylePr w:type="firstRow">
       <w:rPr>
+        <w:rFonts w:eastAsia="黑体"/>
         <w:b/>
         <w:bCs/>
         <w:color w:themeColor="text1" w:val="000000"/>
@@ -11094,6 +11576,7 @@
     </w:tblStylePr>
     <w:tblStylePr w:type="lastRow">
       <w:rPr>
+        <w:rFonts w:eastAsia="黑体"/>
         <w:b/>
         <w:bCs/>
         <w:color w:themeColor="text1" w:val="000000"/>
@@ -11113,6 +11596,7 @@
     </w:tblStylePr>
     <w:tblStylePr w:type="firstCol">
       <w:rPr>
+        <w:rFonts w:eastAsia="黑体"/>
         <w:b/>
         <w:bCs/>
         <w:color w:themeColor="text1" w:val="000000"/>
@@ -11132,6 +11616,7 @@
     </w:tblStylePr>
     <w:tblStylePr w:type="lastCol">
       <w:rPr>
+        <w:rFonts w:eastAsia="黑体"/>
         <w:b w:val="0"/>
         <w:bCs w:val="0"/>
         <w:color w:themeColor="text1" w:val="000000"/>
@@ -11181,7 +11666,7 @@
       <w:spacing w:after="0" w:line="240" w:lineRule="auto"/>
     </w:pPr>
     <w:rPr>
-      <w:rFonts w:asciiTheme="majorHAnsi" w:cstheme="majorBidi" w:eastAsiaTheme="majorEastAsia" w:hAnsiTheme="majorHAnsi"/>
+      <w:rFonts w:asciiTheme="majorHAnsi" w:cstheme="majorBidi" w:hAnsiTheme="majorHAnsi" w:eastAsia="黑体"/>
       <w:color w:themeColor="text1" w:val="000000"/>
     </w:rPr>
     <w:tblPr>
@@ -11208,6 +11693,7 @@
     </w:tcPr>
     <w:tblStylePr w:type="firstRow">
       <w:rPr>
+        <w:rFonts w:eastAsia="黑体"/>
         <w:b/>
         <w:bCs/>
         <w:color w:themeColor="text1" w:val="000000"/>
@@ -11219,6 +11705,7 @@
     </w:tblStylePr>
     <w:tblStylePr w:type="lastRow">
       <w:rPr>
+        <w:rFonts w:eastAsia="黑体"/>
         <w:b/>
         <w:bCs/>
         <w:color w:themeColor="text1" w:val="000000"/>
@@ -11238,6 +11725,7 @@
     </w:tblStylePr>
     <w:tblStylePr w:type="firstCol">
       <w:rPr>
+        <w:rFonts w:eastAsia="黑体"/>
         <w:b/>
         <w:bCs/>
         <w:color w:themeColor="text1" w:val="000000"/>
@@ -11257,6 +11745,7 @@
     </w:tblStylePr>
     <w:tblStylePr w:type="lastCol">
       <w:rPr>
+        <w:rFonts w:eastAsia="黑体"/>
         <w:b w:val="0"/>
         <w:bCs w:val="0"/>
         <w:color w:themeColor="text1" w:val="000000"/>
@@ -11306,7 +11795,7 @@
       <w:spacing w:after="0" w:line="240" w:lineRule="auto"/>
     </w:pPr>
     <w:rPr>
-      <w:rFonts w:asciiTheme="majorHAnsi" w:cstheme="majorBidi" w:eastAsiaTheme="majorEastAsia" w:hAnsiTheme="majorHAnsi"/>
+      <w:rFonts w:asciiTheme="majorHAnsi" w:cstheme="majorBidi" w:hAnsiTheme="majorHAnsi" w:eastAsia="黑体"/>
       <w:color w:themeColor="text1" w:val="000000"/>
     </w:rPr>
     <w:tblPr>
@@ -11333,6 +11822,7 @@
     </w:tcPr>
     <w:tblStylePr w:type="firstRow">
       <w:rPr>
+        <w:rFonts w:eastAsia="黑体"/>
         <w:b/>
         <w:bCs/>
         <w:color w:themeColor="text1" w:val="000000"/>
@@ -11344,6 +11834,7 @@
     </w:tblStylePr>
     <w:tblStylePr w:type="lastRow">
       <w:rPr>
+        <w:rFonts w:eastAsia="黑体"/>
         <w:b/>
         <w:bCs/>
         <w:color w:themeColor="text1" w:val="000000"/>
@@ -11363,6 +11854,7 @@
     </w:tblStylePr>
     <w:tblStylePr w:type="firstCol">
       <w:rPr>
+        <w:rFonts w:eastAsia="黑体"/>
         <w:b/>
         <w:bCs/>
         <w:color w:themeColor="text1" w:val="000000"/>
@@ -11382,6 +11874,7 @@
     </w:tblStylePr>
     <w:tblStylePr w:type="lastCol">
       <w:rPr>
+        <w:rFonts w:eastAsia="黑体"/>
         <w:b w:val="0"/>
         <w:bCs w:val="0"/>
         <w:color w:themeColor="text1" w:val="000000"/>
@@ -11431,7 +11924,7 @@
       <w:spacing w:after="0" w:line="240" w:lineRule="auto"/>
     </w:pPr>
     <w:rPr>
-      <w:rFonts w:asciiTheme="majorHAnsi" w:cstheme="majorBidi" w:eastAsiaTheme="majorEastAsia" w:hAnsiTheme="majorHAnsi"/>
+      <w:rFonts w:asciiTheme="majorHAnsi" w:cstheme="majorBidi" w:hAnsiTheme="majorHAnsi" w:eastAsia="黑体"/>
       <w:color w:themeColor="text1" w:val="000000"/>
     </w:rPr>
     <w:tblPr>
@@ -11458,6 +11951,7 @@
     </w:tcPr>
     <w:tblStylePr w:type="firstRow">
       <w:rPr>
+        <w:rFonts w:eastAsia="黑体"/>
         <w:b/>
         <w:bCs/>
         <w:color w:themeColor="text1" w:val="000000"/>
@@ -11469,6 +11963,7 @@
     </w:tblStylePr>
     <w:tblStylePr w:type="lastRow">
       <w:rPr>
+        <w:rFonts w:eastAsia="黑体"/>
         <w:b/>
         <w:bCs/>
         <w:color w:themeColor="text1" w:val="000000"/>
@@ -11488,6 +11983,7 @@
     </w:tblStylePr>
     <w:tblStylePr w:type="firstCol">
       <w:rPr>
+        <w:rFonts w:eastAsia="黑体"/>
         <w:b/>
         <w:bCs/>
         <w:color w:themeColor="text1" w:val="000000"/>
@@ -11507,6 +12003,7 @@
     </w:tblStylePr>
     <w:tblStylePr w:type="lastCol">
       <w:rPr>
+        <w:rFonts w:eastAsia="黑体"/>
         <w:b w:val="0"/>
         <w:bCs w:val="0"/>
         <w:color w:themeColor="text1" w:val="000000"/>
@@ -11556,7 +12053,7 @@
       <w:spacing w:after="0" w:line="240" w:lineRule="auto"/>
     </w:pPr>
     <w:rPr>
-      <w:rFonts w:asciiTheme="majorHAnsi" w:cstheme="majorBidi" w:eastAsiaTheme="majorEastAsia" w:hAnsiTheme="majorHAnsi"/>
+      <w:rFonts w:asciiTheme="majorHAnsi" w:cstheme="majorBidi" w:hAnsiTheme="majorHAnsi" w:eastAsia="黑体"/>
       <w:color w:themeColor="text1" w:val="000000"/>
     </w:rPr>
     <w:tblPr>
@@ -11583,6 +12080,7 @@
     </w:tcPr>
     <w:tblStylePr w:type="firstRow">
       <w:rPr>
+        <w:rFonts w:eastAsia="黑体"/>
         <w:b/>
         <w:bCs/>
         <w:color w:themeColor="text1" w:val="000000"/>
@@ -11594,6 +12092,7 @@
     </w:tblStylePr>
     <w:tblStylePr w:type="lastRow">
       <w:rPr>
+        <w:rFonts w:eastAsia="黑体"/>
         <w:b/>
         <w:bCs/>
         <w:color w:themeColor="text1" w:val="000000"/>
@@ -11613,6 +12112,7 @@
     </w:tblStylePr>
     <w:tblStylePr w:type="firstCol">
       <w:rPr>
+        <w:rFonts w:eastAsia="黑体"/>
         <w:b/>
         <w:bCs/>
         <w:color w:themeColor="text1" w:val="000000"/>
@@ -11632,6 +12132,7 @@
     </w:tblStylePr>
     <w:tblStylePr w:type="lastCol">
       <w:rPr>
+        <w:rFonts w:eastAsia="黑体"/>
         <w:b w:val="0"/>
         <w:bCs w:val="0"/>
         <w:color w:themeColor="text1" w:val="000000"/>
@@ -11681,7 +12182,7 @@
       <w:spacing w:after="0" w:line="240" w:lineRule="auto"/>
     </w:pPr>
     <w:rPr>
-      <w:rFonts w:asciiTheme="majorHAnsi" w:cstheme="majorBidi" w:eastAsiaTheme="majorEastAsia" w:hAnsiTheme="majorHAnsi"/>
+      <w:rFonts w:asciiTheme="majorHAnsi" w:cstheme="majorBidi" w:hAnsiTheme="majorHAnsi" w:eastAsia="黑体"/>
       <w:color w:themeColor="text1" w:val="000000"/>
     </w:rPr>
     <w:tblPr>
@@ -11708,6 +12209,7 @@
     </w:tcPr>
     <w:tblStylePr w:type="firstRow">
       <w:rPr>
+        <w:rFonts w:eastAsia="黑体"/>
         <w:b/>
         <w:bCs/>
         <w:color w:themeColor="text1" w:val="000000"/>
@@ -11719,6 +12221,7 @@
     </w:tblStylePr>
     <w:tblStylePr w:type="lastRow">
       <w:rPr>
+        <w:rFonts w:eastAsia="黑体"/>
         <w:b/>
         <w:bCs/>
         <w:color w:themeColor="text1" w:val="000000"/>
@@ -11738,6 +12241,7 @@
     </w:tblStylePr>
     <w:tblStylePr w:type="firstCol">
       <w:rPr>
+        <w:rFonts w:eastAsia="黑体"/>
         <w:b/>
         <w:bCs/>
         <w:color w:themeColor="text1" w:val="000000"/>
@@ -11757,6 +12261,7 @@
     </w:tblStylePr>
     <w:tblStylePr w:type="lastCol">
       <w:rPr>
+        <w:rFonts w:eastAsia="黑体"/>
         <w:b w:val="0"/>
         <w:bCs w:val="0"/>
         <w:color w:themeColor="text1" w:val="000000"/>
@@ -11829,6 +12334,7 @@
     </w:tcPr>
     <w:tblStylePr w:type="firstRow">
       <w:rPr>
+        <w:rFonts w:eastAsia="黑体"/>
         <w:b/>
         <w:bCs/>
         <w:i w:val="0"/>
@@ -11850,6 +12356,7 @@
     </w:tblStylePr>
     <w:tblStylePr w:type="lastRow">
       <w:rPr>
+        <w:rFonts w:eastAsia="黑体"/>
         <w:b/>
         <w:bCs/>
         <w:i w:val="0"/>
@@ -11871,6 +12378,7 @@
     </w:tblStylePr>
     <w:tblStylePr w:type="firstCol">
       <w:rPr>
+        <w:rFonts w:eastAsia="黑体"/>
         <w:b/>
         <w:bCs/>
         <w:i w:val="0"/>
@@ -11890,6 +12398,7 @@
     </w:tblStylePr>
     <w:tblStylePr w:type="lastCol">
       <w:rPr>
+        <w:rFonts w:eastAsia="黑体"/>
         <w:b/>
         <w:bCs/>
         <w:i w:val="0"/>
@@ -11970,6 +12479,7 @@
     </w:tcPr>
     <w:tblStylePr w:type="firstRow">
       <w:rPr>
+        <w:rFonts w:eastAsia="黑体"/>
         <w:b/>
         <w:bCs/>
         <w:i w:val="0"/>
@@ -11991,6 +12501,7 @@
     </w:tblStylePr>
     <w:tblStylePr w:type="lastRow">
       <w:rPr>
+        <w:rFonts w:eastAsia="黑体"/>
         <w:b/>
         <w:bCs/>
         <w:i w:val="0"/>
@@ -12012,6 +12523,7 @@
     </w:tblStylePr>
     <w:tblStylePr w:type="firstCol">
       <w:rPr>
+        <w:rFonts w:eastAsia="黑体"/>
         <w:b/>
         <w:bCs/>
         <w:i w:val="0"/>
@@ -12031,6 +12543,7 @@
     </w:tblStylePr>
     <w:tblStylePr w:type="lastCol">
       <w:rPr>
+        <w:rFonts w:eastAsia="黑体"/>
         <w:b/>
         <w:bCs/>
         <w:i w:val="0"/>
@@ -12111,6 +12624,7 @@
     </w:tcPr>
     <w:tblStylePr w:type="firstRow">
       <w:rPr>
+        <w:rFonts w:eastAsia="黑体"/>
         <w:b/>
         <w:bCs/>
         <w:i w:val="0"/>
@@ -12132,6 +12646,7 @@
     </w:tblStylePr>
     <w:tblStylePr w:type="lastRow">
       <w:rPr>
+        <w:rFonts w:eastAsia="黑体"/>
         <w:b/>
         <w:bCs/>
         <w:i w:val="0"/>
@@ -12153,6 +12668,7 @@
     </w:tblStylePr>
     <w:tblStylePr w:type="firstCol">
       <w:rPr>
+        <w:rFonts w:eastAsia="黑体"/>
         <w:b/>
         <w:bCs/>
         <w:i w:val="0"/>
@@ -12172,6 +12688,7 @@
     </w:tblStylePr>
     <w:tblStylePr w:type="lastCol">
       <w:rPr>
+        <w:rFonts w:eastAsia="黑体"/>
         <w:b/>
         <w:bCs/>
         <w:i w:val="0"/>
@@ -12252,6 +12769,7 @@
     </w:tcPr>
     <w:tblStylePr w:type="firstRow">
       <w:rPr>
+        <w:rFonts w:eastAsia="黑体"/>
         <w:b/>
         <w:bCs/>
         <w:i w:val="0"/>
@@ -12273,6 +12791,7 @@
     </w:tblStylePr>
     <w:tblStylePr w:type="lastRow">
       <w:rPr>
+        <w:rFonts w:eastAsia="黑体"/>
         <w:b/>
         <w:bCs/>
         <w:i w:val="0"/>
@@ -12294,6 +12813,7 @@
     </w:tblStylePr>
     <w:tblStylePr w:type="firstCol">
       <w:rPr>
+        <w:rFonts w:eastAsia="黑体"/>
         <w:b/>
         <w:bCs/>
         <w:i w:val="0"/>
@@ -12313,6 +12833,7 @@
     </w:tblStylePr>
     <w:tblStylePr w:type="lastCol">
       <w:rPr>
+        <w:rFonts w:eastAsia="黑体"/>
         <w:b/>
         <w:bCs/>
         <w:i w:val="0"/>
@@ -12393,6 +12914,7 @@
     </w:tcPr>
     <w:tblStylePr w:type="firstRow">
       <w:rPr>
+        <w:rFonts w:eastAsia="黑体"/>
         <w:b/>
         <w:bCs/>
         <w:i w:val="0"/>
@@ -12414,6 +12936,7 @@
     </w:tblStylePr>
     <w:tblStylePr w:type="lastRow">
       <w:rPr>
+        <w:rFonts w:eastAsia="黑体"/>
         <w:b/>
         <w:bCs/>
         <w:i w:val="0"/>
@@ -12435,6 +12958,7 @@
     </w:tblStylePr>
     <w:tblStylePr w:type="firstCol">
       <w:rPr>
+        <w:rFonts w:eastAsia="黑体"/>
         <w:b/>
         <w:bCs/>
         <w:i w:val="0"/>
@@ -12454,6 +12978,7 @@
     </w:tblStylePr>
     <w:tblStylePr w:type="lastCol">
       <w:rPr>
+        <w:rFonts w:eastAsia="黑体"/>
         <w:b/>
         <w:bCs/>
         <w:i w:val="0"/>
@@ -12534,6 +13059,7 @@
     </w:tcPr>
     <w:tblStylePr w:type="firstRow">
       <w:rPr>
+        <w:rFonts w:eastAsia="黑体"/>
         <w:b/>
         <w:bCs/>
         <w:i w:val="0"/>
@@ -12555,6 +13081,7 @@
     </w:tblStylePr>
     <w:tblStylePr w:type="lastRow">
       <w:rPr>
+        <w:rFonts w:eastAsia="黑体"/>
         <w:b/>
         <w:bCs/>
         <w:i w:val="0"/>
@@ -12576,6 +13103,7 @@
     </w:tblStylePr>
     <w:tblStylePr w:type="firstCol">
       <w:rPr>
+        <w:rFonts w:eastAsia="黑体"/>
         <w:b/>
         <w:bCs/>
         <w:i w:val="0"/>
@@ -12595,6 +13123,7 @@
     </w:tblStylePr>
     <w:tblStylePr w:type="lastCol">
       <w:rPr>
+        <w:rFonts w:eastAsia="黑体"/>
         <w:b/>
         <w:bCs/>
         <w:i w:val="0"/>
@@ -12675,6 +13204,7 @@
     </w:tcPr>
     <w:tblStylePr w:type="firstRow">
       <w:rPr>
+        <w:rFonts w:eastAsia="黑体"/>
         <w:b/>
         <w:bCs/>
         <w:i w:val="0"/>
@@ -12696,6 +13226,7 @@
     </w:tblStylePr>
     <w:tblStylePr w:type="lastRow">
       <w:rPr>
+        <w:rFonts w:eastAsia="黑体"/>
         <w:b/>
         <w:bCs/>
         <w:i w:val="0"/>
@@ -12717,6 +13248,7 @@
     </w:tblStylePr>
     <w:tblStylePr w:type="firstCol">
       <w:rPr>
+        <w:rFonts w:eastAsia="黑体"/>
         <w:b/>
         <w:bCs/>
         <w:i w:val="0"/>
@@ -12736,6 +13268,7 @@
     </w:tblStylePr>
     <w:tblStylePr w:type="lastCol">
       <w:rPr>
+        <w:rFonts w:eastAsia="黑体"/>
         <w:b/>
         <w:bCs/>
         <w:i w:val="0"/>
@@ -12793,6 +13326,7 @@
       <w:spacing w:after="0" w:line="240" w:lineRule="auto"/>
     </w:pPr>
     <w:rPr>
+      <w:rFonts w:eastAsia="黑体"/>
       <w:color w:themeColor="background1" w:val="FFFFFF"/>
     </w:rPr>
     <w:tblPr>
@@ -12811,6 +13345,7 @@
     </w:tcPr>
     <w:tblStylePr w:type="firstRow">
       <w:rPr>
+        <w:rFonts w:eastAsia="黑体"/>
         <w:b/>
         <w:bCs/>
       </w:rPr>
@@ -12907,6 +13442,7 @@
       <w:spacing w:after="0" w:line="240" w:lineRule="auto"/>
     </w:pPr>
     <w:rPr>
+      <w:rFonts w:eastAsia="黑体"/>
       <w:color w:themeColor="background1" w:val="FFFFFF"/>
     </w:rPr>
     <w:tblPr>
@@ -12925,6 +13461,7 @@
     </w:tcPr>
     <w:tblStylePr w:type="firstRow">
       <w:rPr>
+        <w:rFonts w:eastAsia="黑体"/>
         <w:b/>
         <w:bCs/>
       </w:rPr>
@@ -13021,6 +13558,7 @@
       <w:spacing w:after="0" w:line="240" w:lineRule="auto"/>
     </w:pPr>
     <w:rPr>
+      <w:rFonts w:eastAsia="黑体"/>
       <w:color w:themeColor="background1" w:val="FFFFFF"/>
     </w:rPr>
     <w:tblPr>
@@ -13039,6 +13577,7 @@
     </w:tcPr>
     <w:tblStylePr w:type="firstRow">
       <w:rPr>
+        <w:rFonts w:eastAsia="黑体"/>
         <w:b/>
         <w:bCs/>
       </w:rPr>
@@ -13135,6 +13674,7 @@
       <w:spacing w:after="0" w:line="240" w:lineRule="auto"/>
     </w:pPr>
     <w:rPr>
+      <w:rFonts w:eastAsia="黑体"/>
       <w:color w:themeColor="background1" w:val="FFFFFF"/>
     </w:rPr>
     <w:tblPr>
@@ -13153,6 +13693,7 @@
     </w:tcPr>
     <w:tblStylePr w:type="firstRow">
       <w:rPr>
+        <w:rFonts w:eastAsia="黑体"/>
         <w:b/>
         <w:bCs/>
       </w:rPr>
@@ -13249,6 +13790,7 @@
       <w:spacing w:after="0" w:line="240" w:lineRule="auto"/>
     </w:pPr>
     <w:rPr>
+      <w:rFonts w:eastAsia="黑体"/>
       <w:color w:themeColor="background1" w:val="FFFFFF"/>
     </w:rPr>
     <w:tblPr>
@@ -13267,6 +13809,7 @@
     </w:tcPr>
     <w:tblStylePr w:type="firstRow">
       <w:rPr>
+        <w:rFonts w:eastAsia="黑体"/>
         <w:b/>
         <w:bCs/>
       </w:rPr>
@@ -13363,6 +13906,7 @@
       <w:spacing w:after="0" w:line="240" w:lineRule="auto"/>
     </w:pPr>
     <w:rPr>
+      <w:rFonts w:eastAsia="黑体"/>
       <w:color w:themeColor="background1" w:val="FFFFFF"/>
     </w:rPr>
     <w:tblPr>
@@ -13381,6 +13925,7 @@
     </w:tcPr>
     <w:tblStylePr w:type="firstRow">
       <w:rPr>
+        <w:rFonts w:eastAsia="黑体"/>
         <w:b/>
         <w:bCs/>
       </w:rPr>
@@ -13477,6 +14022,7 @@
       <w:spacing w:after="0" w:line="240" w:lineRule="auto"/>
     </w:pPr>
     <w:rPr>
+      <w:rFonts w:eastAsia="黑体"/>
       <w:color w:themeColor="background1" w:val="FFFFFF"/>
     </w:rPr>
     <w:tblPr>
@@ -13495,6 +14041,7 @@
     </w:tcPr>
     <w:tblStylePr w:type="firstRow">
       <w:rPr>
+        <w:rFonts w:eastAsia="黑体"/>
         <w:b/>
         <w:bCs/>
       </w:rPr>
@@ -13591,6 +14138,7 @@
       <w:spacing w:after="0" w:line="240" w:lineRule="auto"/>
     </w:pPr>
     <w:rPr>
+      <w:rFonts w:eastAsia="黑体"/>
       <w:color w:themeColor="text1" w:val="000000"/>
     </w:rPr>
     <w:tblPr>
@@ -13617,6 +14165,7 @@
     </w:tcPr>
     <w:tblStylePr w:type="firstRow">
       <w:rPr>
+        <w:rFonts w:eastAsia="黑体"/>
         <w:b/>
         <w:bCs/>
       </w:rPr>
@@ -13635,6 +14184,7 @@
     </w:tblStylePr>
     <w:tblStylePr w:type="lastRow">
       <w:rPr>
+        <w:rFonts w:eastAsia="黑体"/>
         <w:b/>
         <w:bCs/>
         <w:color w:themeColor="background1" w:val="FFFFFF"/>
@@ -13649,6 +14199,7 @@
     </w:tblStylePr>
     <w:tblStylePr w:type="firstCol">
       <w:rPr>
+        <w:rFonts w:eastAsia="黑体"/>
         <w:color w:themeColor="background1" w:val="FFFFFF"/>
       </w:rPr>
       <w:tblPr/>
@@ -13666,6 +14217,7 @@
     </w:tblStylePr>
     <w:tblStylePr w:type="lastCol">
       <w:rPr>
+        <w:rFonts w:eastAsia="黑体"/>
         <w:color w:themeColor="background1" w:val="FFFFFF"/>
       </w:rPr>
       <w:tblPr/>
@@ -13695,11 +14247,13 @@
     </w:tblStylePr>
     <w:tblStylePr w:type="neCell">
       <w:rPr>
+        <w:rFonts w:eastAsia="黑体"/>
         <w:color w:themeColor="text1" w:val="000000"/>
       </w:rPr>
     </w:tblStylePr>
     <w:tblStylePr w:type="nwCell">
       <w:rPr>
+        <w:rFonts w:eastAsia="黑体"/>
         <w:color w:themeColor="text1" w:val="000000"/>
       </w:rPr>
     </w:tblStylePr>
@@ -13713,6 +14267,7 @@
       <w:spacing w:after="0" w:line="240" w:lineRule="auto"/>
     </w:pPr>
     <w:rPr>
+      <w:rFonts w:eastAsia="黑体"/>
       <w:color w:themeColor="text1" w:val="000000"/>
     </w:rPr>
     <w:tblPr>
@@ -13739,6 +14294,7 @@
     </w:tcPr>
     <w:tblStylePr w:type="firstRow">
       <w:rPr>
+        <w:rFonts w:eastAsia="黑体"/>
         <w:b/>
         <w:bCs/>
       </w:rPr>
@@ -13757,6 +14313,7 @@
     </w:tblStylePr>
     <w:tblStylePr w:type="lastRow">
       <w:rPr>
+        <w:rFonts w:eastAsia="黑体"/>
         <w:b/>
         <w:bCs/>
         <w:color w:themeColor="background1" w:val="FFFFFF"/>
@@ -13771,6 +14328,7 @@
     </w:tblStylePr>
     <w:tblStylePr w:type="firstCol">
       <w:rPr>
+        <w:rFonts w:eastAsia="黑体"/>
         <w:color w:themeColor="background1" w:val="FFFFFF"/>
       </w:rPr>
       <w:tblPr/>
@@ -13788,6 +14346,7 @@
     </w:tblStylePr>
     <w:tblStylePr w:type="lastCol">
       <w:rPr>
+        <w:rFonts w:eastAsia="黑体"/>
         <w:color w:themeColor="background1" w:val="FFFFFF"/>
       </w:rPr>
       <w:tblPr/>
@@ -13817,11 +14376,13 @@
     </w:tblStylePr>
     <w:tblStylePr w:type="neCell">
       <w:rPr>
+        <w:rFonts w:eastAsia="黑体"/>
         <w:color w:themeColor="text1" w:val="000000"/>
       </w:rPr>
     </w:tblStylePr>
     <w:tblStylePr w:type="nwCell">
       <w:rPr>
+        <w:rFonts w:eastAsia="黑体"/>
         <w:color w:themeColor="text1" w:val="000000"/>
       </w:rPr>
     </w:tblStylePr>
@@ -13835,6 +14396,7 @@
       <w:spacing w:after="0" w:line="240" w:lineRule="auto"/>
     </w:pPr>
     <w:rPr>
+      <w:rFonts w:eastAsia="黑体"/>
       <w:color w:themeColor="text1" w:val="000000"/>
     </w:rPr>
     <w:tblPr>
@@ -13861,6 +14423,7 @@
     </w:tcPr>
     <w:tblStylePr w:type="firstRow">
       <w:rPr>
+        <w:rFonts w:eastAsia="黑体"/>
         <w:b/>
         <w:bCs/>
       </w:rPr>
@@ -13879,6 +14442,7 @@
     </w:tblStylePr>
     <w:tblStylePr w:type="lastRow">
       <w:rPr>
+        <w:rFonts w:eastAsia="黑体"/>
         <w:b/>
         <w:bCs/>
         <w:color w:themeColor="background1" w:val="FFFFFF"/>
@@ -13893,6 +14457,7 @@
     </w:tblStylePr>
     <w:tblStylePr w:type="firstCol">
       <w:rPr>
+        <w:rFonts w:eastAsia="黑体"/>
         <w:color w:themeColor="background1" w:val="FFFFFF"/>
       </w:rPr>
       <w:tblPr/>
@@ -13910,6 +14475,7 @@
     </w:tblStylePr>
     <w:tblStylePr w:type="lastCol">
       <w:rPr>
+        <w:rFonts w:eastAsia="黑体"/>
         <w:color w:themeColor="background1" w:val="FFFFFF"/>
       </w:rPr>
       <w:tblPr/>
@@ -13939,11 +14505,13 @@
     </w:tblStylePr>
     <w:tblStylePr w:type="neCell">
       <w:rPr>
+        <w:rFonts w:eastAsia="黑体"/>
         <w:color w:themeColor="text1" w:val="000000"/>
       </w:rPr>
     </w:tblStylePr>
     <w:tblStylePr w:type="nwCell">
       <w:rPr>
+        <w:rFonts w:eastAsia="黑体"/>
         <w:color w:themeColor="text1" w:val="000000"/>
       </w:rPr>
     </w:tblStylePr>
@@ -13957,6 +14525,7 @@
       <w:spacing w:after="0" w:line="240" w:lineRule="auto"/>
     </w:pPr>
     <w:rPr>
+      <w:rFonts w:eastAsia="黑体"/>
       <w:color w:themeColor="text1" w:val="000000"/>
     </w:rPr>
     <w:tblPr>
@@ -13983,6 +14552,7 @@
     </w:tcPr>
     <w:tblStylePr w:type="firstRow">
       <w:rPr>
+        <w:rFonts w:eastAsia="黑体"/>
         <w:b/>
         <w:bCs/>
       </w:rPr>
@@ -14001,6 +14571,7 @@
     </w:tblStylePr>
     <w:tblStylePr w:type="lastRow">
       <w:rPr>
+        <w:rFonts w:eastAsia="黑体"/>
         <w:b/>
         <w:bCs/>
         <w:color w:themeColor="background1" w:val="FFFFFF"/>
@@ -14015,6 +14586,7 @@
     </w:tblStylePr>
     <w:tblStylePr w:type="firstCol">
       <w:rPr>
+        <w:rFonts w:eastAsia="黑体"/>
         <w:color w:themeColor="background1" w:val="FFFFFF"/>
       </w:rPr>
       <w:tblPr/>
@@ -14032,6 +14604,7 @@
     </w:tblStylePr>
     <w:tblStylePr w:type="lastCol">
       <w:rPr>
+        <w:rFonts w:eastAsia="黑体"/>
         <w:color w:themeColor="background1" w:val="FFFFFF"/>
       </w:rPr>
       <w:tblPr/>
@@ -14069,6 +14642,7 @@
       <w:spacing w:after="0" w:line="240" w:lineRule="auto"/>
     </w:pPr>
     <w:rPr>
+      <w:rFonts w:eastAsia="黑体"/>
       <w:color w:themeColor="text1" w:val="000000"/>
     </w:rPr>
     <w:tblPr>
@@ -14095,6 +14669,7 @@
     </w:tcPr>
     <w:tblStylePr w:type="firstRow">
       <w:rPr>
+        <w:rFonts w:eastAsia="黑体"/>
         <w:b/>
         <w:bCs/>
       </w:rPr>
@@ -14113,6 +14688,7 @@
     </w:tblStylePr>
     <w:tblStylePr w:type="lastRow">
       <w:rPr>
+        <w:rFonts w:eastAsia="黑体"/>
         <w:b/>
         <w:bCs/>
         <w:color w:themeColor="background1" w:val="FFFFFF"/>
@@ -14127,6 +14703,7 @@
     </w:tblStylePr>
     <w:tblStylePr w:type="firstCol">
       <w:rPr>
+        <w:rFonts w:eastAsia="黑体"/>
         <w:color w:themeColor="background1" w:val="FFFFFF"/>
       </w:rPr>
       <w:tblPr/>
@@ -14144,6 +14721,7 @@
     </w:tblStylePr>
     <w:tblStylePr w:type="lastCol">
       <w:rPr>
+        <w:rFonts w:eastAsia="黑体"/>
         <w:color w:themeColor="background1" w:val="FFFFFF"/>
       </w:rPr>
       <w:tblPr/>
@@ -14173,11 +14751,13 @@
     </w:tblStylePr>
     <w:tblStylePr w:type="neCell">
       <w:rPr>
+        <w:rFonts w:eastAsia="黑体"/>
         <w:color w:themeColor="text1" w:val="000000"/>
       </w:rPr>
     </w:tblStylePr>
     <w:tblStylePr w:type="nwCell">
       <w:rPr>
+        <w:rFonts w:eastAsia="黑体"/>
         <w:color w:themeColor="text1" w:val="000000"/>
       </w:rPr>
     </w:tblStylePr>
@@ -14191,6 +14771,7 @@
       <w:spacing w:after="0" w:line="240" w:lineRule="auto"/>
     </w:pPr>
     <w:rPr>
+      <w:rFonts w:eastAsia="黑体"/>
       <w:color w:themeColor="text1" w:val="000000"/>
     </w:rPr>
     <w:tblPr>
@@ -14217,6 +14798,7 @@
     </w:tcPr>
     <w:tblStylePr w:type="firstRow">
       <w:rPr>
+        <w:rFonts w:eastAsia="黑体"/>
         <w:b/>
         <w:bCs/>
       </w:rPr>
@@ -14235,6 +14817,7 @@
     </w:tblStylePr>
     <w:tblStylePr w:type="lastRow">
       <w:rPr>
+        <w:rFonts w:eastAsia="黑体"/>
         <w:b/>
         <w:bCs/>
         <w:color w:themeColor="background1" w:val="FFFFFF"/>
@@ -14249,6 +14832,7 @@
     </w:tblStylePr>
     <w:tblStylePr w:type="firstCol">
       <w:rPr>
+        <w:rFonts w:eastAsia="黑体"/>
         <w:color w:themeColor="background1" w:val="FFFFFF"/>
       </w:rPr>
       <w:tblPr/>
@@ -14266,6 +14850,7 @@
     </w:tblStylePr>
     <w:tblStylePr w:type="lastCol">
       <w:rPr>
+        <w:rFonts w:eastAsia="黑体"/>
         <w:color w:themeColor="background1" w:val="FFFFFF"/>
       </w:rPr>
       <w:tblPr/>
@@ -14295,11 +14880,13 @@
     </w:tblStylePr>
     <w:tblStylePr w:type="neCell">
       <w:rPr>
+        <w:rFonts w:eastAsia="黑体"/>
         <w:color w:themeColor="text1" w:val="000000"/>
       </w:rPr>
     </w:tblStylePr>
     <w:tblStylePr w:type="nwCell">
       <w:rPr>
+        <w:rFonts w:eastAsia="黑体"/>
         <w:color w:themeColor="text1" w:val="000000"/>
       </w:rPr>
     </w:tblStylePr>
@@ -14313,6 +14900,7 @@
       <w:spacing w:after="0" w:line="240" w:lineRule="auto"/>
     </w:pPr>
     <w:rPr>
+      <w:rFonts w:eastAsia="黑体"/>
       <w:color w:themeColor="text1" w:val="000000"/>
     </w:rPr>
     <w:tblPr>
@@ -14339,6 +14927,7 @@
     </w:tcPr>
     <w:tblStylePr w:type="firstRow">
       <w:rPr>
+        <w:rFonts w:eastAsia="黑体"/>
         <w:b/>
         <w:bCs/>
       </w:rPr>
@@ -14357,6 +14946,7 @@
     </w:tblStylePr>
     <w:tblStylePr w:type="lastRow">
       <w:rPr>
+        <w:rFonts w:eastAsia="黑体"/>
         <w:b/>
         <w:bCs/>
         <w:color w:themeColor="background1" w:val="FFFFFF"/>
@@ -14371,6 +14961,7 @@
     </w:tblStylePr>
     <w:tblStylePr w:type="firstCol">
       <w:rPr>
+        <w:rFonts w:eastAsia="黑体"/>
         <w:color w:themeColor="background1" w:val="FFFFFF"/>
       </w:rPr>
       <w:tblPr/>
@@ -14388,6 +14979,7 @@
     </w:tblStylePr>
     <w:tblStylePr w:type="lastCol">
       <w:rPr>
+        <w:rFonts w:eastAsia="黑体"/>
         <w:color w:themeColor="background1" w:val="FFFFFF"/>
       </w:rPr>
       <w:tblPr/>
@@ -14417,11 +15009,13 @@
     </w:tblStylePr>
     <w:tblStylePr w:type="neCell">
       <w:rPr>
+        <w:rFonts w:eastAsia="黑体"/>
         <w:color w:themeColor="text1" w:val="000000"/>
       </w:rPr>
     </w:tblStylePr>
     <w:tblStylePr w:type="nwCell">
       <w:rPr>
+        <w:rFonts w:eastAsia="黑体"/>
         <w:color w:themeColor="text1" w:val="000000"/>
       </w:rPr>
     </w:tblStylePr>
@@ -14435,6 +15029,7 @@
       <w:spacing w:after="0" w:line="240" w:lineRule="auto"/>
     </w:pPr>
     <w:rPr>
+      <w:rFonts w:eastAsia="黑体"/>
       <w:color w:themeColor="text1" w:val="000000"/>
     </w:rPr>
     <w:tblPr>
@@ -14453,6 +15048,7 @@
     </w:tcPr>
     <w:tblStylePr w:type="firstRow">
       <w:rPr>
+        <w:rFonts w:eastAsia="黑体"/>
         <w:b/>
         <w:bCs/>
         <w:color w:themeColor="background1" w:val="FFFFFF"/>
@@ -14467,6 +15063,7 @@
     </w:tblStylePr>
     <w:tblStylePr w:type="lastRow">
       <w:rPr>
+        <w:rFonts w:eastAsia="黑体"/>
         <w:b/>
         <w:bCs/>
         <w:color w:themeColor="accent2" w:themeShade="CC" w:val="9E3A38"/>
@@ -14481,12 +15078,14 @@
     </w:tblStylePr>
     <w:tblStylePr w:type="firstCol">
       <w:rPr>
+        <w:rFonts w:eastAsia="黑体"/>
         <w:b/>
         <w:bCs/>
       </w:rPr>
     </w:tblStylePr>
     <w:tblStylePr w:type="lastCol">
       <w:rPr>
+        <w:rFonts w:eastAsia="黑体"/>
         <w:b/>
         <w:bCs/>
       </w:rPr>
@@ -14521,6 +15120,7 @@
       <w:spacing w:after="0" w:line="240" w:lineRule="auto"/>
     </w:pPr>
     <w:rPr>
+      <w:rFonts w:eastAsia="黑体"/>
       <w:color w:themeColor="text1" w:val="000000"/>
     </w:rPr>
     <w:tblPr>
@@ -14539,6 +15139,7 @@
     </w:tcPr>
     <w:tblStylePr w:type="firstRow">
       <w:rPr>
+        <w:rFonts w:eastAsia="黑体"/>
         <w:b/>
         <w:bCs/>
         <w:color w:themeColor="background1" w:val="FFFFFF"/>
@@ -14553,6 +15154,7 @@
     </w:tblStylePr>
     <w:tblStylePr w:type="lastRow">
       <w:rPr>
+        <w:rFonts w:eastAsia="黑体"/>
         <w:b/>
         <w:bCs/>
         <w:color w:themeColor="accent2" w:themeShade="CC" w:val="9E3A38"/>
@@ -14567,12 +15169,14 @@
     </w:tblStylePr>
     <w:tblStylePr w:type="firstCol">
       <w:rPr>
+        <w:rFonts w:eastAsia="黑体"/>
         <w:b/>
         <w:bCs/>
       </w:rPr>
     </w:tblStylePr>
     <w:tblStylePr w:type="lastCol">
       <w:rPr>
+        <w:rFonts w:eastAsia="黑体"/>
         <w:b/>
         <w:bCs/>
       </w:rPr>
@@ -14607,6 +15211,7 @@
       <w:spacing w:after="0" w:line="240" w:lineRule="auto"/>
     </w:pPr>
     <w:rPr>
+      <w:rFonts w:eastAsia="黑体"/>
       <w:color w:themeColor="text1" w:val="000000"/>
     </w:rPr>
     <w:tblPr>
@@ -14625,6 +15230,7 @@
     </w:tcPr>
     <w:tblStylePr w:type="firstRow">
       <w:rPr>
+        <w:rFonts w:eastAsia="黑体"/>
         <w:b/>
         <w:bCs/>
         <w:color w:themeColor="background1" w:val="FFFFFF"/>
@@ -14639,6 +15245,7 @@
     </w:tblStylePr>
     <w:tblStylePr w:type="lastRow">
       <w:rPr>
+        <w:rFonts w:eastAsia="黑体"/>
         <w:b/>
         <w:bCs/>
         <w:color w:themeColor="accent2" w:themeShade="CC" w:val="9E3A38"/>
@@ -14653,12 +15260,14 @@
     </w:tblStylePr>
     <w:tblStylePr w:type="firstCol">
       <w:rPr>
+        <w:rFonts w:eastAsia="黑体"/>
         <w:b/>
         <w:bCs/>
       </w:rPr>
     </w:tblStylePr>
     <w:tblStylePr w:type="lastCol">
       <w:rPr>
+        <w:rFonts w:eastAsia="黑体"/>
         <w:b/>
         <w:bCs/>
       </w:rPr>
@@ -14693,6 +15302,7 @@
       <w:spacing w:after="0" w:line="240" w:lineRule="auto"/>
     </w:pPr>
     <w:rPr>
+      <w:rFonts w:eastAsia="黑体"/>
       <w:color w:themeColor="text1" w:val="000000"/>
     </w:rPr>
     <w:tblPr>
@@ -14711,6 +15321,7 @@
     </w:tcPr>
     <w:tblStylePr w:type="firstRow">
       <w:rPr>
+        <w:rFonts w:eastAsia="黑体"/>
         <w:b/>
         <w:bCs/>
         <w:color w:themeColor="background1" w:val="FFFFFF"/>
@@ -14725,6 +15336,7 @@
     </w:tblStylePr>
     <w:tblStylePr w:type="lastRow">
       <w:rPr>
+        <w:rFonts w:eastAsia="黑体"/>
         <w:b/>
         <w:bCs/>
         <w:color w:themeColor="accent4" w:themeShade="CC" w:val="664E82"/>
@@ -14739,12 +15351,14 @@
     </w:tblStylePr>
     <w:tblStylePr w:type="firstCol">
       <w:rPr>
+        <w:rFonts w:eastAsia="黑体"/>
         <w:b/>
         <w:bCs/>
       </w:rPr>
     </w:tblStylePr>
     <w:tblStylePr w:type="lastCol">
       <w:rPr>
+        <w:rFonts w:eastAsia="黑体"/>
         <w:b/>
         <w:bCs/>
       </w:rPr>
@@ -14779,6 +15393,7 @@
       <w:spacing w:after="0" w:line="240" w:lineRule="auto"/>
     </w:pPr>
     <w:rPr>
+      <w:rFonts w:eastAsia="黑体"/>
       <w:color w:themeColor="text1" w:val="000000"/>
     </w:rPr>
     <w:tblPr>
@@ -14797,6 +15412,7 @@
     </w:tcPr>
     <w:tblStylePr w:type="firstRow">
       <w:rPr>
+        <w:rFonts w:eastAsia="黑体"/>
         <w:b/>
         <w:bCs/>
         <w:color w:themeColor="background1" w:val="FFFFFF"/>
@@ -14811,6 +15427,7 @@
     </w:tblStylePr>
     <w:tblStylePr w:type="lastRow">
       <w:rPr>
+        <w:rFonts w:eastAsia="黑体"/>
         <w:b/>
         <w:bCs/>
         <w:color w:themeColor="accent3" w:themeShade="CC" w:val="7E9C40"/>
@@ -14825,12 +15442,14 @@
     </w:tblStylePr>
     <w:tblStylePr w:type="firstCol">
       <w:rPr>
+        <w:rFonts w:eastAsia="黑体"/>
         <w:b/>
         <w:bCs/>
       </w:rPr>
     </w:tblStylePr>
     <w:tblStylePr w:type="lastCol">
       <w:rPr>
+        <w:rFonts w:eastAsia="黑体"/>
         <w:b/>
         <w:bCs/>
       </w:rPr>
@@ -14865,6 +15484,7 @@
       <w:spacing w:after="0" w:line="240" w:lineRule="auto"/>
     </w:pPr>
     <w:rPr>
+      <w:rFonts w:eastAsia="黑体"/>
       <w:color w:themeColor="text1" w:val="000000"/>
     </w:rPr>
     <w:tblPr>
@@ -14883,6 +15503,7 @@
     </w:tcPr>
     <w:tblStylePr w:type="firstRow">
       <w:rPr>
+        <w:rFonts w:eastAsia="黑体"/>
         <w:b/>
         <w:bCs/>
         <w:color w:themeColor="background1" w:val="FFFFFF"/>
@@ -14897,6 +15518,7 @@
     </w:tblStylePr>
     <w:tblStylePr w:type="lastRow">
       <w:rPr>
+        <w:rFonts w:eastAsia="黑体"/>
         <w:b/>
         <w:bCs/>
         <w:color w:themeColor="accent6" w:themeShade="CC" w:val="F2730A"/>
@@ -14911,12 +15533,14 @@
     </w:tblStylePr>
     <w:tblStylePr w:type="firstCol">
       <w:rPr>
+        <w:rFonts w:eastAsia="黑体"/>
         <w:b/>
         <w:bCs/>
       </w:rPr>
     </w:tblStylePr>
     <w:tblStylePr w:type="lastCol">
       <w:rPr>
+        <w:rFonts w:eastAsia="黑体"/>
         <w:b/>
         <w:bCs/>
       </w:rPr>
@@ -14951,6 +15575,7 @@
       <w:spacing w:after="0" w:line="240" w:lineRule="auto"/>
     </w:pPr>
     <w:rPr>
+      <w:rFonts w:eastAsia="黑体"/>
       <w:color w:themeColor="text1" w:val="000000"/>
     </w:rPr>
     <w:tblPr>
@@ -14969,6 +15594,7 @@
     </w:tcPr>
     <w:tblStylePr w:type="firstRow">
       <w:rPr>
+        <w:rFonts w:eastAsia="黑体"/>
         <w:b/>
         <w:bCs/>
         <w:color w:themeColor="background1" w:val="FFFFFF"/>
@@ -14983,6 +15609,7 @@
     </w:tblStylePr>
     <w:tblStylePr w:type="lastRow">
       <w:rPr>
+        <w:rFonts w:eastAsia="黑体"/>
         <w:b/>
         <w:bCs/>
         <w:color w:themeColor="accent5" w:themeShade="CC" w:val="348DA5"/>
@@ -14997,12 +15624,14 @@
     </w:tblStylePr>
     <w:tblStylePr w:type="firstCol">
       <w:rPr>
+        <w:rFonts w:eastAsia="黑体"/>
         <w:b/>
         <w:bCs/>
       </w:rPr>
     </w:tblStylePr>
     <w:tblStylePr w:type="lastCol">
       <w:rPr>
+        <w:rFonts w:eastAsia="黑体"/>
         <w:b/>
         <w:bCs/>
       </w:rPr>
@@ -15037,6 +15666,7 @@
       <w:spacing w:after="0" w:line="240" w:lineRule="auto"/>
     </w:pPr>
     <w:rPr>
+      <w:rFonts w:eastAsia="黑体"/>
       <w:color w:themeColor="text1" w:val="000000"/>
     </w:rPr>
     <w:tblPr>
@@ -15058,6 +15688,7 @@
     </w:tcPr>
     <w:tblStylePr w:type="firstRow">
       <w:rPr>
+        <w:rFonts w:eastAsia="黑体"/>
         <w:b/>
         <w:bCs/>
       </w:rPr>
@@ -15068,6 +15699,7 @@
     </w:tblStylePr>
     <w:tblStylePr w:type="lastRow">
       <w:rPr>
+        <w:rFonts w:eastAsia="黑体"/>
         <w:b/>
         <w:bCs/>
         <w:color w:themeColor="text1" w:val="000000"/>
@@ -15079,6 +15711,7 @@
     </w:tblStylePr>
     <w:tblStylePr w:type="firstCol">
       <w:rPr>
+        <w:rFonts w:eastAsia="黑体"/>
         <w:color w:themeColor="background1" w:val="FFFFFF"/>
       </w:rPr>
       <w:tblPr/>
@@ -15088,6 +15721,7 @@
     </w:tblStylePr>
     <w:tblStylePr w:type="lastCol">
       <w:rPr>
+        <w:rFonts w:eastAsia="黑体"/>
         <w:color w:themeColor="background1" w:val="FFFFFF"/>
       </w:rPr>
       <w:tblPr/>
@@ -15117,6 +15751,7 @@
       <w:spacing w:after="0" w:line="240" w:lineRule="auto"/>
     </w:pPr>
     <w:rPr>
+      <w:rFonts w:eastAsia="黑体"/>
       <w:color w:themeColor="text1" w:val="000000"/>
     </w:rPr>
     <w:tblPr>
@@ -15138,6 +15773,7 @@
     </w:tcPr>
     <w:tblStylePr w:type="firstRow">
       <w:rPr>
+        <w:rFonts w:eastAsia="黑体"/>
         <w:b/>
         <w:bCs/>
       </w:rPr>
@@ -15148,6 +15784,7 @@
     </w:tblStylePr>
     <w:tblStylePr w:type="lastRow">
       <w:rPr>
+        <w:rFonts w:eastAsia="黑体"/>
         <w:b/>
         <w:bCs/>
         <w:color w:themeColor="text1" w:val="000000"/>
@@ -15159,6 +15796,7 @@
     </w:tblStylePr>
     <w:tblStylePr w:type="firstCol">
       <w:rPr>
+        <w:rFonts w:eastAsia="黑体"/>
         <w:color w:themeColor="background1" w:val="FFFFFF"/>
       </w:rPr>
       <w:tblPr/>
@@ -15168,6 +15806,7 @@
     </w:tblStylePr>
     <w:tblStylePr w:type="lastCol">
       <w:rPr>
+        <w:rFonts w:eastAsia="黑体"/>
         <w:color w:themeColor="background1" w:val="FFFFFF"/>
       </w:rPr>
       <w:tblPr/>
@@ -15197,6 +15836,7 @@
       <w:spacing w:after="0" w:line="240" w:lineRule="auto"/>
     </w:pPr>
     <w:rPr>
+      <w:rFonts w:eastAsia="黑体"/>
       <w:color w:themeColor="text1" w:val="000000"/>
     </w:rPr>
     <w:tblPr>
@@ -15218,6 +15858,7 @@
     </w:tcPr>
     <w:tblStylePr w:type="firstRow">
       <w:rPr>
+        <w:rFonts w:eastAsia="黑体"/>
         <w:b/>
         <w:bCs/>
       </w:rPr>
@@ -15228,6 +15869,7 @@
     </w:tblStylePr>
     <w:tblStylePr w:type="lastRow">
       <w:rPr>
+        <w:rFonts w:eastAsia="黑体"/>
         <w:b/>
         <w:bCs/>
         <w:color w:themeColor="text1" w:val="000000"/>
@@ -15239,6 +15881,7 @@
     </w:tblStylePr>
     <w:tblStylePr w:type="firstCol">
       <w:rPr>
+        <w:rFonts w:eastAsia="黑体"/>
         <w:color w:themeColor="background1" w:val="FFFFFF"/>
       </w:rPr>
       <w:tblPr/>
@@ -15248,6 +15891,7 @@
     </w:tblStylePr>
     <w:tblStylePr w:type="lastCol">
       <w:rPr>
+        <w:rFonts w:eastAsia="黑体"/>
         <w:color w:themeColor="background1" w:val="FFFFFF"/>
       </w:rPr>
       <w:tblPr/>
@@ -15277,6 +15921,7 @@
       <w:spacing w:after="0" w:line="240" w:lineRule="auto"/>
     </w:pPr>
     <w:rPr>
+      <w:rFonts w:eastAsia="黑体"/>
       <w:color w:themeColor="text1" w:val="000000"/>
     </w:rPr>
     <w:tblPr>
@@ -15298,6 +15943,7 @@
     </w:tcPr>
     <w:tblStylePr w:type="firstRow">
       <w:rPr>
+        <w:rFonts w:eastAsia="黑体"/>
         <w:b/>
         <w:bCs/>
       </w:rPr>
@@ -15308,6 +15954,7 @@
     </w:tblStylePr>
     <w:tblStylePr w:type="lastRow">
       <w:rPr>
+        <w:rFonts w:eastAsia="黑体"/>
         <w:b/>
         <w:bCs/>
         <w:color w:themeColor="text1" w:val="000000"/>
@@ -15319,6 +15966,7 @@
     </w:tblStylePr>
     <w:tblStylePr w:type="firstCol">
       <w:rPr>
+        <w:rFonts w:eastAsia="黑体"/>
         <w:color w:themeColor="background1" w:val="FFFFFF"/>
       </w:rPr>
       <w:tblPr/>
@@ -15328,6 +15976,7 @@
     </w:tblStylePr>
     <w:tblStylePr w:type="lastCol">
       <w:rPr>
+        <w:rFonts w:eastAsia="黑体"/>
         <w:color w:themeColor="background1" w:val="FFFFFF"/>
       </w:rPr>
       <w:tblPr/>
@@ -15357,6 +16006,7 @@
       <w:spacing w:after="0" w:line="240" w:lineRule="auto"/>
     </w:pPr>
     <w:rPr>
+      <w:rFonts w:eastAsia="黑体"/>
       <w:color w:themeColor="text1" w:val="000000"/>
     </w:rPr>
     <w:tblPr>
@@ -15378,6 +16028,7 @@
     </w:tcPr>
     <w:tblStylePr w:type="firstRow">
       <w:rPr>
+        <w:rFonts w:eastAsia="黑体"/>
         <w:b/>
         <w:bCs/>
       </w:rPr>
@@ -15388,6 +16039,7 @@
     </w:tblStylePr>
     <w:tblStylePr w:type="lastRow">
       <w:rPr>
+        <w:rFonts w:eastAsia="黑体"/>
         <w:b/>
         <w:bCs/>
         <w:color w:themeColor="text1" w:val="000000"/>
@@ -15399,6 +16051,7 @@
     </w:tblStylePr>
     <w:tblStylePr w:type="firstCol">
       <w:rPr>
+        <w:rFonts w:eastAsia="黑体"/>
         <w:color w:themeColor="background1" w:val="FFFFFF"/>
       </w:rPr>
       <w:tblPr/>
@@ -15408,6 +16061,7 @@
     </w:tblStylePr>
     <w:tblStylePr w:type="lastCol">
       <w:rPr>
+        <w:rFonts w:eastAsia="黑体"/>
         <w:color w:themeColor="background1" w:val="FFFFFF"/>
       </w:rPr>
       <w:tblPr/>
@@ -15437,6 +16091,7 @@
       <w:spacing w:after="0" w:line="240" w:lineRule="auto"/>
     </w:pPr>
     <w:rPr>
+      <w:rFonts w:eastAsia="黑体"/>
       <w:color w:themeColor="text1" w:val="000000"/>
     </w:rPr>
     <w:tblPr>
@@ -15458,6 +16113,7 @@
     </w:tcPr>
     <w:tblStylePr w:type="firstRow">
       <w:rPr>
+        <w:rFonts w:eastAsia="黑体"/>
         <w:b/>
         <w:bCs/>
       </w:rPr>
@@ -15468,6 +16124,7 @@
     </w:tblStylePr>
     <w:tblStylePr w:type="lastRow">
       <w:rPr>
+        <w:rFonts w:eastAsia="黑体"/>
         <w:b/>
         <w:bCs/>
         <w:color w:themeColor="text1" w:val="000000"/>
@@ -15479,6 +16136,7 @@
     </w:tblStylePr>
     <w:tblStylePr w:type="firstCol">
       <w:rPr>
+        <w:rFonts w:eastAsia="黑体"/>
         <w:color w:themeColor="background1" w:val="FFFFFF"/>
       </w:rPr>
       <w:tblPr/>
@@ -15488,6 +16146,7 @@
     </w:tblStylePr>
     <w:tblStylePr w:type="lastCol">
       <w:rPr>
+        <w:rFonts w:eastAsia="黑体"/>
         <w:color w:themeColor="background1" w:val="FFFFFF"/>
       </w:rPr>
       <w:tblPr/>
@@ -15517,6 +16176,7 @@
       <w:spacing w:after="0" w:line="240" w:lineRule="auto"/>
     </w:pPr>
     <w:rPr>
+      <w:rFonts w:eastAsia="黑体"/>
       <w:color w:themeColor="text1" w:val="000000"/>
     </w:rPr>
     <w:tblPr>
@@ -15538,6 +16198,7 @@
     </w:tcPr>
     <w:tblStylePr w:type="firstRow">
       <w:rPr>
+        <w:rFonts w:eastAsia="黑体"/>
         <w:b/>
         <w:bCs/>
       </w:rPr>
@@ -15548,6 +16209,7 @@
     </w:tblStylePr>
     <w:tblStylePr w:type="lastRow">
       <w:rPr>
+        <w:rFonts w:eastAsia="黑体"/>
         <w:b/>
         <w:bCs/>
         <w:color w:themeColor="text1" w:val="000000"/>
@@ -15559,6 +16221,7 @@
     </w:tblStylePr>
     <w:tblStylePr w:type="firstCol">
       <w:rPr>
+        <w:rFonts w:eastAsia="黑体"/>
         <w:color w:themeColor="background1" w:val="FFFFFF"/>
       </w:rPr>
       <w:tblPr/>
@@ -15568,6 +16231,7 @@
     </w:tblStylePr>
     <w:tblStylePr w:type="lastCol">
       <w:rPr>
+        <w:rFonts w:eastAsia="黑体"/>
         <w:color w:themeColor="background1" w:val="FFFFFF"/>
       </w:rPr>
       <w:tblPr/>
@@ -15600,6 +16264,7 @@
     <w:name w:val="KeywordTok"/>
     <w:basedOn w:val="VerbatimChar"/>
     <w:rPr>
+      <w:rFonts w:eastAsia="黑体"/>
       <w:b/>
       <w:color w:val="007020"/>
     </w:rPr>
@@ -15608,6 +16273,7 @@
     <w:name w:val="DataTypeTok"/>
     <w:basedOn w:val="VerbatimChar"/>
     <w:rPr>
+      <w:rFonts w:eastAsia="黑体"/>
       <w:color w:val="902000"/>
     </w:rPr>
   </w:style>
@@ -15615,6 +16281,7 @@
     <w:name w:val="DecValTok"/>
     <w:basedOn w:val="VerbatimChar"/>
     <w:rPr>
+      <w:rFonts w:eastAsia="黑体"/>
       <w:color w:val="40a070"/>
     </w:rPr>
   </w:style>
@@ -15622,6 +16289,7 @@
     <w:name w:val="BaseNTok"/>
     <w:basedOn w:val="VerbatimChar"/>
     <w:rPr>
+      <w:rFonts w:eastAsia="黑体"/>
       <w:color w:val="40a070"/>
     </w:rPr>
   </w:style>
@@ -15629,6 +16297,7 @@
     <w:name w:val="FloatTok"/>
     <w:basedOn w:val="VerbatimChar"/>
     <w:rPr>
+      <w:rFonts w:eastAsia="黑体"/>
       <w:color w:val="40a070"/>
     </w:rPr>
   </w:style>
@@ -15636,6 +16305,7 @@
     <w:name w:val="ConstantTok"/>
     <w:basedOn w:val="VerbatimChar"/>
     <w:rPr>
+      <w:rFonts w:eastAsia="黑体"/>
       <w:color w:val="880000"/>
     </w:rPr>
   </w:style>
@@ -15643,6 +16313,7 @@
     <w:name w:val="CharTok"/>
     <w:basedOn w:val="VerbatimChar"/>
     <w:rPr>
+      <w:rFonts w:eastAsia="黑体"/>
       <w:color w:val="4070a0"/>
     </w:rPr>
   </w:style>
@@ -15650,6 +16321,7 @@
     <w:name w:val="SpecialCharTok"/>
     <w:basedOn w:val="VerbatimChar"/>
     <w:rPr>
+      <w:rFonts w:eastAsia="黑体"/>
       <w:color w:val="4070a0"/>
     </w:rPr>
   </w:style>
@@ -15657,6 +16329,7 @@
     <w:name w:val="StringTok"/>
     <w:basedOn w:val="VerbatimChar"/>
     <w:rPr>
+      <w:rFonts w:eastAsia="黑体"/>
       <w:color w:val="4070a0"/>
     </w:rPr>
   </w:style>
@@ -15664,6 +16337,7 @@
     <w:name w:val="VerbatimStringTok"/>
     <w:basedOn w:val="VerbatimChar"/>
     <w:rPr>
+      <w:rFonts w:eastAsia="黑体"/>
       <w:color w:val="4070a0"/>
     </w:rPr>
   </w:style>
@@ -15671,6 +16345,7 @@
     <w:name w:val="SpecialStringTok"/>
     <w:basedOn w:val="VerbatimChar"/>
     <w:rPr>
+      <w:rFonts w:eastAsia="黑体"/>
       <w:color w:val="bb6688"/>
     </w:rPr>
   </w:style>
@@ -15678,6 +16353,7 @@
     <w:name w:val="ImportTok"/>
     <w:basedOn w:val="VerbatimChar"/>
     <w:rPr>
+      <w:rFonts w:eastAsia="黑体"/>
       <w:b/>
       <w:color w:val="008000"/>
     </w:rPr>
@@ -15686,6 +16362,7 @@
     <w:name w:val="CommentTok"/>
     <w:basedOn w:val="VerbatimChar"/>
     <w:rPr>
+      <w:rFonts w:eastAsia="黑体"/>
       <w:i/>
       <w:color w:val="60a0b0"/>
     </w:rPr>
@@ -15694,6 +16371,7 @@
     <w:name w:val="DocumentationTok"/>
     <w:basedOn w:val="VerbatimChar"/>
     <w:rPr>
+      <w:rFonts w:eastAsia="黑体"/>
       <w:i/>
       <w:color w:val="ba2121"/>
     </w:rPr>
@@ -15702,6 +16380,7 @@
     <w:name w:val="AnnotationTok"/>
     <w:basedOn w:val="VerbatimChar"/>
     <w:rPr>
+      <w:rFonts w:eastAsia="黑体"/>
       <w:b/>
       <w:i/>
       <w:color w:val="60a0b0"/>
@@ -15711,6 +16390,7 @@
     <w:name w:val="CommentVarTok"/>
     <w:basedOn w:val="VerbatimChar"/>
     <w:rPr>
+      <w:rFonts w:eastAsia="黑体"/>
       <w:b/>
       <w:i/>
       <w:color w:val="60a0b0"/>
@@ -15720,6 +16400,7 @@
     <w:name w:val="OtherTok"/>
     <w:basedOn w:val="VerbatimChar"/>
     <w:rPr>
+      <w:rFonts w:eastAsia="黑体"/>
       <w:color w:val="007020"/>
     </w:rPr>
   </w:style>
@@ -15727,6 +16408,7 @@
     <w:name w:val="FunctionTok"/>
     <w:basedOn w:val="VerbatimChar"/>
     <w:rPr>
+      <w:rFonts w:eastAsia="黑体"/>
       <w:color w:val="06287e"/>
     </w:rPr>
   </w:style>
@@ -15734,6 +16416,7 @@
     <w:name w:val="VariableTok"/>
     <w:basedOn w:val="VerbatimChar"/>
     <w:rPr>
+      <w:rFonts w:eastAsia="黑体"/>
       <w:color w:val="19177c"/>
     </w:rPr>
   </w:style>
@@ -15741,6 +16424,7 @@
     <w:name w:val="ControlFlowTok"/>
     <w:basedOn w:val="VerbatimChar"/>
     <w:rPr>
+      <w:rFonts w:eastAsia="黑体"/>
       <w:b/>
       <w:color w:val="007020"/>
     </w:rPr>
@@ -15749,6 +16433,7 @@
     <w:name w:val="OperatorTok"/>
     <w:basedOn w:val="VerbatimChar"/>
     <w:rPr>
+      <w:rFonts w:eastAsia="黑体"/>
       <w:color w:val="666666"/>
     </w:rPr>
   </w:style>
@@ -15756,18 +16441,22 @@
     <w:name w:val="BuiltInTok"/>
     <w:basedOn w:val="VerbatimChar"/>
     <w:rPr>
+      <w:rFonts w:eastAsia="黑体"/>
       <w:color w:val="008000"/>
     </w:rPr>
   </w:style>
   <w:style w:type="character" w:customStyle="1" w:styleId="ExtensionTok">
     <w:name w:val="ExtensionTok"/>
     <w:basedOn w:val="VerbatimChar"/>
-    <w:rPr/>
+    <w:rPr>
+      <w:rFonts w:eastAsia="黑体"/>
+    </w:rPr>
   </w:style>
   <w:style w:type="character" w:customStyle="1" w:styleId="PreprocessorTok">
     <w:name w:val="PreprocessorTok"/>
     <w:basedOn w:val="VerbatimChar"/>
     <w:rPr>
+      <w:rFonts w:eastAsia="黑体"/>
       <w:color w:val="bc7a00"/>
     </w:rPr>
   </w:style>
@@ -15775,18 +16464,22 @@
     <w:name w:val="AttributeTok"/>
     <w:basedOn w:val="VerbatimChar"/>
     <w:rPr>
+      <w:rFonts w:eastAsia="黑体"/>
       <w:color w:val="7d9029"/>
     </w:rPr>
   </w:style>
   <w:style w:type="character" w:customStyle="1" w:styleId="RegionMarkerTok">
     <w:name w:val="RegionMarkerTok"/>
     <w:basedOn w:val="VerbatimChar"/>
-    <w:rPr/>
+    <w:rPr>
+      <w:rFonts w:eastAsia="黑体"/>
+    </w:rPr>
   </w:style>
   <w:style w:type="character" w:customStyle="1" w:styleId="InformationTok">
     <w:name w:val="InformationTok"/>
     <w:basedOn w:val="VerbatimChar"/>
     <w:rPr>
+      <w:rFonts w:eastAsia="黑体"/>
       <w:b/>
       <w:i/>
       <w:color w:val="60a0b0"/>
@@ -15796,6 +16489,7 @@
     <w:name w:val="WarningTok"/>
     <w:basedOn w:val="VerbatimChar"/>
     <w:rPr>
+      <w:rFonts w:eastAsia="黑体"/>
       <w:b/>
       <w:i/>
       <w:color w:val="60a0b0"/>
@@ -15805,6 +16499,7 @@
     <w:name w:val="AlertTok"/>
     <w:basedOn w:val="VerbatimChar"/>
     <w:rPr>
+      <w:rFonts w:eastAsia="黑体"/>
       <w:b/>
       <w:color w:val="ff0000"/>
     </w:rPr>
@@ -15813,6 +16508,7 @@
     <w:name w:val="ErrorTok"/>
     <w:basedOn w:val="VerbatimChar"/>
     <w:rPr>
+      <w:rFonts w:eastAsia="黑体"/>
       <w:b/>
       <w:color w:val="ff0000"/>
     </w:rPr>
@@ -15820,7 +16516,9 @@
   <w:style w:type="character" w:customStyle="1" w:styleId="NormalTok">
     <w:name w:val="NormalTok"/>
     <w:basedOn w:val="VerbatimChar"/>
-    <w:rPr/>
+    <w:rPr>
+      <w:rFonts w:eastAsia="黑体"/>
+    </w:rPr>
   </w:style>
 </w:styles>
 </file>
@@ -15869,12 +16567,12 @@
     <a:fontScheme name="Office">
       <a:majorFont>
         <a:latin typeface="Calibri"/>
-        <a:ea typeface=""/>
+        <a:ea typeface="黑体"/>
         <a:cs typeface=""/>
         <a:font script="Jpan" typeface="ＭＳ ゴシック"/>
         <a:font script="Hang" typeface="맑은 고딕"/>
-        <a:font script="Hans" typeface="宋体"/>
-        <a:font script="Hant" typeface="新細明體"/>
+        <a:font script="Hans" typeface="黑体"/>
+        <a:font script="Hant" typeface="黑体"/>
         <a:font script="Arab" typeface="Times New Roman"/>
         <a:font script="Hebr" typeface="Times New Roman"/>
         <a:font script="Thai" typeface="Angsana New"/>
@@ -15904,12 +16602,12 @@
       </a:majorFont>
       <a:minorFont>
         <a:latin typeface="Cambria"/>
-        <a:ea typeface=""/>
+        <a:ea typeface="黑体"/>
         <a:cs typeface=""/>
         <a:font script="Jpan" typeface="ＭＳ 明朝"/>
         <a:font script="Hang" typeface="맑은 고딕"/>
-        <a:font script="Hans" typeface="宋体"/>
-        <a:font script="Hant" typeface="新細明體"/>
+        <a:font script="Hans" typeface="黑体"/>
+        <a:font script="Hant" typeface="黑体"/>
         <a:font script="Arab" typeface="Arial"/>
         <a:font script="Hebr" typeface="Arial"/>
         <a:font script="Thai" typeface="Cordia New"/>

--- a/01-电源电路/01-线性稳压电路/多路输出稳压电路/多路输出稳压电路.docx
+++ b/01-电源电路/01-线性稳压电路/多路输出稳压电路/多路输出稳压电路.docx
@@ -3496,7 +3496,7 @@
           <w:color w:val="555555"/>
           <w:sz w:val="21"/>
         </w:rPr>
-        <w:t>材料收集者：杜文杰，WX手机：19519196569，QQ:3478827729</w:t>
+        <w:t>材料收集者：杜文杰，微信/手机：19519196569，QQ:3478827729</w:t>
       </w:r>
     </w:p>
     <w:sectPr>
